--- a/Postgrado_Kubernetes_Platform_Engineering.docx
+++ b/Postgrado_Kubernetes_Platform_Engineering.docx
@@ -18,7 +18,7 @@
           <w:color w:val="4B5563"/>
           <w:sz w:val="28"/>
         </w:rPr>
-        <w:t>POSTGRADO UNIVERSITARIO</w:t>
+        <w:t>POSGRADO</w:t>
       </w:r>
     </w:p>
     <w:p>
@@ -32,9 +32,9 @@
           <w:color w:val="1A56DB"/>
           <w:sz w:val="56"/>
         </w:rPr>
-        <w:t>Kubernetes &amp;</w:t>
+        <w:t>Platform Engineering &amp; DevOps</w:t>
         <w:br/>
-        <w:t>Platform Engineering</w:t>
+        <w:t>con Kubernetes</w:t>
       </w:r>
     </w:p>
     <w:p>
@@ -48,7 +48,7 @@
           <w:color w:val="4B5563"/>
           <w:sz w:val="24"/>
         </w:rPr>
-        <w:t>De DevOps a Plataformas Internas de Desarrollo a Escala</w:t>
+        <w:t>Conviértete en Platform Engineer: especialízate en Kubernetes y despliega la nueva generación de plataformas cloud.</w:t>
       </w:r>
     </w:p>
     <w:p>
@@ -69,7 +69,7 @@
     </w:p>
     <w:p>
       <w:r>
-        <w:t>Este postgrado forma ingenieros y arquitectos capaces de diseñar, implementar y operar plataformas internas de desarrollo sobre Kubernetes a escala empresarial. El programa integra los fundamentos de DevOps con las prácticas avanzadas de Platform Engineering, cubriendo el ciclo completo: desde la infraestructura cloud y la gestión de secretos hasta los flujos GitOps, la observabilidad distribuida y la gestión multicluster en entornos productivos de alta exigencia.</w:t>
+        <w:t>Este posgrado forma ingenieros capaces de diseñar, implementar y operar plataformas internas de desarrollo (IDP) sobre Kubernetes a escala empresarial. El programa integra los fundamentos de DevOps con las prácticas avanzadas de Platform Engineering, cubriendo el ciclo completo: desde la infraestructura cloud y la programación para automatización hasta los flujos GitOps, la observabilidad distribuida y la gestión multicluster en entornos productivos.</w:t>
       </w:r>
     </w:p>
     <w:p>
@@ -119,7 +119,7 @@
                 <w:color w:val="1A56DB"/>
                 <w:sz w:val="36"/>
               </w:rPr>
-              <w:t>12</w:t>
+              <w:t>90h</w:t>
             </w:r>
           </w:p>
           <w:p>
@@ -131,7 +131,7 @@
                 <w:color w:val="4B5563"/>
                 <w:sz w:val="18"/>
               </w:rPr>
-              <w:t>Módulos</w:t>
+              <w:t>Horas lectivas</w:t>
             </w:r>
           </w:p>
         </w:tc>
@@ -150,7 +150,7 @@
                 <w:color w:val="1A56DB"/>
                 <w:sz w:val="36"/>
               </w:rPr>
-              <w:t>140h</w:t>
+              <w:t>12</w:t>
             </w:r>
           </w:p>
           <w:p>
@@ -162,7 +162,7 @@
                 <w:color w:val="4B5563"/>
                 <w:sz w:val="18"/>
               </w:rPr>
-              <w:t>Horas lectivas</w:t>
+              <w:t>ECTS</w:t>
             </w:r>
           </w:p>
         </w:tc>
@@ -181,7 +181,7 @@
                 <w:color w:val="1A56DB"/>
                 <w:sz w:val="36"/>
               </w:rPr>
-              <w:t>3</w:t>
+              <w:t>6 + PF</w:t>
             </w:r>
           </w:p>
           <w:p>
@@ -193,7 +193,7 @@
                 <w:color w:val="4B5563"/>
                 <w:sz w:val="18"/>
               </w:rPr>
-              <w:t>Clouds</w:t>
+              <w:t>Módulos + Proyecto</w:t>
             </w:r>
           </w:p>
         </w:tc>
@@ -212,7 +212,7 @@
                 <w:color w:val="1A56DB"/>
                 <w:sz w:val="36"/>
               </w:rPr>
-              <w:t>35+</w:t>
+              <w:t>3</w:t>
             </w:r>
           </w:p>
           <w:p>
@@ -224,7 +224,183 @@
                 <w:color w:val="4B5563"/>
                 <w:sz w:val="18"/>
               </w:rPr>
-              <w:t>Herramientas</w:t>
+              <w:t>Clouds</w:t>
+            </w:r>
+          </w:p>
+        </w:tc>
+      </w:tr>
+    </w:tbl>
+    <w:p/>
+    <w:tbl>
+      <w:tblPr>
+        <w:tblW w:type="auto" w:w="0"/>
+        <w:jc w:val="center"/>
+        <w:tblLook w:firstColumn="1" w:firstRow="1" w:lastColumn="0" w:lastRow="0" w:noHBand="0" w:noVBand="1" w:val="04A0"/>
+        <w:tblBorders>
+          <w:top w:val="single" w:sz="4" w:space="0" w:color="D1D5DB"/>
+          <w:left w:val="single" w:sz="4" w:space="0" w:color="D1D5DB"/>
+          <w:bottom w:val="single" w:sz="4" w:space="0" w:color="D1D5DB"/>
+          <w:right w:val="single" w:sz="4" w:space="0" w:color="D1D5DB"/>
+          <w:insideH w:val="single" w:sz="4" w:space="0" w:color="D1D5DB"/>
+          <w:insideV w:val="single" w:sz="4" w:space="0" w:color="D1D5DB"/>
+        </w:tblBorders>
+      </w:tblPr>
+      <w:tblGrid>
+        <w:gridCol w:w="4536"/>
+        <w:gridCol w:w="4536"/>
+      </w:tblGrid>
+      <w:tr>
+        <w:tc>
+          <w:tcPr>
+            <w:tcW w:type="dxa" w:w="2551"/>
+            <w:shd w:fill="E8F0FE"/>
+          </w:tcPr>
+          <w:p>
+            <w:r>
+              <w:rPr>
+                <w:b/>
+                <w:color w:val="1A56DB"/>
+                <w:sz w:val="18"/>
+              </w:rPr>
+              <w:t>Titulación</w:t>
+            </w:r>
+          </w:p>
+        </w:tc>
+        <w:tc>
+          <w:tcPr>
+            <w:tcW w:type="dxa" w:w="6520"/>
+            <w:shd w:fill="E8F0FE"/>
+          </w:tcPr>
+          <w:p>
+            <w:r>
+              <w:rPr>
+                <w:sz w:val="18"/>
+              </w:rPr>
+              <w:t>Diploma de experto en Platform Engineering y DevOps con Kubernetes (UPC)</w:t>
+            </w:r>
+          </w:p>
+        </w:tc>
+      </w:tr>
+      <w:tr>
+        <w:tc>
+          <w:tcPr>
+            <w:tcW w:type="dxa" w:w="2551"/>
+          </w:tcPr>
+          <w:p>
+            <w:r>
+              <w:rPr>
+                <w:b/>
+                <w:color w:val="1A56DB"/>
+                <w:sz w:val="18"/>
+              </w:rPr>
+              <w:t>Modalidad</w:t>
+            </w:r>
+          </w:p>
+        </w:tc>
+        <w:tc>
+          <w:tcPr>
+            <w:tcW w:type="dxa" w:w="6520"/>
+          </w:tcPr>
+          <w:p>
+            <w:r>
+              <w:rPr>
+                <w:sz w:val="18"/>
+              </w:rPr>
+              <w:t>Live online</w:t>
+            </w:r>
+          </w:p>
+        </w:tc>
+      </w:tr>
+      <w:tr>
+        <w:tc>
+          <w:tcPr>
+            <w:tcW w:type="dxa" w:w="2551"/>
+            <w:shd w:fill="E8F0FE"/>
+          </w:tcPr>
+          <w:p>
+            <w:r>
+              <w:rPr>
+                <w:b/>
+                <w:color w:val="1A56DB"/>
+                <w:sz w:val="18"/>
+              </w:rPr>
+              <w:t>Idioma</w:t>
+            </w:r>
+          </w:p>
+        </w:tc>
+        <w:tc>
+          <w:tcPr>
+            <w:tcW w:type="dxa" w:w="6520"/>
+            <w:shd w:fill="E8F0FE"/>
+          </w:tcPr>
+          <w:p>
+            <w:r>
+              <w:rPr>
+                <w:sz w:val="18"/>
+              </w:rPr>
+              <w:t>Español</w:t>
+            </w:r>
+          </w:p>
+        </w:tc>
+      </w:tr>
+      <w:tr>
+        <w:tc>
+          <w:tcPr>
+            <w:tcW w:type="dxa" w:w="2551"/>
+          </w:tcPr>
+          <w:p>
+            <w:r>
+              <w:rPr>
+                <w:b/>
+                <w:color w:val="1A56DB"/>
+                <w:sz w:val="18"/>
+              </w:rPr>
+              <w:t>Duración</w:t>
+            </w:r>
+          </w:p>
+        </w:tc>
+        <w:tc>
+          <w:tcPr>
+            <w:tcW w:type="dxa" w:w="6520"/>
+          </w:tcPr>
+          <w:p>
+            <w:r>
+              <w:rPr>
+                <w:sz w:val="18"/>
+              </w:rPr>
+              <w:t>5 meses</w:t>
+            </w:r>
+          </w:p>
+        </w:tc>
+      </w:tr>
+      <w:tr>
+        <w:tc>
+          <w:tcPr>
+            <w:tcW w:type="dxa" w:w="2551"/>
+            <w:shd w:fill="E8F0FE"/>
+          </w:tcPr>
+          <w:p>
+            <w:r>
+              <w:rPr>
+                <w:b/>
+                <w:color w:val="1A56DB"/>
+                <w:sz w:val="18"/>
+              </w:rPr>
+              <w:t>Dirección académica</w:t>
+            </w:r>
+          </w:p>
+        </w:tc>
+        <w:tc>
+          <w:tcPr>
+            <w:tcW w:type="dxa" w:w="6520"/>
+            <w:shd w:fill="E8F0FE"/>
+          </w:tcPr>
+          <w:p>
+            <w:r>
+              <w:rPr>
+                <w:sz w:val="18"/>
+              </w:rPr>
+              <w:t>Rael Garcia Arnes · René Serral Gracià</w:t>
             </w:r>
           </w:p>
         </w:tc>
@@ -268,7 +444,7 @@
               <w:rPr>
                 <w:sz w:val="20"/>
               </w:rPr>
-              <w:t>Ingenieros de software o sistemas con experiencia en desarrollo o administración de sistemas Linux. Se valorará conocimiento básico de redes TCP/IP, scripting y algún proveedor cloud. No se requiere experiencia previa en Kubernetes.</w:t>
+              <w:t>Profesionales con experiencia inicial en IT (software o sistemas) que quieren construir una base sólida en DevOps y Kubernetes con enfoque práctico. Se valorará conocimiento básico de redes TCP/IP, scripting y algún proveedor cloud. No se requiere experiencia previa en Kubernetes.</w:t>
             </w:r>
           </w:p>
         </w:tc>
@@ -335,10 +511,27 @@
         </w:tblBorders>
       </w:tblPr>
       <w:tblGrid>
-        <w:gridCol w:w="4536"/>
-        <w:gridCol w:w="4536"/>
+        <w:gridCol w:w="3024"/>
+        <w:gridCol w:w="3024"/>
+        <w:gridCol w:w="3024"/>
       </w:tblGrid>
       <w:tr>
+        <w:tc>
+          <w:tcPr>
+            <w:tcW w:type="dxa" w:w="1134"/>
+            <w:shd w:fill="1A56DB"/>
+          </w:tcPr>
+          <w:p>
+            <w:r>
+              <w:rPr>
+                <w:b/>
+                <w:color w:val="FFFFFF"/>
+                <w:sz w:val="20"/>
+              </w:rPr>
+              <w:t>Módulo</w:t>
+            </w:r>
+          </w:p>
+        </w:tc>
         <w:tc>
           <w:tcPr>
             <w:tcW w:type="dxa" w:w="1984"/>
@@ -351,13 +544,13 @@
                 <w:color w:val="FFFFFF"/>
                 <w:sz w:val="20"/>
               </w:rPr>
-              <w:t>Módulo</w:t>
+              <w:t>ECTS · Horas</w:t>
             </w:r>
           </w:p>
         </w:tc>
         <w:tc>
           <w:tcPr>
-            <w:tcW w:type="dxa" w:w="7087"/>
+            <w:tcW w:type="dxa" w:w="5953"/>
             <w:shd w:fill="1A56DB"/>
           </w:tcPr>
           <w:p>
@@ -375,7 +568,7 @@
       <w:tr>
         <w:tc>
           <w:tcPr>
-            <w:tcW w:type="dxa" w:w="1984"/>
+            <w:tcW w:type="dxa" w:w="1134"/>
           </w:tcPr>
           <w:p>
             <w:r>
@@ -384,20 +577,33 @@
                 <w:color w:val="1A56DB"/>
                 <w:sz w:val="20"/>
               </w:rPr>
-              <w:t>M01 · 4h</w:t>
+              <w:t>M1</w:t>
             </w:r>
           </w:p>
         </w:tc>
         <w:tc>
           <w:tcPr>
-            <w:tcW w:type="dxa" w:w="7087"/>
+            <w:tcW w:type="dxa" w:w="1984"/>
           </w:tcPr>
           <w:p>
             <w:r>
               <w:rPr>
                 <w:sz w:val="20"/>
               </w:rPr>
-              <w:t>Fundamentos de DevOps y Platform Engineering</w:t>
+              <w:t>1.5 ECTS · 12h</w:t>
+            </w:r>
+          </w:p>
+        </w:tc>
+        <w:tc>
+          <w:tcPr>
+            <w:tcW w:type="dxa" w:w="5953"/>
+          </w:tcPr>
+          <w:p>
+            <w:r>
+              <w:rPr>
+                <w:sz w:val="20"/>
+              </w:rPr>
+              <w:t>Fundamentos DevOps, Platform Engineering y Programación para Infraestructura</w:t>
             </w:r>
           </w:p>
         </w:tc>
@@ -405,23 +611,37 @@
       <w:tr>
         <w:tc>
           <w:tcPr>
+            <w:tcW w:type="dxa" w:w="1134"/>
+            <w:shd w:fill="E8F0FE"/>
+          </w:tcPr>
+          <w:p>
+            <w:r>
+              <w:rPr>
+                <w:b/>
+                <w:color w:val="1A56DB"/>
+                <w:sz w:val="20"/>
+              </w:rPr>
+              <w:t>M2</w:t>
+            </w:r>
+          </w:p>
+        </w:tc>
+        <w:tc>
+          <w:tcPr>
             <w:tcW w:type="dxa" w:w="1984"/>
             <w:shd w:fill="E8F0FE"/>
           </w:tcPr>
           <w:p>
             <w:r>
               <w:rPr>
-                <w:b/>
-                <w:color w:val="1A56DB"/>
                 <w:sz w:val="20"/>
               </w:rPr>
-              <w:t>M02 · 7h</w:t>
+              <w:t>1 ECTS · 12h</w:t>
             </w:r>
           </w:p>
         </w:tc>
         <w:tc>
           <w:tcPr>
-            <w:tcW w:type="dxa" w:w="7087"/>
+            <w:tcW w:type="dxa" w:w="5953"/>
             <w:shd w:fill="E8F0FE"/>
           </w:tcPr>
           <w:p>
@@ -429,7 +649,7 @@
               <w:rPr>
                 <w:sz w:val="20"/>
               </w:rPr>
-              <w:t>Programación para DevOps: Go, Python y Bash</w:t>
+              <w:t>Cloud Computing Multicloud e Infraestructura como Código</w:t>
             </w:r>
           </w:p>
         </w:tc>
@@ -437,7 +657,7 @@
       <w:tr>
         <w:tc>
           <w:tcPr>
-            <w:tcW w:type="dxa" w:w="1984"/>
+            <w:tcW w:type="dxa" w:w="1134"/>
           </w:tcPr>
           <w:p>
             <w:r>
@@ -446,20 +666,33 @@
                 <w:color w:val="1A56DB"/>
                 <w:sz w:val="20"/>
               </w:rPr>
-              <w:t>M03 · 4h</w:t>
+              <w:t>M3</w:t>
             </w:r>
           </w:p>
         </w:tc>
         <w:tc>
           <w:tcPr>
-            <w:tcW w:type="dxa" w:w="7087"/>
+            <w:tcW w:type="dxa" w:w="1984"/>
           </w:tcPr>
           <w:p>
             <w:r>
               <w:rPr>
                 <w:sz w:val="20"/>
               </w:rPr>
-              <w:t>Redes, DNS y CDN con Cloudflare</w:t>
+              <w:t>2 ECTS · 15h</w:t>
+            </w:r>
+          </w:p>
+        </w:tc>
+        <w:tc>
+          <w:tcPr>
+            <w:tcW w:type="dxa" w:w="5953"/>
+          </w:tcPr>
+          <w:p>
+            <w:r>
+              <w:rPr>
+                <w:sz w:val="20"/>
+              </w:rPr>
+              <w:t>Contenedores y Kubernetes Core. Ecosistema OCI</w:t>
             </w:r>
           </w:p>
         </w:tc>
@@ -467,23 +700,37 @@
       <w:tr>
         <w:tc>
           <w:tcPr>
+            <w:tcW w:type="dxa" w:w="1134"/>
+            <w:shd w:fill="E8F0FE"/>
+          </w:tcPr>
+          <w:p>
+            <w:r>
+              <w:rPr>
+                <w:b/>
+                <w:color w:val="1A56DB"/>
+                <w:sz w:val="20"/>
+              </w:rPr>
+              <w:t>M4</w:t>
+            </w:r>
+          </w:p>
+        </w:tc>
+        <w:tc>
+          <w:tcPr>
             <w:tcW w:type="dxa" w:w="1984"/>
             <w:shd w:fill="E8F0FE"/>
           </w:tcPr>
           <w:p>
             <w:r>
               <w:rPr>
-                <w:b/>
-                <w:color w:val="1A56DB"/>
                 <w:sz w:val="20"/>
               </w:rPr>
-              <w:t>M04 · 4h</w:t>
+              <w:t>2 ECTS · 15h</w:t>
             </w:r>
           </w:p>
         </w:tc>
         <w:tc>
           <w:tcPr>
-            <w:tcW w:type="dxa" w:w="7087"/>
+            <w:tcW w:type="dxa" w:w="5953"/>
             <w:shd w:fill="E8F0FE"/>
           </w:tcPr>
           <w:p>
@@ -491,7 +738,7 @@
               <w:rPr>
                 <w:sz w:val="20"/>
               </w:rPr>
-              <w:t>Control de Versiones Avanzado con Git</w:t>
+              <w:t>Kubernetes en Producción y Ecosistema Cloud Native</w:t>
             </w:r>
           </w:p>
         </w:tc>
@@ -499,7 +746,7 @@
       <w:tr>
         <w:tc>
           <w:tcPr>
-            <w:tcW w:type="dxa" w:w="1984"/>
+            <w:tcW w:type="dxa" w:w="1134"/>
           </w:tcPr>
           <w:p>
             <w:r>
@@ -508,20 +755,33 @@
                 <w:color w:val="1A56DB"/>
                 <w:sz w:val="20"/>
               </w:rPr>
-              <w:t>M05 · 10h</w:t>
+              <w:t>M5</w:t>
             </w:r>
           </w:p>
         </w:tc>
         <w:tc>
           <w:tcPr>
-            <w:tcW w:type="dxa" w:w="7087"/>
+            <w:tcW w:type="dxa" w:w="1984"/>
           </w:tcPr>
           <w:p>
             <w:r>
               <w:rPr>
                 <w:sz w:val="20"/>
               </w:rPr>
-              <w:t>Cloud Computing: AWS, Azure y GCP</w:t>
+              <w:t>2 ECTS · 15h</w:t>
+            </w:r>
+          </w:p>
+        </w:tc>
+        <w:tc>
+          <w:tcPr>
+            <w:tcW w:type="dxa" w:w="5953"/>
+          </w:tcPr>
+          <w:p>
+            <w:r>
+              <w:rPr>
+                <w:sz w:val="20"/>
+              </w:rPr>
+              <w:t>Observabilidad, GitOps, CI/CD y Networking Avanzado</w:t>
             </w:r>
           </w:p>
         </w:tc>
@@ -529,23 +789,37 @@
       <w:tr>
         <w:tc>
           <w:tcPr>
+            <w:tcW w:type="dxa" w:w="1134"/>
+            <w:shd w:fill="E8F0FE"/>
+          </w:tcPr>
+          <w:p>
+            <w:r>
+              <w:rPr>
+                <w:b/>
+                <w:color w:val="1A56DB"/>
+                <w:sz w:val="20"/>
+              </w:rPr>
+              <w:t>M6</w:t>
+            </w:r>
+          </w:p>
+        </w:tc>
+        <w:tc>
+          <w:tcPr>
             <w:tcW w:type="dxa" w:w="1984"/>
             <w:shd w:fill="E8F0FE"/>
           </w:tcPr>
           <w:p>
             <w:r>
               <w:rPr>
-                <w:b/>
-                <w:color w:val="1A56DB"/>
                 <w:sz w:val="20"/>
               </w:rPr>
-              <w:t>M06 · 7h</w:t>
+              <w:t>2 ECTS · 15h</w:t>
             </w:r>
           </w:p>
         </w:tc>
         <w:tc>
           <w:tcPr>
-            <w:tcW w:type="dxa" w:w="7087"/>
+            <w:tcW w:type="dxa" w:w="5953"/>
             <w:shd w:fill="E8F0FE"/>
           </w:tcPr>
           <w:p>
@@ -553,7 +827,7 @@
               <w:rPr>
                 <w:sz w:val="20"/>
               </w:rPr>
-              <w:t>Infraestructura como Código con Terraform</w:t>
+              <w:t>Platform Engineering Avanzado: Operators, Serverless y Multi-Cluster</w:t>
             </w:r>
           </w:p>
         </w:tc>
@@ -561,7 +835,7 @@
       <w:tr>
         <w:tc>
           <w:tcPr>
-            <w:tcW w:type="dxa" w:w="1984"/>
+            <w:tcW w:type="dxa" w:w="1134"/>
           </w:tcPr>
           <w:p>
             <w:r>
@@ -570,20 +844,33 @@
                 <w:color w:val="1A56DB"/>
                 <w:sz w:val="20"/>
               </w:rPr>
-              <w:t>M07 · 7h</w:t>
+              <w:t>PF</w:t>
             </w:r>
           </w:p>
         </w:tc>
         <w:tc>
           <w:tcPr>
-            <w:tcW w:type="dxa" w:w="7087"/>
+            <w:tcW w:type="dxa" w:w="1984"/>
           </w:tcPr>
           <w:p>
             <w:r>
               <w:rPr>
                 <w:sz w:val="20"/>
               </w:rPr>
-              <w:t>Contenedores y Ecosistema OCI</w:t>
+              <w:t>1.5 ECTS · 6h</w:t>
+            </w:r>
+          </w:p>
+        </w:tc>
+        <w:tc>
+          <w:tcPr>
+            <w:tcW w:type="dxa" w:w="5953"/>
+          </w:tcPr>
+          <w:p>
+            <w:r>
+              <w:rPr>
+                <w:sz w:val="20"/>
+              </w:rPr>
+              <w:t>Proyecto Final</w:t>
             </w:r>
           </w:p>
         </w:tc>
@@ -591,36 +878,18 @@
       <w:tr>
         <w:tc>
           <w:tcPr>
-            <w:tcW w:type="dxa" w:w="1984"/>
-            <w:shd w:fill="E8F0FE"/>
+            <w:tcW w:type="dxa" w:w="1134"/>
           </w:tcPr>
           <w:p>
             <w:r>
               <w:rPr>
                 <w:b/>
                 <w:color w:val="1A56DB"/>
-                <w:sz w:val="20"/>
-              </w:rPr>
-              <w:t>M08 · 28h</w:t>
+              </w:rPr>
+              <w:t>TOTAL</w:t>
             </w:r>
           </w:p>
         </w:tc>
-        <w:tc>
-          <w:tcPr>
-            <w:tcW w:type="dxa" w:w="7087"/>
-            <w:shd w:fill="E8F0FE"/>
-          </w:tcPr>
-          <w:p>
-            <w:r>
-              <w:rPr>
-                <w:sz w:val="20"/>
-              </w:rPr>
-              <w:t>Kubernetes Core: Arquitectura y Building Blocks</w:t>
-            </w:r>
-          </w:p>
-        </w:tc>
-      </w:tr>
-      <w:tr>
         <w:tc>
           <w:tcPr>
             <w:tcW w:type="dxa" w:w="1984"/>
@@ -630,118 +899,16 @@
               <w:rPr>
                 <w:b/>
                 <w:color w:val="1A56DB"/>
-                <w:sz w:val="20"/>
-              </w:rPr>
-              <w:t>M09 · 7h</w:t>
+              </w:rPr>
+              <w:t>12 ECTS · 90h</w:t>
             </w:r>
           </w:p>
         </w:tc>
         <w:tc>
           <w:tcPr>
-            <w:tcW w:type="dxa" w:w="7087"/>
+            <w:tcW w:type="dxa" w:w="5953"/>
           </w:tcPr>
-          <w:p>
-            <w:r>
-              <w:rPr>
-                <w:sz w:val="20"/>
-              </w:rPr>
-              <w:t>Kubernetes en Producción: Multi-cloud</w:t>
-            </w:r>
-          </w:p>
-        </w:tc>
-      </w:tr>
-      <w:tr>
-        <w:tc>
-          <w:tcPr>
-            <w:tcW w:type="dxa" w:w="1984"/>
-            <w:shd w:fill="E8F0FE"/>
-          </w:tcPr>
-          <w:p>
-            <w:r>
-              <w:rPr>
-                <w:b/>
-                <w:color w:val="1A56DB"/>
-                <w:sz w:val="20"/>
-              </w:rPr>
-              <w:t>M10 · 24h</w:t>
-            </w:r>
-          </w:p>
-        </w:tc>
-        <w:tc>
-          <w:tcPr>
-            <w:tcW w:type="dxa" w:w="7087"/>
-            <w:shd w:fill="E8F0FE"/>
-          </w:tcPr>
-          <w:p>
-            <w:r>
-              <w:rPr>
-                <w:sz w:val="20"/>
-              </w:rPr>
-              <w:t>Ecosistema Cloud Native: Bundles, IaC, Secrets y Observabilidad</w:t>
-            </w:r>
-          </w:p>
-        </w:tc>
-      </w:tr>
-      <w:tr>
-        <w:tc>
-          <w:tcPr>
-            <w:tcW w:type="dxa" w:w="1984"/>
-          </w:tcPr>
-          <w:p>
-            <w:r>
-              <w:rPr>
-                <w:b/>
-                <w:color w:val="1A56DB"/>
-                <w:sz w:val="20"/>
-              </w:rPr>
-              <w:t>M11 · 21h</w:t>
-            </w:r>
-          </w:p>
-        </w:tc>
-        <w:tc>
-          <w:tcPr>
-            <w:tcW w:type="dxa" w:w="7087"/>
-          </w:tcPr>
-          <w:p>
-            <w:r>
-              <w:rPr>
-                <w:sz w:val="20"/>
-              </w:rPr>
-              <w:t>GitOps, Pipelines y Networking Avanzado</w:t>
-            </w:r>
-          </w:p>
-        </w:tc>
-      </w:tr>
-      <w:tr>
-        <w:tc>
-          <w:tcPr>
-            <w:tcW w:type="dxa" w:w="1984"/>
-            <w:shd w:fill="E8F0FE"/>
-          </w:tcPr>
-          <w:p>
-            <w:r>
-              <w:rPr>
-                <w:b/>
-                <w:color w:val="1A56DB"/>
-                <w:sz w:val="20"/>
-              </w:rPr>
-              <w:t>M12 · 18h</w:t>
-            </w:r>
-          </w:p>
-        </w:tc>
-        <w:tc>
-          <w:tcPr>
-            <w:tcW w:type="dxa" w:w="7087"/>
-            <w:shd w:fill="E8F0FE"/>
-          </w:tcPr>
-          <w:p>
-            <w:r>
-              <w:rPr>
-                <w:sz w:val="20"/>
-              </w:rPr>
-              <w:t>Platform Engineering Avanzado: Operators, Serverless y Multi-cluster</w:t>
-            </w:r>
-          </w:p>
+          <w:p/>
         </w:tc>
       </w:tr>
     </w:tbl>
@@ -770,32 +937,287 @@
         <w:tc>
           <w:tcPr>
             <w:tcW w:type="dxa" w:w="9072"/>
-            <w:shd w:fill="1A56DB"/>
           </w:tcPr>
           <w:p>
+            <w:r>
+              <w:rPr>
+                <w:b/>
+                <w:color w:val="1A56DB"/>
+                <w:sz w:val="22"/>
+              </w:rPr>
+              <w:t>M1 | 1.5 ECTS · 12h</w:t>
+            </w:r>
+            <w:r>
+              <w:rPr>
+                <w:b/>
+                <w:color w:val="1F2A37"/>
+                <w:sz w:val="22"/>
+              </w:rPr>
+              <w:t xml:space="preserve">    Fundamentos DevOps, Platform Engineering y Programación para Infraestructura</w:t>
+            </w:r>
+          </w:p>
+          <w:p>
+            <w:r>
+              <w:rPr>
+                <w:i/>
+                <w:color w:val="4B5563"/>
+                <w:sz w:val="20"/>
+              </w:rPr>
+              <w:t>Contextualización del movimiento DevOps y su evolución hacia Platform Engineering. Competencias de programación asistidas por inteligencia artificial en Bash, Python y Go orientadas a la automatización de infraestructura, desarrollo de CLIs y construcción de controladores para Kubernetes.</w:t>
+            </w:r>
+          </w:p>
+          <w:p>
             <w:pPr>
-              <w:jc w:val="center"/>
+              <w:spacing w:before="40" w:after="20"/>
             </w:pPr>
             <w:r>
               <w:rPr>
                 <w:b/>
-                <w:color w:val="FFFFFF"/>
-                <w:sz w:val="22"/>
-              </w:rPr>
-              <w:t>BLOQUE I</w:t>
+                <w:color w:val="1A56DB"/>
+                <w:sz w:val="20"/>
+              </w:rPr>
+              <w:t>▸ Fundamentos de DevOps y Platform Engineering</w:t>
             </w:r>
           </w:p>
           <w:p>
             <w:pPr>
-              <w:jc w:val="center"/>
+              <w:spacing w:before="10" w:after="10"/>
             </w:pPr>
             <w:r>
               <w:rPr>
+                <w:color w:val="1F2A37"/>
+                <w:sz w:val="18"/>
+              </w:rPr>
+              <w:t xml:space="preserve">     ›  Historia y principios DevOps: de Waterfall a Agile a DevOps. Cultura, automatización, medición y compartición (CALMS)</w:t>
+            </w:r>
+          </w:p>
+          <w:p>
+            <w:pPr>
+              <w:spacing w:before="10" w:after="10"/>
+            </w:pPr>
+            <w:r>
+              <w:rPr>
+                <w:color w:val="1F2A37"/>
+                <w:sz w:val="18"/>
+              </w:rPr>
+              <w:t xml:space="preserve">     ›  Prácticas clave: CI/CD, Infrastructure as Code, Monitoring, Incident Management, Blameless Postmortems</w:t>
+            </w:r>
+          </w:p>
+          <w:p>
+            <w:pPr>
+              <w:spacing w:before="10" w:after="10"/>
+            </w:pPr>
+            <w:r>
+              <w:rPr>
+                <w:color w:val="1F2A37"/>
+                <w:sz w:val="18"/>
+              </w:rPr>
+              <w:t xml:space="preserve">     ›  El problema de escala de DevOps: de equipos pequeños a grandes organizaciones de ingeniería</w:t>
+            </w:r>
+          </w:p>
+          <w:p>
+            <w:pPr>
+              <w:spacing w:before="10" w:after="10"/>
+            </w:pPr>
+            <w:r>
+              <w:rPr>
+                <w:color w:val="1F2A37"/>
+                <w:sz w:val="18"/>
+              </w:rPr>
+              <w:t xml:space="preserve">     ›  Platform Engineering: definición, diferencias con DevOps y SRE, y casos de adopción real</w:t>
+            </w:r>
+          </w:p>
+          <w:p>
+            <w:pPr>
+              <w:spacing w:before="10" w:after="10"/>
+            </w:pPr>
+            <w:r>
+              <w:rPr>
+                <w:color w:val="1F2A37"/>
+                <w:sz w:val="18"/>
+              </w:rPr>
+              <w:t xml:space="preserve">     ›  Internal Developer Platforms (IDP): concepto, golden paths, ciclo de vida y Developer Experience (DevEx)</w:t>
+            </w:r>
+          </w:p>
+          <w:p>
+            <w:pPr>
+              <w:spacing w:before="10" w:after="10"/>
+            </w:pPr>
+            <w:r>
+              <w:rPr>
+                <w:color w:val="1F2A37"/>
+                <w:sz w:val="18"/>
+              </w:rPr>
+              <w:t xml:space="preserve">     ›  Team Topologies: stream-aligned, enabling, platform teams y complicated subsystem teams</w:t>
+            </w:r>
+          </w:p>
+          <w:p>
+            <w:pPr>
+              <w:spacing w:before="10" w:after="10"/>
+            </w:pPr>
+            <w:r>
+              <w:rPr>
+                <w:color w:val="1F2A37"/>
+                <w:sz w:val="18"/>
+              </w:rPr>
+              <w:t xml:space="preserve">     ›  Métricas de éxito: DORA metrics (Deployment Frequency, Lead Time, MTTR, Change Failure Rate) y framework SPACE</w:t>
+            </w:r>
+          </w:p>
+          <w:p>
+            <w:pPr>
+              <w:spacing w:before="10" w:after="10"/>
+            </w:pPr>
+            <w:r>
+              <w:rPr>
+                <w:color w:val="1F2A37"/>
+                <w:sz w:val="18"/>
+              </w:rPr>
+              <w:t xml:space="preserve">     ›  Backstage como portal de desarrollo interno: plugins, TechDocs y Software Catalog</w:t>
+            </w:r>
+          </w:p>
+          <w:p>
+            <w:pPr>
+              <w:spacing w:before="10" w:after="10"/>
+            </w:pPr>
+            <w:r>
+              <w:rPr>
+                <w:color w:val="1F2A37"/>
+                <w:sz w:val="18"/>
+              </w:rPr>
+              <w:t xml:space="preserve">     ›  El rol del Platform Engineer: responsabilidades, skills T-shaped y evolución de carrera</w:t>
+            </w:r>
+          </w:p>
+          <w:p>
+            <w:pPr>
+              <w:spacing w:before="40" w:after="20"/>
+            </w:pPr>
+            <w:r>
+              <w:rPr>
                 <w:b/>
-                <w:color w:val="FFFFFF"/>
-                <w:sz w:val="26"/>
-              </w:rPr>
-              <w:t>Fundamentos y Cultura DevOps</w:t>
+                <w:color w:val="1A56DB"/>
+                <w:sz w:val="20"/>
+              </w:rPr>
+              <w:t>▸ Programación para Infraestructura: Bash, Python y Go (asistida por IA)</w:t>
+            </w:r>
+          </w:p>
+          <w:p>
+            <w:pPr>
+              <w:spacing w:before="10" w:after="10"/>
+            </w:pPr>
+            <w:r>
+              <w:rPr>
+                <w:color w:val="1F2A37"/>
+                <w:sz w:val="18"/>
+              </w:rPr>
+              <w:t xml:space="preserve">     ›  Programación asistida por IA: copilots y asistentes para scripting, refactorización y generación de tests</w:t>
+            </w:r>
+          </w:p>
+          <w:p>
+            <w:pPr>
+              <w:spacing w:before="10" w:after="10"/>
+            </w:pPr>
+            <w:r>
+              <w:rPr>
+                <w:color w:val="1F2A37"/>
+                <w:sz w:val="18"/>
+              </w:rPr>
+              <w:t xml:space="preserve">     ›  Bash scripting avanzado: variables, estructuras de control, funciones, arrays y manejo de errores</w:t>
+            </w:r>
+          </w:p>
+          <w:p>
+            <w:pPr>
+              <w:spacing w:before="10" w:after="10"/>
+            </w:pPr>
+            <w:r>
+              <w:rPr>
+                <w:color w:val="1F2A37"/>
+                <w:sz w:val="18"/>
+              </w:rPr>
+              <w:t xml:space="preserve">     ›  Automatización de sistema: gestión de procesos, pipes, redirecciones, grep/sed/awk/jq/yq, cron y Makefiles</w:t>
+            </w:r>
+          </w:p>
+          <w:p>
+            <w:pPr>
+              <w:spacing w:before="10" w:after="10"/>
+            </w:pPr>
+            <w:r>
+              <w:rPr>
+                <w:color w:val="1F2A37"/>
+                <w:sz w:val="18"/>
+              </w:rPr>
+              <w:t xml:space="preserve">     ›  Python para DevOps: scripting, SDKs cloud (boto3, azure-sdk, google-cloud) y manejo de APIs REST</w:t>
+            </w:r>
+          </w:p>
+          <w:p>
+            <w:pPr>
+              <w:spacing w:before="10" w:after="10"/>
+            </w:pPr>
+            <w:r>
+              <w:rPr>
+                <w:color w:val="1F2A37"/>
+                <w:sz w:val="18"/>
+              </w:rPr>
+              <w:t xml:space="preserve">     ›  Python: manipulación de YAML/JSON/TOML, Jinja2 templating, CLIs con Click/Typer y testing con pytest</w:t>
+            </w:r>
+          </w:p>
+          <w:p>
+            <w:pPr>
+              <w:spacing w:before="10" w:after="10"/>
+            </w:pPr>
+            <w:r>
+              <w:rPr>
+                <w:color w:val="1F2A37"/>
+                <w:sz w:val="18"/>
+              </w:rPr>
+              <w:t xml:space="preserve">     ›  Go: sintaxis, tipos, structs, interfaces, goroutines, channels y manejo de errores idiomático</w:t>
+            </w:r>
+          </w:p>
+          <w:p>
+            <w:pPr>
+              <w:spacing w:before="10" w:after="10"/>
+            </w:pPr>
+            <w:r>
+              <w:rPr>
+                <w:color w:val="1F2A37"/>
+                <w:sz w:val="18"/>
+              </w:rPr>
+              <w:t xml:space="preserve">     ›  Go para infraestructura: desarrollo de CLIs con cobra/viper y cliente Kubernetes (client-go)</w:t>
+            </w:r>
+          </w:p>
+          <w:p>
+            <w:pPr>
+              <w:spacing w:before="10" w:after="10"/>
+            </w:pPr>
+            <w:r>
+              <w:rPr>
+                <w:color w:val="1F2A37"/>
+                <w:sz w:val="18"/>
+              </w:rPr>
+              <w:t xml:space="preserve">     ›  Patrones de desarrollo de controladores y operators en Go: reconciliation loop e informers</w:t>
+            </w:r>
+          </w:p>
+          <w:p>
+            <w:pPr>
+              <w:spacing w:before="10" w:after="10"/>
+            </w:pPr>
+            <w:r>
+              <w:rPr>
+                <w:color w:val="1F2A37"/>
+                <w:sz w:val="18"/>
+              </w:rPr>
+              <w:t xml:space="preserve">     ›  Testing en Go: unit tests, table-driven tests, mocks con testify e integración con CI</w:t>
+            </w:r>
+          </w:p>
+          <w:p>
+            <w:pPr>
+              <w:spacing w:before="10" w:after="10"/>
+            </w:pPr>
+            <w:r>
+              <w:rPr>
+                <w:color w:val="1F2A37"/>
+                <w:sz w:val="18"/>
+              </w:rPr>
+              <w:t xml:space="preserve">     ›  Herramientas de desarrollo: Makefile, direnv, pre-commit hooks y linters (golangci-lint, ruff)</w:t>
             </w:r>
           </w:p>
         </w:tc>
@@ -830,7 +1252,7 @@
                 <w:color w:val="1A56DB"/>
                 <w:sz w:val="22"/>
               </w:rPr>
-              <w:t>M01 | 4h</w:t>
+              <w:t>M2 | 1 ECTS · 12h</w:t>
             </w:r>
             <w:r>
               <w:rPr>
@@ -838,7 +1260,7 @@
                 <w:color w:val="1F2A37"/>
                 <w:sz w:val="22"/>
               </w:rPr>
-              <w:t xml:space="preserve">    Fundamentos de DevOps y Platform Engineering</w:t>
+              <w:t xml:space="preserve">    Cloud Computing Multicloud e Infraestructura como Código</w:t>
             </w:r>
           </w:p>
           <w:p>
@@ -848,259 +1270,551 @@
                 <w:color w:val="4B5563"/>
                 <w:sz w:val="20"/>
               </w:rPr>
-              <w:t>Contextualización histórica, filosófica y organizativa del movimiento DevOps y su evolución hacia Platform Engineering como disciplina.</w:t>
+              <w:t>Recursos fundamentales de AWS, Azure y GCP (computación, redes, almacenamiento, identidad y servicios gestionados). Terraform como herramienta central de aprovisionamiento declarativo multi-cloud: HCL, gestión del estado, módulos, testing y CI/CD. Redes, DNS y CDNs con Cloudflare. Control de versiones avanzado con Git.</w:t>
             </w:r>
           </w:p>
           <w:p>
             <w:pPr>
-              <w:spacing w:before="20" w:after="20"/>
+              <w:spacing w:before="40" w:after="20"/>
+            </w:pPr>
+            <w:r>
+              <w:rPr>
+                <w:b/>
+                <w:color w:val="1A56DB"/>
+                <w:sz w:val="20"/>
+              </w:rPr>
+              <w:t>▸ Redes, DNS y CDN con Cloudflare</w:t>
+            </w:r>
+          </w:p>
+          <w:p>
+            <w:pPr>
+              <w:spacing w:before="10" w:after="10"/>
             </w:pPr>
             <w:r>
               <w:rPr>
                 <w:color w:val="1F2A37"/>
                 <w:sz w:val="18"/>
               </w:rPr>
-              <w:t>›  Historia y principios DevOps: de Waterfall a Agile a DevOps. Cultura, automatización, medición y compartición (CALMS)</w:t>
+              <w:t xml:space="preserve">     ›  Revisión de fundamentos TCP/IP, UDP, TLS 1.3/mTLS, HTTP/2 y HTTP/3 (QUIC)</w:t>
             </w:r>
           </w:p>
           <w:p>
             <w:pPr>
-              <w:spacing w:before="20" w:after="20"/>
+              <w:spacing w:before="10" w:after="10"/>
             </w:pPr>
             <w:r>
               <w:rPr>
                 <w:color w:val="1F2A37"/>
                 <w:sz w:val="18"/>
               </w:rPr>
-              <w:t>›  Prácticas clave: CI/CD, Infrastructure as Code, Monitoring, Incident Management, Blameless Postmortems</w:t>
+              <w:t xml:space="preserve">     ›  DNS: resolución recursiva e iterativa, registros (A, AAAA, CNAME, TXT, SRV, NS), TTL y propagación</w:t>
             </w:r>
           </w:p>
           <w:p>
             <w:pPr>
-              <w:spacing w:before="20" w:after="20"/>
+              <w:spacing w:before="10" w:after="10"/>
             </w:pPr>
             <w:r>
               <w:rPr>
                 <w:color w:val="1F2A37"/>
                 <w:sz w:val="18"/>
               </w:rPr>
-              <w:t>›  El problema de escala de DevOps: de equipos pequeños a grandes organizaciones de ingeniería</w:t>
+              <w:t xml:space="preserve">     ›  DNS avanzado: DNSSEC, DNS-over-HTTPS, split-horizon DNS y service discovery basado en DNS</w:t>
             </w:r>
           </w:p>
           <w:p>
             <w:pPr>
-              <w:spacing w:before="20" w:after="20"/>
+              <w:spacing w:before="10" w:after="10"/>
             </w:pPr>
             <w:r>
               <w:rPr>
                 <w:color w:val="1F2A37"/>
                 <w:sz w:val="18"/>
               </w:rPr>
-              <w:t>›  Platform Engineering: definición, diferencias con DevOps y SRE, y casos de adopción real</w:t>
+              <w:t xml:space="preserve">     ›  CDN: arquitectura, edge caching, routing geográfico, invalidación y cache-control headers</w:t>
             </w:r>
           </w:p>
           <w:p>
             <w:pPr>
-              <w:spacing w:before="20" w:after="20"/>
+              <w:spacing w:before="10" w:after="10"/>
             </w:pPr>
             <w:r>
               <w:rPr>
                 <w:color w:val="1F2A37"/>
                 <w:sz w:val="18"/>
               </w:rPr>
-              <w:t>›  Internal Developer Platforms (IDP): concepto, golden paths, ciclo de vida y Developer Experience (DevEx)</w:t>
+              <w:t xml:space="preserve">     ›  Cloudflare: DNS authoritative, Cloudflare Tunnel, Workers, WAF, DDoS protection y R2</w:t>
             </w:r>
           </w:p>
           <w:p>
             <w:pPr>
-              <w:spacing w:before="20" w:after="20"/>
+              <w:spacing w:before="10" w:after="10"/>
             </w:pPr>
             <w:r>
               <w:rPr>
                 <w:color w:val="1F2A37"/>
                 <w:sz w:val="18"/>
               </w:rPr>
-              <w:t>›  Team Topologies: stream-aligned, enabling, platform teams y complicated subsystem teams</w:t>
+              <w:t xml:space="preserve">     ›  Certificados TLS: PKI, cadena de confianza, ACME protocol y automatización con Let's Encrypt</w:t>
             </w:r>
           </w:p>
           <w:p>
             <w:pPr>
-              <w:spacing w:before="20" w:after="20"/>
+              <w:spacing w:before="10" w:after="10"/>
             </w:pPr>
             <w:r>
               <w:rPr>
                 <w:color w:val="1F2A37"/>
                 <w:sz w:val="18"/>
               </w:rPr>
-              <w:t>›  Métricas de éxito: DORA metrics (Deployment Frequency, Lead Time, MTTR, Change Failure Rate) y framework SPACE</w:t>
+              <w:t xml:space="preserve">     ›  Load balancing: algoritmos, health checks, session persistence y global load balancing</w:t>
             </w:r>
           </w:p>
           <w:p>
             <w:pPr>
-              <w:spacing w:before="20" w:after="20"/>
+              <w:spacing w:before="40" w:after="20"/>
+            </w:pPr>
+            <w:r>
+              <w:rPr>
+                <w:b/>
+                <w:color w:val="1A56DB"/>
+                <w:sz w:val="20"/>
+              </w:rPr>
+              <w:t>▸ Control de Versiones Avanzado con Git</w:t>
+            </w:r>
+          </w:p>
+          <w:p>
+            <w:pPr>
+              <w:spacing w:before="10" w:after="10"/>
             </w:pPr>
             <w:r>
               <w:rPr>
                 <w:color w:val="1F2A37"/>
                 <w:sz w:val="18"/>
               </w:rPr>
-              <w:t>›  Backstage como portal de desarrollo interno: plugins, TechDocs y Software Catalog</w:t>
+              <w:t xml:space="preserve">     ›  Arquitectura interna de Git: objects (blob, tree, commit, tag), refs, packfiles, reflog y garbage collection</w:t>
             </w:r>
           </w:p>
           <w:p>
             <w:pPr>
-              <w:spacing w:before="20" w:after="20"/>
+              <w:spacing w:before="10" w:after="10"/>
             </w:pPr>
             <w:r>
               <w:rPr>
                 <w:color w:val="1F2A37"/>
                 <w:sz w:val="18"/>
               </w:rPr>
-              <w:t>›  El rol del Platform Engineer: responsabilidades, skills T-shaped y evolución de carrera</w:t>
-            </w:r>
-          </w:p>
-        </w:tc>
-      </w:tr>
-    </w:tbl>
-    <w:p/>
-    <w:tbl>
-      <w:tblPr>
-        <w:tblW w:type="auto" w:w="0"/>
-        <w:jc w:val="center"/>
-        <w:tblLook w:firstColumn="1" w:firstRow="1" w:lastColumn="0" w:lastRow="0" w:noHBand="0" w:noVBand="1" w:val="04A0"/>
-        <w:tblBorders>
-          <w:top w:val="single" w:sz="4" w:space="0" w:color="D1D5DB"/>
-          <w:left w:val="single" w:sz="4" w:space="0" w:color="D1D5DB"/>
-          <w:bottom w:val="single" w:sz="4" w:space="0" w:color="D1D5DB"/>
-          <w:right w:val="single" w:sz="4" w:space="0" w:color="D1D5DB"/>
-          <w:insideH w:val="single" w:sz="4" w:space="0" w:color="D1D5DB"/>
-          <w:insideV w:val="single" w:sz="4" w:space="0" w:color="D1D5DB"/>
-        </w:tblBorders>
-      </w:tblPr>
-      <w:tblGrid>
-        <w:gridCol w:w="2268"/>
-        <w:gridCol w:w="2268"/>
-        <w:gridCol w:w="2268"/>
-        <w:gridCol w:w="2268"/>
-      </w:tblGrid>
-      <w:tr>
-        <w:tc>
-          <w:tcPr>
-            <w:tcW w:type="dxa" w:w="1134"/>
-            <w:shd w:fill="1A56DB"/>
-          </w:tcPr>
-          <w:p>
-            <w:r>
-              <w:rPr>
-                <w:b/>
-                <w:color w:val="FFFFFF"/>
+              <w:t xml:space="preserve">     ›  Estrategias de branching: Git Flow, GitHub Flow, trunk-based development y comparativa práctica</w:t>
+            </w:r>
+          </w:p>
+          <w:p>
+            <w:pPr>
+              <w:spacing w:before="10" w:after="10"/>
+            </w:pPr>
+            <w:r>
+              <w:rPr>
+                <w:color w:val="1F2A37"/>
                 <w:sz w:val="18"/>
               </w:rPr>
-              <w:t>#</w:t>
-            </w:r>
-          </w:p>
-        </w:tc>
-        <w:tc>
-          <w:tcPr>
-            <w:tcW w:type="dxa" w:w="2268"/>
-            <w:shd w:fill="1A56DB"/>
-          </w:tcPr>
-          <w:p>
-            <w:r>
-              <w:rPr>
-                <w:b/>
-                <w:color w:val="FFFFFF"/>
+              <w:t xml:space="preserve">     ›  Rebases interactivos: squash, fixup, reword, edit y reordenación de commits</w:t>
+            </w:r>
+          </w:p>
+          <w:p>
+            <w:pPr>
+              <w:spacing w:before="10" w:after="10"/>
+            </w:pPr>
+            <w:r>
+              <w:rPr>
+                <w:color w:val="1F2A37"/>
                 <w:sz w:val="18"/>
               </w:rPr>
-              <w:t>Título</w:t>
-            </w:r>
-          </w:p>
-        </w:tc>
-        <w:tc>
-          <w:tcPr>
-            <w:tcW w:type="dxa" w:w="850"/>
-            <w:shd w:fill="1A56DB"/>
-          </w:tcPr>
-          <w:p>
-            <w:r>
-              <w:rPr>
-                <w:b/>
-                <w:color w:val="FFFFFF"/>
+              <w:t xml:space="preserve">     ›  Resolución de conflictos: estrategias de merge (recursive, ort), rerere, git mergetool y best practices</w:t>
+            </w:r>
+          </w:p>
+          <w:p>
+            <w:pPr>
+              <w:spacing w:before="10" w:after="10"/>
+            </w:pPr>
+            <w:r>
+              <w:rPr>
+                <w:color w:val="1F2A37"/>
                 <w:sz w:val="18"/>
               </w:rPr>
-              <w:t>Duración</w:t>
-            </w:r>
-          </w:p>
-        </w:tc>
-        <w:tc>
-          <w:tcPr>
-            <w:tcW w:type="dxa" w:w="4819"/>
-            <w:shd w:fill="1A56DB"/>
-          </w:tcPr>
-          <w:p>
-            <w:r>
-              <w:rPr>
-                <w:b/>
-                <w:color w:val="FFFFFF"/>
+              <w:t xml:space="preserve">     ›  Gestión de ramas: naming conventions, branch protection rules, CODEOWNERS y cleanup automático</w:t>
+            </w:r>
+          </w:p>
+          <w:p>
+            <w:pPr>
+              <w:spacing w:before="10" w:after="10"/>
+            </w:pPr>
+            <w:r>
+              <w:rPr>
+                <w:color w:val="1F2A37"/>
                 <w:sz w:val="18"/>
               </w:rPr>
-              <w:t>Contenido</w:t>
-            </w:r>
-          </w:p>
-        </w:tc>
-      </w:tr>
-      <w:tr>
-        <w:tc>
-          <w:tcPr>
-            <w:tcW w:type="dxa" w:w="1134"/>
-          </w:tcPr>
-          <w:p>
+              <w:t xml:space="preserve">     ›  Pull Requests y code review: merge strategies (merge, squash, rebase), signed commits y draft PRs</w:t>
+            </w:r>
+          </w:p>
+          <w:p>
+            <w:pPr>
+              <w:spacing w:before="10" w:after="10"/>
+            </w:pPr>
+            <w:r>
+              <w:rPr>
+                <w:color w:val="1F2A37"/>
+                <w:sz w:val="18"/>
+              </w:rPr>
+              <w:t xml:space="preserve">     ›  Git hooks: pre-commit, commit-msg, post-merge y automatización con pre-commit framework</w:t>
+            </w:r>
+          </w:p>
+          <w:p>
+            <w:pPr>
+              <w:spacing w:before="10" w:after="10"/>
+            </w:pPr>
+            <w:r>
+              <w:rPr>
+                <w:color w:val="1F2A37"/>
+                <w:sz w:val="18"/>
+              </w:rPr>
+              <w:t xml:space="preserve">     ›  Monorepos: estrategias, herramientas (Nx, Turborepo) y gestión de dependencias</w:t>
+            </w:r>
+          </w:p>
+          <w:p>
+            <w:pPr>
+              <w:spacing w:before="10" w:after="10"/>
+            </w:pPr>
+            <w:r>
+              <w:rPr>
+                <w:color w:val="1F2A37"/>
+                <w:sz w:val="18"/>
+              </w:rPr>
+              <w:t xml:space="preserve">     ›  Operaciones avanzadas: git bisect, git worktree, submodules, subtrees y sparse-checkout</w:t>
+            </w:r>
+          </w:p>
+          <w:p>
+            <w:pPr>
+              <w:spacing w:before="40" w:after="20"/>
+            </w:pPr>
             <w:r>
               <w:rPr>
                 <w:b/>
                 <w:color w:val="1A56DB"/>
+                <w:sz w:val="20"/>
+              </w:rPr>
+              <w:t>▸ Cloud Computing: AWS, Azure y GCP</w:t>
+            </w:r>
+          </w:p>
+          <w:p>
+            <w:pPr>
+              <w:spacing w:before="10" w:after="10"/>
+            </w:pPr>
+            <w:r>
+              <w:rPr>
+                <w:color w:val="1F2A37"/>
                 <w:sz w:val="18"/>
               </w:rPr>
-              <w:t>Sesión 1</w:t>
-            </w:r>
-          </w:p>
-        </w:tc>
-        <w:tc>
-          <w:tcPr>
-            <w:tcW w:type="dxa" w:w="2268"/>
-          </w:tcPr>
-          <w:p>
-            <w:r>
-              <w:rPr>
+              <w:t xml:space="preserve">     ›  AWS · IAM: users, roles, policies, OIDC federation, IRSA y AWS SSO</w:t>
+            </w:r>
+          </w:p>
+          <w:p>
+            <w:pPr>
+              <w:spacing w:before="10" w:after="10"/>
+            </w:pPr>
+            <w:r>
+              <w:rPr>
+                <w:color w:val="1F2A37"/>
                 <w:sz w:val="18"/>
               </w:rPr>
-              <w:t>DevOps y Platform Engineering</w:t>
-            </w:r>
-          </w:p>
-        </w:tc>
-        <w:tc>
-          <w:tcPr>
-            <w:tcW w:type="dxa" w:w="850"/>
-          </w:tcPr>
-          <w:p>
-            <w:r>
-              <w:rPr>
+              <w:t xml:space="preserve">     ›  AWS · Computación: EC2 (instance types, AMIs, user-data), Auto Scaling Groups, Lambda</w:t>
+            </w:r>
+          </w:p>
+          <w:p>
+            <w:pPr>
+              <w:spacing w:before="10" w:after="10"/>
+            </w:pPr>
+            <w:r>
+              <w:rPr>
+                <w:color w:val="1F2A37"/>
                 <w:sz w:val="18"/>
               </w:rPr>
-              <w:t>3.5h</w:t>
-            </w:r>
-          </w:p>
-        </w:tc>
-        <w:tc>
-          <w:tcPr>
-            <w:tcW w:type="dxa" w:w="4819"/>
-          </w:tcPr>
-          <w:p>
-            <w:r>
-              <w:rPr>
+              <w:t xml:space="preserve">     ›  AWS · Redes: VPC, subnets públicas/privadas, Security Groups, ALB/NLB, Route 53 y PrivateLink</w:t>
+            </w:r>
+          </w:p>
+          <w:p>
+            <w:pPr>
+              <w:spacing w:before="10" w:after="10"/>
+            </w:pPr>
+            <w:r>
+              <w:rPr>
+                <w:color w:val="1F2A37"/>
                 <w:sz w:val="18"/>
               </w:rPr>
-              <w:t>Historia DevOps, CALMS, prácticas CI/CD e IaC. Platform Engineering: IDP, golden paths, Team Topologies, DORA metrics. Backstage como portal interno.</w:t>
+              <w:t xml:space="preserve">     ›  AWS · Almacenamiento: S3 (lifecycle, versioning), EBS, EFS y ECR</w:t>
+            </w:r>
+          </w:p>
+          <w:p>
+            <w:pPr>
+              <w:spacing w:before="10" w:after="10"/>
+            </w:pPr>
+            <w:r>
+              <w:rPr>
+                <w:color w:val="1F2A37"/>
+                <w:sz w:val="18"/>
+              </w:rPr>
+              <w:t xml:space="preserve">     ›  AWS · Servicios gestionados: RDS, DynamoDB, SQS, CloudWatch y Secrets Manager</w:t>
+            </w:r>
+          </w:p>
+          <w:p>
+            <w:pPr>
+              <w:spacing w:before="10" w:after="10"/>
+            </w:pPr>
+            <w:r>
+              <w:rPr>
+                <w:color w:val="1F2A37"/>
+                <w:sz w:val="18"/>
+              </w:rPr>
+              <w:t xml:space="preserve">     ›  Azure · IAM: Entra ID, Managed Identities, RBAC y Azure Key Vault</w:t>
+            </w:r>
+          </w:p>
+          <w:p>
+            <w:pPr>
+              <w:spacing w:before="10" w:after="10"/>
+            </w:pPr>
+            <w:r>
+              <w:rPr>
+                <w:color w:val="1F2A37"/>
+                <w:sz w:val="18"/>
+              </w:rPr>
+              <w:t xml:space="preserve">     ›  Azure · Computación: VMs, VMSS, Azure Functions y Azure Container Apps</w:t>
+            </w:r>
+          </w:p>
+          <w:p>
+            <w:pPr>
+              <w:spacing w:before="10" w:after="10"/>
+            </w:pPr>
+            <w:r>
+              <w:rPr>
+                <w:color w:val="1F2A37"/>
+                <w:sz w:val="18"/>
+              </w:rPr>
+              <w:t xml:space="preserve">     ›  Azure · Redes: VNet, subnets, NSG, Load Balancer, Application Gateway y Azure DNS</w:t>
+            </w:r>
+          </w:p>
+          <w:p>
+            <w:pPr>
+              <w:spacing w:before="10" w:after="10"/>
+            </w:pPr>
+            <w:r>
+              <w:rPr>
+                <w:color w:val="1F2A37"/>
+                <w:sz w:val="18"/>
+              </w:rPr>
+              <w:t xml:space="preserve">     ›  Azure · Almacenamiento: Blob Storage, Azure Files, Managed Disks y ACR</w:t>
+            </w:r>
+          </w:p>
+          <w:p>
+            <w:pPr>
+              <w:spacing w:before="10" w:after="10"/>
+            </w:pPr>
+            <w:r>
+              <w:rPr>
+                <w:color w:val="1F2A37"/>
+                <w:sz w:val="18"/>
+              </w:rPr>
+              <w:t xml:space="preserve">     ›  Azure · Servicios gestionados: Azure SQL, Cosmos DB, Service Bus y Azure Monitor</w:t>
+            </w:r>
+          </w:p>
+          <w:p>
+            <w:pPr>
+              <w:spacing w:before="10" w:after="10"/>
+            </w:pPr>
+            <w:r>
+              <w:rPr>
+                <w:color w:val="1F2A37"/>
+                <w:sz w:val="18"/>
+              </w:rPr>
+              <w:t xml:space="preserve">     ›  GCP · IAM: Service Accounts, Workload Identity, org policies y Cloud Audit Logs</w:t>
+            </w:r>
+          </w:p>
+          <w:p>
+            <w:pPr>
+              <w:spacing w:before="10" w:after="10"/>
+            </w:pPr>
+            <w:r>
+              <w:rPr>
+                <w:color w:val="1F2A37"/>
+                <w:sz w:val="18"/>
+              </w:rPr>
+              <w:t xml:space="preserve">     ›  GCP · Computación: Compute Engine, Cloud Functions y Cloud Run</w:t>
+            </w:r>
+          </w:p>
+          <w:p>
+            <w:pPr>
+              <w:spacing w:before="10" w:after="10"/>
+            </w:pPr>
+            <w:r>
+              <w:rPr>
+                <w:color w:val="1F2A37"/>
+                <w:sz w:val="18"/>
+              </w:rPr>
+              <w:t xml:space="preserve">     ›  GCP · Redes: VPC, Firewall Rules, Cloud NAT, Cloud Load Balancing y Cloud DNS</w:t>
+            </w:r>
+          </w:p>
+          <w:p>
+            <w:pPr>
+              <w:spacing w:before="10" w:after="10"/>
+            </w:pPr>
+            <w:r>
+              <w:rPr>
+                <w:color w:val="1F2A37"/>
+                <w:sz w:val="18"/>
+              </w:rPr>
+              <w:t xml:space="preserve">     ›  GCP · Almacenamiento: Cloud Storage, Persistent Disk y Artifact Registry</w:t>
+            </w:r>
+          </w:p>
+          <w:p>
+            <w:pPr>
+              <w:spacing w:before="10" w:after="10"/>
+            </w:pPr>
+            <w:r>
+              <w:rPr>
+                <w:color w:val="1F2A37"/>
+                <w:sz w:val="18"/>
+              </w:rPr>
+              <w:t xml:space="preserve">     ›  GCP · Servicios gestionados: Cloud SQL, Firestore, Pub/Sub y Cloud Monitoring</w:t>
+            </w:r>
+          </w:p>
+          <w:p>
+            <w:pPr>
+              <w:spacing w:before="10" w:after="10"/>
+            </w:pPr>
+            <w:r>
+              <w:rPr>
+                <w:color w:val="1F2A37"/>
+                <w:sz w:val="18"/>
+              </w:rPr>
+              <w:t xml:space="preserve">     ›  Comparativa multi-cloud: estrategias de portabilidad, vendor lock-in y abstracción de recursos</w:t>
+            </w:r>
+          </w:p>
+          <w:p>
+            <w:pPr>
+              <w:spacing w:before="40" w:after="20"/>
+            </w:pPr>
+            <w:r>
+              <w:rPr>
+                <w:b/>
+                <w:color w:val="1A56DB"/>
+                <w:sz w:val="20"/>
+              </w:rPr>
+              <w:t>▸ Infraestructura como Código con Terraform</w:t>
+            </w:r>
+          </w:p>
+          <w:p>
+            <w:pPr>
+              <w:spacing w:before="10" w:after="10"/>
+            </w:pPr>
+            <w:r>
+              <w:rPr>
+                <w:color w:val="1F2A37"/>
+                <w:sz w:val="18"/>
+              </w:rPr>
+              <w:t xml:space="preserve">     ›  Fundamentos de IaC: filosofía declarativa vs imperativa, idempotencia y drift detection</w:t>
+            </w:r>
+          </w:p>
+          <w:p>
+            <w:pPr>
+              <w:spacing w:before="10" w:after="10"/>
+            </w:pPr>
+            <w:r>
+              <w:rPr>
+                <w:color w:val="1F2A37"/>
+                <w:sz w:val="18"/>
+              </w:rPr>
+              <w:t xml:space="preserve">     ›  HCL: sintaxis, tipos de datos, expresiones, funciones y meta-argumentos (count, for_each, depends_on)</w:t>
+            </w:r>
+          </w:p>
+          <w:p>
+            <w:pPr>
+              <w:spacing w:before="10" w:after="10"/>
+            </w:pPr>
+            <w:r>
+              <w:rPr>
+                <w:color w:val="1F2A37"/>
+                <w:sz w:val="18"/>
+              </w:rPr>
+              <w:t xml:space="preserve">     ›  Providers: configuración, autenticación y uso de los providers de AWS, Azure y GCP</w:t>
+            </w:r>
+          </w:p>
+          <w:p>
+            <w:pPr>
+              <w:spacing w:before="10" w:after="10"/>
+            </w:pPr>
+            <w:r>
+              <w:rPr>
+                <w:color w:val="1F2A37"/>
+                <w:sz w:val="18"/>
+              </w:rPr>
+              <w:t xml:space="preserve">     ›  State management: local vs remote state, state locking, backends (S3, GCS, Azure Blob) y workspaces</w:t>
+            </w:r>
+          </w:p>
+          <w:p>
+            <w:pPr>
+              <w:spacing w:before="10" w:after="10"/>
+            </w:pPr>
+            <w:r>
+              <w:rPr>
+                <w:color w:val="1F2A37"/>
+                <w:sz w:val="18"/>
+              </w:rPr>
+              <w:t xml:space="preserve">     ›  Módulos: diseño, versionado, registro público y privado, composición y reusabilidad</w:t>
+            </w:r>
+          </w:p>
+          <w:p>
+            <w:pPr>
+              <w:spacing w:before="10" w:after="10"/>
+            </w:pPr>
+            <w:r>
+              <w:rPr>
+                <w:color w:val="1F2A37"/>
+                <w:sz w:val="18"/>
+              </w:rPr>
+              <w:t xml:space="preserve">     ›  Patrones avanzados: for_each, dynamic blocks, moved blocks, import y workspaces</w:t>
+            </w:r>
+          </w:p>
+          <w:p>
+            <w:pPr>
+              <w:spacing w:before="10" w:after="10"/>
+            </w:pPr>
+            <w:r>
+              <w:rPr>
+                <w:color w:val="1F2A37"/>
+                <w:sz w:val="18"/>
+              </w:rPr>
+              <w:t xml:space="preserve">     ›  Terraform en CI/CD: plan/apply automatizado, Atlantis y GitHub Actions</w:t>
+            </w:r>
+          </w:p>
+          <w:p>
+            <w:pPr>
+              <w:spacing w:before="10" w:after="10"/>
+            </w:pPr>
+            <w:r>
+              <w:rPr>
+                <w:color w:val="1F2A37"/>
+                <w:sz w:val="18"/>
+              </w:rPr>
+              <w:t xml:space="preserve">     ›  Testing de infraestructura: terraform test, tflint, checkov, tfsec y políticas con OPA/Conftest</w:t>
+            </w:r>
+          </w:p>
+          <w:p>
+            <w:pPr>
+              <w:spacing w:before="10" w:after="10"/>
+            </w:pPr>
+            <w:r>
+              <w:rPr>
+                <w:color w:val="1F2A37"/>
+                <w:sz w:val="18"/>
+              </w:rPr>
+              <w:t xml:space="preserve">     ›  Alternativas complementarias: OpenTofu, Pulumi y CDKTF</w:t>
             </w:r>
           </w:p>
         </w:tc>
@@ -1135,7 +1849,7 @@
                 <w:color w:val="1A56DB"/>
                 <w:sz w:val="22"/>
               </w:rPr>
-              <w:t>M02 | 7h</w:t>
+              <w:t>M3 | 2 ECTS · 15h</w:t>
             </w:r>
             <w:r>
               <w:rPr>
@@ -1143,7 +1857,7 @@
                 <w:color w:val="1F2A37"/>
                 <w:sz w:val="22"/>
               </w:rPr>
-              <w:t xml:space="preserve">    Programación para DevOps: Go, Python y Bash</w:t>
+              <w:t xml:space="preserve">    Contenedores y Kubernetes Core. Ecosistema OCI</w:t>
             </w:r>
           </w:p>
           <w:p>
@@ -1153,319 +1867,321 @@
                 <w:color w:val="4B5563"/>
                 <w:sz w:val="20"/>
               </w:rPr>
-              <w:t>Bases de programación orientadas a la automatización de infraestructura y desarrollo de herramientas de plataforma.</w:t>
+              <w:t>Ecosistema OCI: construcción de imágenes, runtimes, registros y seguridad. Arquitectura completa de Kubernetes: plano de control, bloques fundamentales (workloads, configuración, scheduling), almacenamiento (PV/PVC, CSI), networking (Services, Ingress, Gateway API, CNI, Network Policies), autenticación (RBAC, OIDC, admission controllers) y construcción de un clúster componente a componente.</w:t>
             </w:r>
           </w:p>
           <w:p>
             <w:pPr>
-              <w:spacing w:before="20" w:after="20"/>
+              <w:spacing w:before="40" w:after="20"/>
+            </w:pPr>
+            <w:r>
+              <w:rPr>
+                <w:b/>
+                <w:color w:val="1A56DB"/>
+                <w:sz w:val="20"/>
+              </w:rPr>
+              <w:t>▸ Contenedores y Ecosistema OCI</w:t>
+            </w:r>
+          </w:p>
+          <w:p>
+            <w:pPr>
+              <w:spacing w:before="10" w:after="10"/>
             </w:pPr>
             <w:r>
               <w:rPr>
                 <w:color w:val="1F2A37"/>
                 <w:sz w:val="18"/>
               </w:rPr>
-              <w:t>›  Bash scripting avanzado: variables, estructuras de control, funciones, arrays y manejo de errores</w:t>
+              <w:t xml:space="preserve">     ›  Arquitectura de contenedores: Linux namespaces, cgroups v2, UnionFS y el modelo de capas OCI</w:t>
             </w:r>
           </w:p>
           <w:p>
             <w:pPr>
-              <w:spacing w:before="20" w:after="20"/>
+              <w:spacing w:before="10" w:after="10"/>
             </w:pPr>
             <w:r>
               <w:rPr>
                 <w:color w:val="1F2A37"/>
                 <w:sz w:val="18"/>
               </w:rPr>
-              <w:t>›  Automatización de sistema: gestión de procesos, pipes, redirecciones, grep/sed/awk/jq/yq, cron y Makefiles</w:t>
+              <w:t xml:space="preserve">     ›  Dockerfile avanzado: multi-stage builds, BuildKit, cache optimization y distroless/scratch images</w:t>
             </w:r>
           </w:p>
           <w:p>
             <w:pPr>
-              <w:spacing w:before="20" w:after="20"/>
+              <w:spacing w:before="10" w:after="10"/>
             </w:pPr>
             <w:r>
               <w:rPr>
                 <w:color w:val="1F2A37"/>
                 <w:sz w:val="18"/>
               </w:rPr>
-              <w:t>›  Python para DevOps: scripting, SDKs cloud (boto3, azure-sdk, google-cloud) y manejo de APIs REST</w:t>
+              <w:t xml:space="preserve">     ›  Container runtimes: Docker, containerd, CRI-O, runc, gVisor y la interfaz CRI de Kubernetes</w:t>
             </w:r>
           </w:p>
           <w:p>
             <w:pPr>
-              <w:spacing w:before="20" w:after="20"/>
+              <w:spacing w:before="10" w:after="10"/>
             </w:pPr>
             <w:r>
               <w:rPr>
                 <w:color w:val="1F2A37"/>
                 <w:sz w:val="18"/>
               </w:rPr>
-              <w:t>›  Python: manipulación de YAML/JSON/TOML, Jinja2 templating, CLIs con Click/Typer y testing con pytest</w:t>
+              <w:t xml:space="preserve">     ›  Docker Compose: definición de servicios multi-contenedor, redes, volúmenes y profiles</w:t>
             </w:r>
           </w:p>
           <w:p>
             <w:pPr>
-              <w:spacing w:before="20" w:after="20"/>
+              <w:spacing w:before="10" w:after="10"/>
             </w:pPr>
             <w:r>
               <w:rPr>
                 <w:color w:val="1F2A37"/>
                 <w:sz w:val="18"/>
               </w:rPr>
-              <w:t>›  Go: sintaxis, tipos, structs, interfaces, goroutines, channels y manejo de errores idiomático</w:t>
+              <w:t xml:space="preserve">     ›  Registros de imágenes: Docker Hub, GHCR, ECR, ACR, GAR y Harbor como registro privado</w:t>
             </w:r>
           </w:p>
           <w:p>
             <w:pPr>
-              <w:spacing w:before="20" w:after="20"/>
+              <w:spacing w:before="10" w:after="10"/>
             </w:pPr>
             <w:r>
               <w:rPr>
                 <w:color w:val="1F2A37"/>
                 <w:sz w:val="18"/>
               </w:rPr>
-              <w:t>›  Go para infraestructura: desarrollo de CLIs con cobra/viper y cliente Kubernetes (client-go)</w:t>
+              <w:t xml:space="preserve">     ›  Seguridad de imágenes: CVE scanning con Trivy/Grype, image signing con Cosign y generación de SBOM</w:t>
             </w:r>
           </w:p>
           <w:p>
             <w:pPr>
-              <w:spacing w:before="20" w:after="20"/>
+              <w:spacing w:before="10" w:after="10"/>
             </w:pPr>
             <w:r>
               <w:rPr>
                 <w:color w:val="1F2A37"/>
                 <w:sz w:val="18"/>
               </w:rPr>
-              <w:t>›  Patrones de desarrollo de controladores y operators en Go: reconciliation loop e informers</w:t>
+              <w:t xml:space="preserve">     ›  Builds in-cluster: kaniko, buildah y Paketo Buildpacks para entornos sin Docker daemon</w:t>
             </w:r>
           </w:p>
           <w:p>
             <w:pPr>
-              <w:spacing w:before="20" w:after="20"/>
+              <w:spacing w:before="10" w:after="10"/>
             </w:pPr>
             <w:r>
               <w:rPr>
                 <w:color w:val="1F2A37"/>
                 <w:sz w:val="18"/>
               </w:rPr>
-              <w:t>›  Testing en Go: unit tests, table-driven tests, mocks con testify e integración con CI</w:t>
+              <w:t xml:space="preserve">     ›  Optimización: reducción de tamaño, gestión de capas, secrets en build time y multi-platform builds</w:t>
             </w:r>
           </w:p>
           <w:p>
             <w:pPr>
-              <w:spacing w:before="20" w:after="20"/>
+              <w:spacing w:before="10" w:after="10"/>
             </w:pPr>
             <w:r>
               <w:rPr>
                 <w:color w:val="1F2A37"/>
                 <w:sz w:val="18"/>
               </w:rPr>
-              <w:t>›  Herramientas de desarrollo: Makefile, direnv, pre-commit hooks y linters (golangci-lint, ruff)</w:t>
-            </w:r>
-          </w:p>
-        </w:tc>
-      </w:tr>
-    </w:tbl>
-    <w:p/>
-    <w:tbl>
-      <w:tblPr>
-        <w:tblW w:type="auto" w:w="0"/>
-        <w:jc w:val="center"/>
-        <w:tblLook w:firstColumn="1" w:firstRow="1" w:lastColumn="0" w:lastRow="0" w:noHBand="0" w:noVBand="1" w:val="04A0"/>
-        <w:tblBorders>
-          <w:top w:val="single" w:sz="4" w:space="0" w:color="D1D5DB"/>
-          <w:left w:val="single" w:sz="4" w:space="0" w:color="D1D5DB"/>
-          <w:bottom w:val="single" w:sz="4" w:space="0" w:color="D1D5DB"/>
-          <w:right w:val="single" w:sz="4" w:space="0" w:color="D1D5DB"/>
-          <w:insideH w:val="single" w:sz="4" w:space="0" w:color="D1D5DB"/>
-          <w:insideV w:val="single" w:sz="4" w:space="0" w:color="D1D5DB"/>
-        </w:tblBorders>
-      </w:tblPr>
-      <w:tblGrid>
-        <w:gridCol w:w="2268"/>
-        <w:gridCol w:w="2268"/>
-        <w:gridCol w:w="2268"/>
-        <w:gridCol w:w="2268"/>
-      </w:tblGrid>
-      <w:tr>
-        <w:tc>
-          <w:tcPr>
-            <w:tcW w:type="dxa" w:w="1134"/>
-            <w:shd w:fill="1A56DB"/>
-          </w:tcPr>
-          <w:p>
-            <w:r>
-              <w:rPr>
-                <w:b/>
-                <w:color w:val="FFFFFF"/>
-                <w:sz w:val="18"/>
-              </w:rPr>
-              <w:t>#</w:t>
-            </w:r>
-          </w:p>
-        </w:tc>
-        <w:tc>
-          <w:tcPr>
-            <w:tcW w:type="dxa" w:w="2268"/>
-            <w:shd w:fill="1A56DB"/>
-          </w:tcPr>
-          <w:p>
-            <w:r>
-              <w:rPr>
-                <w:b/>
-                <w:color w:val="FFFFFF"/>
-                <w:sz w:val="18"/>
-              </w:rPr>
-              <w:t>Título</w:t>
-            </w:r>
-          </w:p>
-        </w:tc>
-        <w:tc>
-          <w:tcPr>
-            <w:tcW w:type="dxa" w:w="850"/>
-            <w:shd w:fill="1A56DB"/>
-          </w:tcPr>
-          <w:p>
-            <w:r>
-              <w:rPr>
-                <w:b/>
-                <w:color w:val="FFFFFF"/>
-                <w:sz w:val="18"/>
-              </w:rPr>
-              <w:t>Duración</w:t>
-            </w:r>
-          </w:p>
-        </w:tc>
-        <w:tc>
-          <w:tcPr>
-            <w:tcW w:type="dxa" w:w="4819"/>
-            <w:shd w:fill="1A56DB"/>
-          </w:tcPr>
-          <w:p>
-            <w:r>
-              <w:rPr>
-                <w:b/>
-                <w:color w:val="FFFFFF"/>
-                <w:sz w:val="18"/>
-              </w:rPr>
-              <w:t>Contenido</w:t>
-            </w:r>
-          </w:p>
-        </w:tc>
-      </w:tr>
-      <w:tr>
-        <w:tc>
-          <w:tcPr>
-            <w:tcW w:type="dxa" w:w="1134"/>
-          </w:tcPr>
-          <w:p>
+              <w:t xml:space="preserve">     ›  OCI Artifacts: almacenamiento de Helm charts, políticas OPA y otros artefactos en registros OCI</w:t>
+            </w:r>
+          </w:p>
+          <w:p>
+            <w:pPr>
+              <w:spacing w:before="40" w:after="20"/>
+            </w:pPr>
             <w:r>
               <w:rPr>
                 <w:b/>
                 <w:color w:val="1A56DB"/>
+                <w:sz w:val="20"/>
+              </w:rPr>
+              <w:t>▸ Kubernetes Core: Arquitectura y Building Blocks</w:t>
+            </w:r>
+          </w:p>
+          <w:p>
+            <w:pPr>
+              <w:spacing w:before="10" w:after="10"/>
+            </w:pPr>
+            <w:r>
+              <w:rPr>
+                <w:color w:val="1F2A37"/>
                 <w:sz w:val="18"/>
               </w:rPr>
-              <w:t>Sesión 2</w:t>
-            </w:r>
-          </w:p>
-        </w:tc>
-        <w:tc>
-          <w:tcPr>
-            <w:tcW w:type="dxa" w:w="2268"/>
-          </w:tcPr>
-          <w:p>
-            <w:r>
-              <w:rPr>
+              <w:t xml:space="preserve">     ›  Introducción · Control Plane: kube-apiserver, etcd, kube-scheduler, controller-manager, cloud-controller-manager</w:t>
+            </w:r>
+          </w:p>
+          <w:p>
+            <w:pPr>
+              <w:spacing w:before="10" w:after="10"/>
+            </w:pPr>
+            <w:r>
+              <w:rPr>
+                <w:color w:val="1F2A37"/>
                 <w:sz w:val="18"/>
               </w:rPr>
-              <w:t>Bash y Python para DevOps</w:t>
-            </w:r>
-          </w:p>
-        </w:tc>
-        <w:tc>
-          <w:tcPr>
-            <w:tcW w:type="dxa" w:w="850"/>
-          </w:tcPr>
-          <w:p>
-            <w:r>
-              <w:rPr>
+              <w:t xml:space="preserve">     ›  Introducción · Data Plane: kubelet, kube-proxy, container runtime y comunicación entre nodos</w:t>
+            </w:r>
+          </w:p>
+          <w:p>
+            <w:pPr>
+              <w:spacing w:before="10" w:after="10"/>
+            </w:pPr>
+            <w:r>
+              <w:rPr>
+                <w:color w:val="1F2A37"/>
                 <w:sz w:val="18"/>
               </w:rPr>
-              <w:t>3.5h</w:t>
-            </w:r>
-          </w:p>
-        </w:tc>
-        <w:tc>
-          <w:tcPr>
-            <w:tcW w:type="dxa" w:w="4819"/>
-          </w:tcPr>
-          <w:p>
-            <w:r>
-              <w:rPr>
+              <w:t xml:space="preserve">     ›  Clusters locales · kind (Kubernetes in Docker): configuración multi-nodo, networking y uso en CI</w:t>
+            </w:r>
+          </w:p>
+          <w:p>
+            <w:pPr>
+              <w:spacing w:before="10" w:after="10"/>
+            </w:pPr>
+            <w:r>
+              <w:rPr>
+                <w:color w:val="1F2A37"/>
                 <w:sz w:val="18"/>
               </w:rPr>
-              <w:t>Bash: variables, control de flujo, funciones, pipes, grep/sed/awk/jq. Python: scripting, SDKs cloud, CLIs con Click/Typer, pytest, ruff.</w:t>
-            </w:r>
-          </w:p>
-        </w:tc>
-      </w:tr>
-      <w:tr>
-        <w:tc>
-          <w:tcPr>
-            <w:tcW w:type="dxa" w:w="1134"/>
-            <w:shd w:fill="E8F0FE"/>
-          </w:tcPr>
-          <w:p>
-            <w:r>
-              <w:rPr>
-                <w:b/>
-                <w:color w:val="1A56DB"/>
+              <w:t xml:space="preserve">     ›  Building Blocks · Pods: ciclo de vida, init containers, sidecar pattern y ephemeral containers</w:t>
+            </w:r>
+          </w:p>
+          <w:p>
+            <w:pPr>
+              <w:spacing w:before="10" w:after="10"/>
+            </w:pPr>
+            <w:r>
+              <w:rPr>
+                <w:color w:val="1F2A37"/>
                 <w:sz w:val="18"/>
               </w:rPr>
-              <w:t>Sesión 3</w:t>
-            </w:r>
-          </w:p>
-        </w:tc>
-        <w:tc>
-          <w:tcPr>
-            <w:tcW w:type="dxa" w:w="2268"/>
-            <w:shd w:fill="E8F0FE"/>
-          </w:tcPr>
-          <w:p>
-            <w:r>
-              <w:rPr>
+              <w:t xml:space="preserve">     ›  Building Blocks · Workloads: Deployment, StatefulSet, DaemonSet, Job, CronJob y ReplicaSet</w:t>
+            </w:r>
+          </w:p>
+          <w:p>
+            <w:pPr>
+              <w:spacing w:before="10" w:after="10"/>
+            </w:pPr>
+            <w:r>
+              <w:rPr>
+                <w:color w:val="1F2A37"/>
                 <w:sz w:val="18"/>
               </w:rPr>
-              <w:t>Go para Cloud Native</w:t>
-            </w:r>
-          </w:p>
-        </w:tc>
-        <w:tc>
-          <w:tcPr>
-            <w:tcW w:type="dxa" w:w="850"/>
-            <w:shd w:fill="E8F0FE"/>
-          </w:tcPr>
-          <w:p>
-            <w:r>
-              <w:rPr>
+              <w:t xml:space="preserve">     ›  Building Blocks · Configuración: ConfigMap, Secret (tipos, encriptación at rest), env vars y volúmenes</w:t>
+            </w:r>
+          </w:p>
+          <w:p>
+            <w:pPr>
+              <w:spacing w:before="10" w:after="10"/>
+            </w:pPr>
+            <w:r>
+              <w:rPr>
+                <w:color w:val="1F2A37"/>
                 <w:sz w:val="18"/>
               </w:rPr>
-              <w:t>3.5h</w:t>
-            </w:r>
-          </w:p>
-        </w:tc>
-        <w:tc>
-          <w:tcPr>
-            <w:tcW w:type="dxa" w:w="4819"/>
-            <w:shd w:fill="E8F0FE"/>
-          </w:tcPr>
-          <w:p>
-            <w:r>
-              <w:rPr>
+              <w:t xml:space="preserve">     ›  Building Blocks · Namespace, Labels, Selectors, Annotations, Finalizers y OwnerReferences</w:t>
+            </w:r>
+          </w:p>
+          <w:p>
+            <w:pPr>
+              <w:spacing w:before="10" w:after="10"/>
+            </w:pPr>
+            <w:r>
+              <w:rPr>
+                <w:color w:val="1F2A37"/>
                 <w:sz w:val="18"/>
               </w:rPr>
-              <w:t>Fundamentos Go: tipos, structs, interfaces, goroutines, channels. CLIs con cobra/viper, client-go, controller-runtime. Testing y golangci-lint.</w:t>
+              <w:t xml:space="preserve">     ›  Building Blocks · Scheduling: node/pod affinity, taints, tolerations, topology spread y priority classes</w:t>
+            </w:r>
+          </w:p>
+          <w:p>
+            <w:pPr>
+              <w:spacing w:before="10" w:after="10"/>
+            </w:pPr>
+            <w:r>
+              <w:rPr>
+                <w:color w:val="1F2A37"/>
+                <w:sz w:val="18"/>
+              </w:rPr>
+              <w:t xml:space="preserve">     ›  Building Blocks · Resource management: requests, limits, LimitRange, ResourceQuota y QoS classes</w:t>
+            </w:r>
+          </w:p>
+          <w:p>
+            <w:pPr>
+              <w:spacing w:before="10" w:after="10"/>
+            </w:pPr>
+            <w:r>
+              <w:rPr>
+                <w:color w:val="1F2A37"/>
+                <w:sz w:val="18"/>
+              </w:rPr>
+              <w:t xml:space="preserve">     ›  Almacenamiento · PersistentVolume, PersistentVolumeClaim, StorageClass, dynamic provisioning y CSI (EBS, Azure Disk, GCE PD)</w:t>
+            </w:r>
+          </w:p>
+          <w:p>
+            <w:pPr>
+              <w:spacing w:before="10" w:after="10"/>
+            </w:pPr>
+            <w:r>
+              <w:rPr>
+                <w:color w:val="1F2A37"/>
+                <w:sz w:val="18"/>
+              </w:rPr>
+              <w:t xml:space="preserve">     ›  Networking · Services (ClusterIP, NodePort, LoadBalancer, Headless), Ingress, Gateway API, CNI (Calico, Cilium) y NetworkPolicy</w:t>
+            </w:r>
+          </w:p>
+          <w:p>
+            <w:pPr>
+              <w:spacing w:before="10" w:after="10"/>
+            </w:pPr>
+            <w:r>
+              <w:rPr>
+                <w:color w:val="1F2A37"/>
+                <w:sz w:val="18"/>
+              </w:rPr>
+              <w:t xml:space="preserve">     ›  Networking · DNS interno: CoreDNS, resolución de servicios y customización de zonas</w:t>
+            </w:r>
+          </w:p>
+          <w:p>
+            <w:pPr>
+              <w:spacing w:before="10" w:after="10"/>
+            </w:pPr>
+            <w:r>
+              <w:rPr>
+                <w:color w:val="1F2A37"/>
+                <w:sz w:val="18"/>
+              </w:rPr>
+              <w:t xml:space="preserve">     ›  Autenticación · RBAC: ServiceAccounts, Roles, ClusterRoles, Bindings y principio de mínimo privilegio</w:t>
+            </w:r>
+          </w:p>
+          <w:p>
+            <w:pPr>
+              <w:spacing w:before="10" w:after="10"/>
+            </w:pPr>
+            <w:r>
+              <w:rPr>
+                <w:color w:val="1F2A37"/>
+                <w:sz w:val="18"/>
+              </w:rPr>
+              <w:t xml:space="preserve">     ›  Autenticación · certificados X.509, OIDC, webhook auth, bound SA tokens y admission controllers (Gatekeeper, Kyverno, PSA)</w:t>
+            </w:r>
+          </w:p>
+          <w:p>
+            <w:pPr>
+              <w:spacing w:before="10" w:after="10"/>
+            </w:pPr>
+            <w:r>
+              <w:rPr>
+                <w:color w:val="1F2A37"/>
+                <w:sz w:val="18"/>
+              </w:rPr>
+              <w:t xml:space="preserve">     ›  Cluster desde cero · etcd, kube-apiserver, scheduler, controller-manager, kubelet, kube-proxy: configuración manual, PKI y TLS bootstrapping</w:t>
             </w:r>
           </w:p>
         </w:tc>
@@ -1500,7 +2216,7 @@
                 <w:color w:val="1A56DB"/>
                 <w:sz w:val="22"/>
               </w:rPr>
-              <w:t>M03 | 4h</w:t>
+              <w:t>M4 | 2 ECTS · 15h</w:t>
             </w:r>
             <w:r>
               <w:rPr>
@@ -1508,7 +2224,7 @@
                 <w:color w:val="1F2A37"/>
                 <w:sz w:val="22"/>
               </w:rPr>
-              <w:t xml:space="preserve">    Redes, DNS y CDN con Cloudflare</w:t>
+              <w:t xml:space="preserve">    Kubernetes en Producción y Ecosistema Cloud Native</w:t>
             </w:r>
           </w:p>
           <w:p>
@@ -1518,287 +2234,370 @@
                 <w:color w:val="4B5563"/>
                 <w:sz w:val="20"/>
               </w:rPr>
-              <w:t>Fundamentos de red aplicados a entornos cloud y distribuidos, con Cloudflare como plataforma de referencia.</w:t>
+              <w:t>Operación de clústeres gestionados (EKS, GKE, AKS) y otros entornos. Application bundles (Helm, Kustomize). Infraestructura declarativa dentro de Kubernetes: ExternalDNS, cert-manager y Crossplane. Gestión de secretos con HashiCorp Vault y External Secrets Operator.</w:t>
             </w:r>
           </w:p>
           <w:p>
             <w:pPr>
-              <w:spacing w:before="20" w:after="20"/>
+              <w:spacing w:before="40" w:after="20"/>
+            </w:pPr>
+            <w:r>
+              <w:rPr>
+                <w:b/>
+                <w:color w:val="1A56DB"/>
+                <w:sz w:val="20"/>
+              </w:rPr>
+              <w:t>▸ Kubernetes en Producción: clústeres gestionados multi-cloud</w:t>
+            </w:r>
+          </w:p>
+          <w:p>
+            <w:pPr>
+              <w:spacing w:before="10" w:after="10"/>
             </w:pPr>
             <w:r>
               <w:rPr>
                 <w:color w:val="1F2A37"/>
                 <w:sz w:val="18"/>
               </w:rPr>
-              <w:t>›  Revisión de fundamentos TCP/IP, UDP, TLS 1.3/mTLS, HTTP/2 y HTTP/3 (QUIC)</w:t>
+              <w:t xml:space="preserve">     ›  EKS (AWS): arquitectura, node groups (managed, self-managed, Fargate), eksctl</w:t>
             </w:r>
           </w:p>
           <w:p>
             <w:pPr>
-              <w:spacing w:before="20" w:after="20"/>
+              <w:spacing w:before="10" w:after="10"/>
             </w:pPr>
             <w:r>
               <w:rPr>
                 <w:color w:val="1F2A37"/>
                 <w:sz w:val="18"/>
               </w:rPr>
-              <w:t>›  DNS: resolución recursiva e iterativa, registros (A, AAAA, CNAME, TXT, SRV, NS), TTL y propagación</w:t>
+              <w:t xml:space="preserve">     ›  EKS Add-ons: AWS Load Balancer Controller, EBS/EFS CSI, VPC CNI, ExternalDNS</w:t>
             </w:r>
           </w:p>
           <w:p>
             <w:pPr>
-              <w:spacing w:before="20" w:after="20"/>
+              <w:spacing w:before="10" w:after="10"/>
             </w:pPr>
             <w:r>
               <w:rPr>
                 <w:color w:val="1F2A37"/>
                 <w:sz w:val="18"/>
               </w:rPr>
-              <w:t>›  DNS avanzado: DNSSEC, DNS-over-HTTPS, split-horizon DNS y service discovery basado en DNS</w:t>
+              <w:t xml:space="preserve">     ›  EKS Seguridad: IRSA, EKS Pod Identity, KMS encryption y audit logging</w:t>
             </w:r>
           </w:p>
           <w:p>
             <w:pPr>
-              <w:spacing w:before="20" w:after="20"/>
+              <w:spacing w:before="10" w:after="10"/>
             </w:pPr>
             <w:r>
               <w:rPr>
                 <w:color w:val="1F2A37"/>
                 <w:sz w:val="18"/>
               </w:rPr>
-              <w:t>›  CDN: arquitectura, edge caching, routing geográfico, invalidación y cache-control headers</w:t>
+              <w:t xml:space="preserve">     ›  GKE: Standard vs Autopilot, node pools, Workload Identity y VPC-native networking</w:t>
             </w:r>
           </w:p>
           <w:p>
             <w:pPr>
-              <w:spacing w:before="20" w:after="20"/>
+              <w:spacing w:before="10" w:after="10"/>
             </w:pPr>
             <w:r>
               <w:rPr>
                 <w:color w:val="1F2A37"/>
                 <w:sz w:val="18"/>
               </w:rPr>
-              <w:t>›  Cloudflare: DNS authoritative, Cloudflare Tunnel, Workers, WAF, DDoS protection y R2</w:t>
+              <w:t xml:space="preserve">     ›  GKE Add-ons: Cloud Operations, Config Connector, GKE Gateway y Fleet Management</w:t>
             </w:r>
           </w:p>
           <w:p>
             <w:pPr>
-              <w:spacing w:before="20" w:after="20"/>
+              <w:spacing w:before="10" w:after="10"/>
             </w:pPr>
             <w:r>
               <w:rPr>
                 <w:color w:val="1F2A37"/>
                 <w:sz w:val="18"/>
               </w:rPr>
-              <w:t>›  Certificados TLS: PKI, cadena de confianza, ACME protocol y automatización con Let's Encrypt</w:t>
+              <w:t xml:space="preserve">     ›  AKS: arquitectura, AAD/Entra ID integration, Managed Identities y Azure CNI</w:t>
             </w:r>
           </w:p>
           <w:p>
             <w:pPr>
-              <w:spacing w:before="20" w:after="20"/>
+              <w:spacing w:before="10" w:after="10"/>
             </w:pPr>
             <w:r>
               <w:rPr>
                 <w:color w:val="1F2A37"/>
                 <w:sz w:val="18"/>
               </w:rPr>
-              <w:t>›  Load balancing: algoritmos, health checks, session persistence y global load balancing</w:t>
-            </w:r>
-          </w:p>
-        </w:tc>
-      </w:tr>
-    </w:tbl>
-    <w:p/>
-    <w:tbl>
-      <w:tblPr>
-        <w:tblW w:type="auto" w:w="0"/>
-        <w:jc w:val="center"/>
-        <w:tblLook w:firstColumn="1" w:firstRow="1" w:lastColumn="0" w:lastRow="0" w:noHBand="0" w:noVBand="1" w:val="04A0"/>
-        <w:tblBorders>
-          <w:top w:val="single" w:sz="4" w:space="0" w:color="D1D5DB"/>
-          <w:left w:val="single" w:sz="4" w:space="0" w:color="D1D5DB"/>
-          <w:bottom w:val="single" w:sz="4" w:space="0" w:color="D1D5DB"/>
-          <w:right w:val="single" w:sz="4" w:space="0" w:color="D1D5DB"/>
-          <w:insideH w:val="single" w:sz="4" w:space="0" w:color="D1D5DB"/>
-          <w:insideV w:val="single" w:sz="4" w:space="0" w:color="D1D5DB"/>
-        </w:tblBorders>
-      </w:tblPr>
-      <w:tblGrid>
-        <w:gridCol w:w="2268"/>
-        <w:gridCol w:w="2268"/>
-        <w:gridCol w:w="2268"/>
-        <w:gridCol w:w="2268"/>
-      </w:tblGrid>
-      <w:tr>
-        <w:tc>
-          <w:tcPr>
-            <w:tcW w:type="dxa" w:w="1134"/>
-            <w:shd w:fill="1A56DB"/>
-          </w:tcPr>
-          <w:p>
-            <w:r>
-              <w:rPr>
-                <w:b/>
-                <w:color w:val="FFFFFF"/>
+              <w:t xml:space="preserve">     ›  AKS Add-ons: Azure Monitor, CSI drivers (Disk/Files/Blob), AGIC y Azure Policy</w:t>
+            </w:r>
+          </w:p>
+          <w:p>
+            <w:pPr>
+              <w:spacing w:before="10" w:after="10"/>
+            </w:pPr>
+            <w:r>
+              <w:rPr>
+                <w:color w:val="1F2A37"/>
                 <w:sz w:val="18"/>
               </w:rPr>
-              <w:t>#</w:t>
-            </w:r>
-          </w:p>
-        </w:tc>
-        <w:tc>
-          <w:tcPr>
-            <w:tcW w:type="dxa" w:w="2268"/>
-            <w:shd w:fill="1A56DB"/>
-          </w:tcPr>
-          <w:p>
-            <w:r>
-              <w:rPr>
-                <w:b/>
-                <w:color w:val="FFFFFF"/>
+              <w:t xml:space="preserve">     ›  AKS Seguridad: Workload Identity, Azure Key Vault CSI Provider y Defender for Containers</w:t>
+            </w:r>
+          </w:p>
+          <w:p>
+            <w:pPr>
+              <w:spacing w:before="10" w:after="10"/>
+            </w:pPr>
+            <w:r>
+              <w:rPr>
+                <w:color w:val="1F2A37"/>
                 <w:sz w:val="18"/>
               </w:rPr>
-              <w:t>Título</w:t>
-            </w:r>
-          </w:p>
-        </w:tc>
-        <w:tc>
-          <w:tcPr>
-            <w:tcW w:type="dxa" w:w="850"/>
-            <w:shd w:fill="1A56DB"/>
-          </w:tcPr>
-          <w:p>
-            <w:r>
-              <w:rPr>
-                <w:b/>
-                <w:color w:val="FFFFFF"/>
+              <w:t xml:space="preserve">     ›  Otros entornos: OVHcloud, DigitalOcean DOKS, Linode LKE, on-premises (k3s, k0s, Rancher, OpenShift)</w:t>
+            </w:r>
+          </w:p>
+          <w:p>
+            <w:pPr>
+              <w:spacing w:before="10" w:after="10"/>
+            </w:pPr>
+            <w:r>
+              <w:rPr>
+                <w:color w:val="1F2A37"/>
                 <w:sz w:val="18"/>
               </w:rPr>
-              <w:t>Duración</w:t>
-            </w:r>
-          </w:p>
-        </w:tc>
-        <w:tc>
-          <w:tcPr>
-            <w:tcW w:type="dxa" w:w="4819"/>
-            <w:shd w:fill="1A56DB"/>
-          </w:tcPr>
-          <w:p>
-            <w:r>
-              <w:rPr>
-                <w:b/>
-                <w:color w:val="FFFFFF"/>
-                <w:sz w:val="18"/>
-              </w:rPr>
-              <w:t>Contenido</w:t>
-            </w:r>
-          </w:p>
-        </w:tc>
-      </w:tr>
-      <w:tr>
-        <w:tc>
-          <w:tcPr>
-            <w:tcW w:type="dxa" w:w="1134"/>
-          </w:tcPr>
-          <w:p>
+              <w:t xml:space="preserve">     ›  Aprovisionamiento IaC: Terraform modules para EKS, GKE y AKS. Comparativa multi-cloud</w:t>
+            </w:r>
+          </w:p>
+          <w:p>
+            <w:pPr>
+              <w:spacing w:before="40" w:after="20"/>
+            </w:pPr>
             <w:r>
               <w:rPr>
                 <w:b/>
                 <w:color w:val="1A56DB"/>
+                <w:sz w:val="20"/>
+              </w:rPr>
+              <w:t>▸ Application Bundles e Infraestructura Declarativa</w:t>
+            </w:r>
+          </w:p>
+          <w:p>
+            <w:pPr>
+              <w:spacing w:before="10" w:after="10"/>
+            </w:pPr>
+            <w:r>
+              <w:rPr>
+                <w:color w:val="1F2A37"/>
                 <w:sz w:val="18"/>
               </w:rPr>
-              <w:t>Sesión 4</w:t>
-            </w:r>
-          </w:p>
-        </w:tc>
-        <w:tc>
-          <w:tcPr>
-            <w:tcW w:type="dxa" w:w="2268"/>
-          </w:tcPr>
-          <w:p>
-            <w:r>
-              <w:rPr>
+              <w:t xml:space="preserve">     ›  Helm: charts, templates, values, hooks, repositorios, helm-secrets y helm-diff</w:t>
+            </w:r>
+          </w:p>
+          <w:p>
+            <w:pPr>
+              <w:spacing w:before="10" w:after="10"/>
+            </w:pPr>
+            <w:r>
+              <w:rPr>
+                <w:color w:val="1F2A37"/>
                 <w:sz w:val="18"/>
               </w:rPr>
-              <w:t>DNS, CDNs y Cloudflare</w:t>
-            </w:r>
-          </w:p>
-        </w:tc>
-        <w:tc>
-          <w:tcPr>
-            <w:tcW w:type="dxa" w:w="850"/>
-          </w:tcPr>
-          <w:p>
-            <w:r>
-              <w:rPr>
+              <w:t xml:space="preserve">     ›  Kustomize: bases, overlays, patches, generators y transformers. Helm + Kustomize</w:t>
+            </w:r>
+          </w:p>
+          <w:p>
+            <w:pPr>
+              <w:spacing w:before="10" w:after="10"/>
+            </w:pPr>
+            <w:r>
+              <w:rPr>
+                <w:color w:val="1F2A37"/>
                 <w:sz w:val="18"/>
               </w:rPr>
-              <w:t>3.5h</w:t>
-            </w:r>
-          </w:p>
-        </w:tc>
-        <w:tc>
-          <w:tcPr>
-            <w:tcW w:type="dxa" w:w="4819"/>
-          </w:tcPr>
-          <w:p>
-            <w:r>
-              <w:rPr>
+              <w:t xml:space="preserve">     ›  Patrón Operator: CRDs, controller loop, Operator Lifecycle Manager, niveles de madurez</w:t>
+            </w:r>
+          </w:p>
+          <w:p>
+            <w:pPr>
+              <w:spacing w:before="10" w:after="10"/>
+            </w:pPr>
+            <w:r>
+              <w:rPr>
+                <w:color w:val="1F2A37"/>
                 <w:sz w:val="18"/>
               </w:rPr>
-              <w:t>TCP/IP, DNS en profundidad (registros, resolución, DNSSEC). CDNs: edge caching, anycast. Cloudflare: DNS autoritativo, proxy, WAF, Workers, R2, Tunnels. TLS y ACME.</w:t>
-            </w:r>
-          </w:p>
-        </w:tc>
-      </w:tr>
-    </w:tbl>
-    <w:p/>
-    <w:tbl>
-      <w:tblPr>
-        <w:tblW w:type="auto" w:w="0"/>
-        <w:tblLook w:firstColumn="1" w:firstRow="1" w:lastColumn="0" w:lastRow="0" w:noHBand="0" w:noVBand="1" w:val="04A0"/>
-        <w:tblBorders>
-          <w:top w:val="single" w:sz="4" w:space="0" w:color="D1D5DB"/>
-          <w:left w:val="single" w:sz="4" w:space="0" w:color="D1D5DB"/>
-          <w:bottom w:val="single" w:sz="4" w:space="0" w:color="D1D5DB"/>
-          <w:right w:val="single" w:sz="4" w:space="0" w:color="D1D5DB"/>
-          <w:insideH w:val="single" w:sz="4" w:space="0" w:color="D1D5DB"/>
-          <w:insideV w:val="single" w:sz="4" w:space="0" w:color="D1D5DB"/>
-        </w:tblBorders>
-      </w:tblPr>
-      <w:tblGrid>
-        <w:gridCol w:w="9072"/>
-      </w:tblGrid>
-      <w:tr>
-        <w:tc>
-          <w:tcPr>
-            <w:tcW w:type="dxa" w:w="9072"/>
-            <w:shd w:fill="1A56DB"/>
-          </w:tcPr>
+              <w:t xml:space="preserve">     ›  Operators de referencia: cert-manager, Prometheus Operator, Strimzi, Crossplane</w:t>
+            </w:r>
+          </w:p>
           <w:p>
             <w:pPr>
-              <w:jc w:val="center"/>
+              <w:spacing w:before="10" w:after="10"/>
             </w:pPr>
             <w:r>
               <w:rPr>
+                <w:color w:val="1F2A37"/>
+                <w:sz w:val="18"/>
+              </w:rPr>
+              <w:t xml:space="preserve">     ›  ExternalDNS: providers (Route53, CloudDNS, Cloudflare), anotaciones y políticas de sync</w:t>
+            </w:r>
+          </w:p>
+          <w:p>
+            <w:pPr>
+              <w:spacing w:before="10" w:after="10"/>
+            </w:pPr>
+            <w:r>
+              <w:rPr>
+                <w:color w:val="1F2A37"/>
+                <w:sz w:val="18"/>
+              </w:rPr>
+              <w:t xml:space="preserve">     ›  cert-manager: Issuers, ClusterIssuers, Let's Encrypt, ACME DNS-01/HTTP-01, renovación automática</w:t>
+            </w:r>
+          </w:p>
+          <w:p>
+            <w:pPr>
+              <w:spacing w:before="10" w:after="10"/>
+            </w:pPr>
+            <w:r>
+              <w:rPr>
+                <w:color w:val="1F2A37"/>
+                <w:sz w:val="18"/>
+              </w:rPr>
+              <w:t xml:space="preserve">     ›  Crossplane: Providers, Managed Resources, Compositions, XRDs. Comparativa con Terraform</w:t>
+            </w:r>
+          </w:p>
+          <w:p>
+            <w:pPr>
+              <w:spacing w:before="10" w:after="10"/>
+            </w:pPr>
+            <w:r>
+              <w:rPr>
+                <w:color w:val="1F2A37"/>
+                <w:sz w:val="18"/>
+              </w:rPr>
+              <w:t xml:space="preserve">     ›  Crossplane avanzado: Composition Functions, EnvironmentConfigs, integración con ArgoCD</w:t>
+            </w:r>
+          </w:p>
+          <w:p>
+            <w:pPr>
+              <w:spacing w:before="40" w:after="20"/>
+            </w:pPr>
+            <w:r>
+              <w:rPr>
                 <w:b/>
-                <w:color w:val="FFFFFF"/>
-                <w:sz w:val="22"/>
-              </w:rPr>
-              <w:t>BLOQUE II</w:t>
+                <w:color w:val="1A56DB"/>
+                <w:sz w:val="20"/>
+              </w:rPr>
+              <w:t>▸ Gestión de Secretos: Vault y External Secrets</w:t>
             </w:r>
           </w:p>
           <w:p>
             <w:pPr>
-              <w:jc w:val="center"/>
+              <w:spacing w:before="10" w:after="10"/>
             </w:pPr>
             <w:r>
               <w:rPr>
-                <w:b/>
-                <w:color w:val="FFFFFF"/>
-                <w:sz w:val="26"/>
-              </w:rPr>
-              <w:t>Infraestructura y Colaboración</w:t>
+                <w:color w:val="1F2A37"/>
+                <w:sz w:val="18"/>
+              </w:rPr>
+              <w:t xml:space="preserve">     ›  Vault · Arquitectura: server, agents, backends de almacenamiento y alta disponibilidad</w:t>
+            </w:r>
+          </w:p>
+          <w:p>
+            <w:pPr>
+              <w:spacing w:before="10" w:after="10"/>
+            </w:pPr>
+            <w:r>
+              <w:rPr>
+                <w:color w:val="1F2A37"/>
+                <w:sz w:val="18"/>
+              </w:rPr>
+              <w:t xml:space="preserve">     ›  Vault · Auth methods en Kubernetes: Kubernetes Auth, JWT/OIDC, AppRole y cloud IAM</w:t>
+            </w:r>
+          </w:p>
+          <w:p>
+            <w:pPr>
+              <w:spacing w:before="10" w:after="10"/>
+            </w:pPr>
+            <w:r>
+              <w:rPr>
+                <w:color w:val="1F2A37"/>
+                <w:sz w:val="18"/>
+              </w:rPr>
+              <w:t xml:space="preserve">     ›  Vault · Secrets Engines: KV v1/v2, Dynamic Secrets (database, AWS, Azure), PKI y Transit</w:t>
+            </w:r>
+          </w:p>
+          <w:p>
+            <w:pPr>
+              <w:spacing w:before="10" w:after="10"/>
+            </w:pPr>
+            <w:r>
+              <w:rPr>
+                <w:color w:val="1F2A37"/>
+                <w:sz w:val="18"/>
+              </w:rPr>
+              <w:t xml:space="preserve">     ›  Vault · Vault Agent: auto-auth, template rendering, sidecar injection. Vault Secrets Operator (VSO)</w:t>
+            </w:r>
+          </w:p>
+          <w:p>
+            <w:pPr>
+              <w:spacing w:before="10" w:after="10"/>
+            </w:pPr>
+            <w:r>
+              <w:rPr>
+                <w:color w:val="1F2A37"/>
+                <w:sz w:val="18"/>
+              </w:rPr>
+              <w:t xml:space="preserve">     ›  Vault · Políticas (HCL), namespaces, auditing, DR con Raft y auto-unseal con KMS (AWS, Azure, GCP)</w:t>
+            </w:r>
+          </w:p>
+          <w:p>
+            <w:pPr>
+              <w:spacing w:before="10" w:after="10"/>
+            </w:pPr>
+            <w:r>
+              <w:rPr>
+                <w:color w:val="1F2A37"/>
+                <w:sz w:val="18"/>
+              </w:rPr>
+              <w:t xml:space="preserve">     ›  External Secrets · ExternalSecret, SecretStore, ClusterSecretStore y refresh intervals</w:t>
+            </w:r>
+          </w:p>
+          <w:p>
+            <w:pPr>
+              <w:spacing w:before="10" w:after="10"/>
+            </w:pPr>
+            <w:r>
+              <w:rPr>
+                <w:color w:val="1F2A37"/>
+                <w:sz w:val="18"/>
+              </w:rPr>
+              <w:t xml:space="preserve">     ›  External Secrets · Providers: AWS Secrets Manager, Azure Key Vault, GCP Secret Manager y Vault</w:t>
+            </w:r>
+          </w:p>
+          <w:p>
+            <w:pPr>
+              <w:spacing w:before="10" w:after="10"/>
+            </w:pPr>
+            <w:r>
+              <w:rPr>
+                <w:color w:val="1F2A37"/>
+                <w:sz w:val="18"/>
+              </w:rPr>
+              <w:t xml:space="preserve">     ›  External Secrets · Patrones avanzados: secret templating, generators, pushSecret e integración con GitOps</w:t>
+            </w:r>
+          </w:p>
+          <w:p>
+            <w:pPr>
+              <w:spacing w:before="10" w:after="10"/>
+            </w:pPr>
+            <w:r>
+              <w:rPr>
+                <w:color w:val="1F2A37"/>
+                <w:sz w:val="18"/>
+              </w:rPr>
+              <w:t xml:space="preserve">     ›  Secret Management · Sealed Secrets, SOPS y comparativa de patrones por madurez</w:t>
             </w:r>
           </w:p>
         </w:tc>
@@ -1833,7 +2632,7 @@
                 <w:color w:val="1A56DB"/>
                 <w:sz w:val="22"/>
               </w:rPr>
-              <w:t>M04 | 4h</w:t>
+              <w:t>M5 | 2 ECTS · 15h</w:t>
             </w:r>
             <w:r>
               <w:rPr>
@@ -1841,7 +2640,7 @@
                 <w:color w:val="1F2A37"/>
                 <w:sz w:val="22"/>
               </w:rPr>
-              <w:t xml:space="preserve">    Control de Versiones Avanzado con Git</w:t>
+              <w:t xml:space="preserve">    Observabilidad, GitOps, CI/CD y Networking Avanzado</w:t>
             </w:r>
           </w:p>
           <w:p>
@@ -1851,311 +2650,383 @@
                 <w:color w:val="4B5563"/>
                 <w:sz w:val="20"/>
               </w:rPr>
-              <w:t>Dominio profundo de Git como herramienta colaborativa en equipos de alto rendimiento.</w:t>
+              <w:t>Stack de observabilidad completo: Prometheus, Grafana (Loki, Tempo, Mimir), OpenTelemetry. GitOps con ArgoCD y Prow. Pipelines con Tekton. Networking avanzado con Traefik e Istio (service mesh). Estrategias de despliegue (canary, blue/green) con Argo Rollouts. Escalado de workloads (HPA, VPA, KEDA, Karpenter).</w:t>
             </w:r>
           </w:p>
           <w:p>
             <w:pPr>
-              <w:spacing w:before="20" w:after="20"/>
+              <w:spacing w:before="40" w:after="20"/>
+            </w:pPr>
+            <w:r>
+              <w:rPr>
+                <w:b/>
+                <w:color w:val="1A56DB"/>
+                <w:sz w:val="20"/>
+              </w:rPr>
+              <w:t>▸ Observabilidad</w:t>
+            </w:r>
+          </w:p>
+          <w:p>
+            <w:pPr>
+              <w:spacing w:before="10" w:after="10"/>
             </w:pPr>
             <w:r>
               <w:rPr>
                 <w:color w:val="1F2A37"/>
                 <w:sz w:val="18"/>
               </w:rPr>
-              <w:t>›  Arquitectura interna de Git: objects (blob, tree, commit, tag), refs, packfiles, reflog y garbage collection</w:t>
+              <w:t xml:space="preserve">     ›  Los tres pilares: métricas, logs, trazas. Correlación entre señales</w:t>
             </w:r>
           </w:p>
           <w:p>
             <w:pPr>
-              <w:spacing w:before="20" w:after="20"/>
+              <w:spacing w:before="10" w:after="10"/>
             </w:pPr>
             <w:r>
               <w:rPr>
                 <w:color w:val="1F2A37"/>
                 <w:sz w:val="18"/>
               </w:rPr>
-              <w:t>›  Estrategias de branching: Git Flow, GitHub Flow, trunk-based development y comparativa práctica</w:t>
+              <w:t xml:space="preserve">     ›  Prometheus: arquitectura, scraping, PromQL, service discovery, Alertmanager</w:t>
             </w:r>
           </w:p>
           <w:p>
             <w:pPr>
-              <w:spacing w:before="20" w:after="20"/>
+              <w:spacing w:before="10" w:after="10"/>
             </w:pPr>
             <w:r>
               <w:rPr>
                 <w:color w:val="1F2A37"/>
                 <w:sz w:val="18"/>
               </w:rPr>
-              <w:t>›  Rebases interactivos: squash, fixup, reword, edit y reordenación de commits</w:t>
+              <w:t xml:space="preserve">     ›  Prometheus Operator: ServiceMonitor, PodMonitor, recording rules, alerting rules. Thanos para HA</w:t>
             </w:r>
           </w:p>
           <w:p>
             <w:pPr>
-              <w:spacing w:before="20" w:after="20"/>
+              <w:spacing w:before="10" w:after="10"/>
             </w:pPr>
             <w:r>
               <w:rPr>
                 <w:color w:val="1F2A37"/>
                 <w:sz w:val="18"/>
               </w:rPr>
-              <w:t>›  Resolución de conflictos: estrategias de merge (recursive, ort), rerere, git mergetool y best practices</w:t>
+              <w:t xml:space="preserve">     ›  Grafana: datasources, dashboards, variables, alerting. Grafana as Code (grafonnet, Terraform)</w:t>
             </w:r>
           </w:p>
           <w:p>
             <w:pPr>
-              <w:spacing w:before="20" w:after="20"/>
+              <w:spacing w:before="10" w:after="10"/>
             </w:pPr>
             <w:r>
               <w:rPr>
                 <w:color w:val="1F2A37"/>
                 <w:sz w:val="18"/>
               </w:rPr>
-              <w:t>›  Gestión de ramas: naming conventions, branch protection rules, CODEOWNERS y cleanup automático</w:t>
+              <w:t xml:space="preserve">     ›  Grafana stack: Loki (logs), Tempo (trazas), Mimir (métricas), Alloy (collector)</w:t>
             </w:r>
           </w:p>
           <w:p>
             <w:pPr>
-              <w:spacing w:before="20" w:after="20"/>
+              <w:spacing w:before="10" w:after="10"/>
             </w:pPr>
             <w:r>
               <w:rPr>
                 <w:color w:val="1F2A37"/>
                 <w:sz w:val="18"/>
               </w:rPr>
-              <w:t>›  Pull Requests y code review: merge strategies (merge, squash, rebase), signed commits y draft PRs</w:t>
+              <w:t xml:space="preserve">     ›  OpenTelemetry: especificación OTLP, Collector pipelines, auto-instrumentación en Kubernetes</w:t>
             </w:r>
           </w:p>
           <w:p>
             <w:pPr>
-              <w:spacing w:before="20" w:after="20"/>
+              <w:spacing w:before="10" w:after="10"/>
             </w:pPr>
             <w:r>
               <w:rPr>
                 <w:color w:val="1F2A37"/>
                 <w:sz w:val="18"/>
               </w:rPr>
-              <w:t>›  Git hooks: pre-commit, commit-msg, post-merge y automatización con pre-commit framework</w:t>
+              <w:t xml:space="preserve">     ›  Stack completo: Prometheus + Grafana + Loki + Tempo + OTel Collector integrados</w:t>
             </w:r>
           </w:p>
           <w:p>
             <w:pPr>
-              <w:spacing w:before="20" w:after="20"/>
+              <w:spacing w:before="40" w:after="20"/>
+            </w:pPr>
+            <w:r>
+              <w:rPr>
+                <w:b/>
+                <w:color w:val="1A56DB"/>
+                <w:sz w:val="20"/>
+              </w:rPr>
+              <w:t>▸ GitOps y Pipelines CI/CD</w:t>
+            </w:r>
+          </w:p>
+          <w:p>
+            <w:pPr>
+              <w:spacing w:before="10" w:after="10"/>
             </w:pPr>
             <w:r>
               <w:rPr>
                 <w:color w:val="1F2A37"/>
                 <w:sz w:val="18"/>
               </w:rPr>
-              <w:t>›  Monorepos: estrategias, herramientas (Nx, Turborepo) y gestión de dependencias</w:t>
+              <w:t xml:space="preserve">     ›  Principios GitOps: declarativo, versionado, automatizado, reconciliado. Pull vs Push model</w:t>
             </w:r>
           </w:p>
           <w:p>
             <w:pPr>
-              <w:spacing w:before="20" w:after="20"/>
+              <w:spacing w:before="10" w:after="10"/>
             </w:pPr>
             <w:r>
               <w:rPr>
                 <w:color w:val="1F2A37"/>
                 <w:sz w:val="18"/>
               </w:rPr>
-              <w:t>›  Operaciones avanzadas: git bisect, git worktree, submodules, subtrees y sparse-checkout</w:t>
-            </w:r>
-          </w:p>
-        </w:tc>
-      </w:tr>
-    </w:tbl>
-    <w:p/>
-    <w:tbl>
-      <w:tblPr>
-        <w:tblW w:type="auto" w:w="0"/>
-        <w:jc w:val="center"/>
-        <w:tblLook w:firstColumn="1" w:firstRow="1" w:lastColumn="0" w:lastRow="0" w:noHBand="0" w:noVBand="1" w:val="04A0"/>
-        <w:tblBorders>
-          <w:top w:val="single" w:sz="4" w:space="0" w:color="D1D5DB"/>
-          <w:left w:val="single" w:sz="4" w:space="0" w:color="D1D5DB"/>
-          <w:bottom w:val="single" w:sz="4" w:space="0" w:color="D1D5DB"/>
-          <w:right w:val="single" w:sz="4" w:space="0" w:color="D1D5DB"/>
-          <w:insideH w:val="single" w:sz="4" w:space="0" w:color="D1D5DB"/>
-          <w:insideV w:val="single" w:sz="4" w:space="0" w:color="D1D5DB"/>
-        </w:tblBorders>
-      </w:tblPr>
-      <w:tblGrid>
-        <w:gridCol w:w="2268"/>
-        <w:gridCol w:w="2268"/>
-        <w:gridCol w:w="2268"/>
-        <w:gridCol w:w="2268"/>
-      </w:tblGrid>
-      <w:tr>
-        <w:tc>
-          <w:tcPr>
-            <w:tcW w:type="dxa" w:w="1134"/>
-            <w:shd w:fill="1A56DB"/>
-          </w:tcPr>
-          <w:p>
-            <w:r>
-              <w:rPr>
-                <w:b/>
-                <w:color w:val="FFFFFF"/>
+              <w:t xml:space="preserve">     ›  ArgoCD: Applications, AppProjects, ApplicationSets, sync policies, waves, hooks y RBAC</w:t>
+            </w:r>
+          </w:p>
+          <w:p>
+            <w:pPr>
+              <w:spacing w:before="10" w:after="10"/>
+            </w:pPr>
+            <w:r>
+              <w:rPr>
+                <w:color w:val="1F2A37"/>
                 <w:sz w:val="18"/>
               </w:rPr>
-              <w:t>#</w:t>
-            </w:r>
-          </w:p>
-        </w:tc>
-        <w:tc>
-          <w:tcPr>
-            <w:tcW w:type="dxa" w:w="2268"/>
-            <w:shd w:fill="1A56DB"/>
-          </w:tcPr>
-          <w:p>
-            <w:r>
-              <w:rPr>
-                <w:b/>
-                <w:color w:val="FFFFFF"/>
+              <w:t xml:space="preserve">     ›  ArgoCD avanzado: multi-tenancy, SSO, App of Apps, ApplicationSet generators y notifications</w:t>
+            </w:r>
+          </w:p>
+          <w:p>
+            <w:pPr>
+              <w:spacing w:before="10" w:after="10"/>
+            </w:pPr>
+            <w:r>
+              <w:rPr>
+                <w:color w:val="1F2A37"/>
                 <w:sz w:val="18"/>
               </w:rPr>
-              <w:t>Título</w:t>
-            </w:r>
-          </w:p>
-        </w:tc>
-        <w:tc>
-          <w:tcPr>
-            <w:tcW w:type="dxa" w:w="850"/>
-            <w:shd w:fill="1A56DB"/>
-          </w:tcPr>
-          <w:p>
-            <w:r>
-              <w:rPr>
-                <w:b/>
-                <w:color w:val="FFFFFF"/>
+              <w:t xml:space="preserve">     ›  ArgoCD Image Updater y Argo Rollouts: patrones de Progressive Delivery con análisis automático</w:t>
+            </w:r>
+          </w:p>
+          <w:p>
+            <w:pPr>
+              <w:spacing w:before="10" w:after="10"/>
+            </w:pPr>
+            <w:r>
+              <w:rPr>
+                <w:color w:val="1F2A37"/>
                 <w:sz w:val="18"/>
               </w:rPr>
-              <w:t>Duración</w:t>
-            </w:r>
-          </w:p>
-        </w:tc>
-        <w:tc>
-          <w:tcPr>
-            <w:tcW w:type="dxa" w:w="4819"/>
-            <w:shd w:fill="1A56DB"/>
-          </w:tcPr>
-          <w:p>
-            <w:r>
-              <w:rPr>
-                <w:b/>
-                <w:color w:val="FFFFFF"/>
+              <w:t xml:space="preserve">     ›  Prow: arquitectura CI nativa en Kubernetes, plugins, Tide, Deck dashboard y ProwJobs</w:t>
+            </w:r>
+          </w:p>
+          <w:p>
+            <w:pPr>
+              <w:spacing w:before="10" w:after="10"/>
+            </w:pPr>
+            <w:r>
+              <w:rPr>
+                <w:color w:val="1F2A37"/>
                 <w:sz w:val="18"/>
               </w:rPr>
-              <w:t>Contenido</w:t>
-            </w:r>
-          </w:p>
-        </w:tc>
-      </w:tr>
-      <w:tr>
-        <w:tc>
-          <w:tcPr>
-            <w:tcW w:type="dxa" w:w="1134"/>
-          </w:tcPr>
-          <w:p>
+              <w:t xml:space="preserve">     ›  Tekton: Tasks, Pipelines, PipelineRuns, Workspaces, Triggers y Tekton Chains</w:t>
+            </w:r>
+          </w:p>
+          <w:p>
+            <w:pPr>
+              <w:spacing w:before="10" w:after="10"/>
+            </w:pPr>
+            <w:r>
+              <w:rPr>
+                <w:color w:val="1F2A37"/>
+                <w:sz w:val="18"/>
+              </w:rPr>
+              <w:t xml:space="preserve">     ›  Integración Tekton + ArgoCD para workflows CI/CD end-to-end en Kubernetes</w:t>
+            </w:r>
+          </w:p>
+          <w:p>
+            <w:pPr>
+              <w:spacing w:before="40" w:after="20"/>
+            </w:pPr>
             <w:r>
               <w:rPr>
                 <w:b/>
                 <w:color w:val="1A56DB"/>
+                <w:sz w:val="20"/>
+              </w:rPr>
+              <w:t>▸ Networking Avanzado (Service Mesh)</w:t>
+            </w:r>
+          </w:p>
+          <w:p>
+            <w:pPr>
+              <w:spacing w:before="10" w:after="10"/>
+            </w:pPr>
+            <w:r>
+              <w:rPr>
+                <w:color w:val="1F2A37"/>
                 <w:sz w:val="18"/>
               </w:rPr>
-              <w:t>Sesión 5</w:t>
-            </w:r>
-          </w:p>
-        </w:tc>
-        <w:tc>
-          <w:tcPr>
-            <w:tcW w:type="dxa" w:w="2268"/>
-          </w:tcPr>
-          <w:p>
-            <w:r>
-              <w:rPr>
+              <w:t xml:space="preserve">     ›  Traefik: IngressRoute CRDs, middlewares, TLS automático, dashboard y métricas</w:t>
+            </w:r>
+          </w:p>
+          <w:p>
+            <w:pPr>
+              <w:spacing w:before="10" w:after="10"/>
+            </w:pPr>
+            <w:r>
+              <w:rPr>
+                <w:color w:val="1F2A37"/>
                 <w:sz w:val="18"/>
               </w:rPr>
-              <w:t>Git avanzado</w:t>
-            </w:r>
-          </w:p>
-        </w:tc>
-        <w:tc>
-          <w:tcPr>
-            <w:tcW w:type="dxa" w:w="850"/>
-          </w:tcPr>
-          <w:p>
-            <w:r>
-              <w:rPr>
+              <w:t xml:space="preserve">     ›  Traefik avanzado: TCP/UDP routing, rate limiting, circuit breaker, canary con TraefikService</w:t>
+            </w:r>
+          </w:p>
+          <w:p>
+            <w:pPr>
+              <w:spacing w:before="10" w:after="10"/>
+            </w:pPr>
+            <w:r>
+              <w:rPr>
+                <w:color w:val="1F2A37"/>
                 <w:sz w:val="18"/>
               </w:rPr>
-              <w:t>3.5h</w:t>
-            </w:r>
-          </w:p>
-        </w:tc>
-        <w:tc>
-          <w:tcPr>
-            <w:tcW w:type="dxa" w:w="4819"/>
-          </w:tcPr>
-          <w:p>
-            <w:r>
-              <w:rPr>
+              <w:t xml:space="preserve">     ›  Istio: arquitectura (Istiod + Envoy sidecars), mTLS automático y observabilidad integrada</w:t>
+            </w:r>
+          </w:p>
+          <w:p>
+            <w:pPr>
+              <w:spacing w:before="10" w:after="10"/>
+            </w:pPr>
+            <w:r>
+              <w:rPr>
+                <w:color w:val="1F2A37"/>
                 <w:sz w:val="18"/>
               </w:rPr>
-              <w:t>Internals de Git: objects, DAG, reflog. Flujos: Git Flow, GitHub Flow, trunk-based. Rebase interactivo, resolución de conflictos, CODEOWNERS, hooks, monorepos.</w:t>
-            </w:r>
-          </w:p>
-        </w:tc>
-      </w:tr>
-    </w:tbl>
-    <w:p/>
-    <w:tbl>
-      <w:tblPr>
-        <w:tblW w:type="auto" w:w="0"/>
-        <w:tblLook w:firstColumn="1" w:firstRow="1" w:lastColumn="0" w:lastRow="0" w:noHBand="0" w:noVBand="1" w:val="04A0"/>
-        <w:tblBorders>
-          <w:top w:val="single" w:sz="4" w:space="0" w:color="D1D5DB"/>
-          <w:left w:val="single" w:sz="4" w:space="0" w:color="D1D5DB"/>
-          <w:bottom w:val="single" w:sz="4" w:space="0" w:color="D1D5DB"/>
-          <w:right w:val="single" w:sz="4" w:space="0" w:color="D1D5DB"/>
-          <w:insideH w:val="single" w:sz="4" w:space="0" w:color="D1D5DB"/>
-          <w:insideV w:val="single" w:sz="4" w:space="0" w:color="D1D5DB"/>
-        </w:tblBorders>
-      </w:tblPr>
-      <w:tblGrid>
-        <w:gridCol w:w="9072"/>
-      </w:tblGrid>
-      <w:tr>
-        <w:tc>
-          <w:tcPr>
-            <w:tcW w:type="dxa" w:w="9072"/>
-            <w:shd w:fill="1A56DB"/>
-          </w:tcPr>
+              <w:t xml:space="preserve">     ›  Istio traffic: VirtualServices, DestinationRules, Gateways, traffic shifting, fault injection</w:t>
+            </w:r>
+          </w:p>
           <w:p>
             <w:pPr>
-              <w:jc w:val="center"/>
+              <w:spacing w:before="10" w:after="10"/>
             </w:pPr>
             <w:r>
               <w:rPr>
+                <w:color w:val="1F2A37"/>
+                <w:sz w:val="18"/>
+              </w:rPr>
+              <w:t xml:space="preserve">     ›  Istio seguridad: AuthorizationPolicies, PeerAuthentication, circuit breaking, Kiali</w:t>
+            </w:r>
+          </w:p>
+          <w:p>
+            <w:pPr>
+              <w:spacing w:before="10" w:after="10"/>
+            </w:pPr>
+            <w:r>
+              <w:rPr>
+                <w:color w:val="1F2A37"/>
+                <w:sz w:val="18"/>
+              </w:rPr>
+              <w:t xml:space="preserve">     ›  Ambient Mesh (Istio): modo sin sidecar, ztunnel, waypoints y migración</w:t>
+            </w:r>
+          </w:p>
+          <w:p>
+            <w:pPr>
+              <w:spacing w:before="40" w:after="20"/>
+            </w:pPr>
+            <w:r>
+              <w:rPr>
                 <w:b/>
-                <w:color w:val="FFFFFF"/>
-                <w:sz w:val="22"/>
-              </w:rPr>
-              <w:t>BLOQUE III</w:t>
+                <w:color w:val="1A56DB"/>
+                <w:sz w:val="20"/>
+              </w:rPr>
+              <w:t>▸ Entrega Progresiva y Escalado</w:t>
             </w:r>
           </w:p>
           <w:p>
             <w:pPr>
-              <w:jc w:val="center"/>
+              <w:spacing w:before="10" w:after="10"/>
             </w:pPr>
             <w:r>
               <w:rPr>
-                <w:b/>
-                <w:color w:val="FFFFFF"/>
-                <w:sz w:val="26"/>
-              </w:rPr>
-              <w:t>Cloud Computing</w:t>
+                <w:color w:val="1F2A37"/>
+                <w:sz w:val="18"/>
+              </w:rPr>
+              <w:t xml:space="preserve">     ›  Estrategias: rolling update, blue/green, canary, A/B testing y trade-offs</w:t>
+            </w:r>
+          </w:p>
+          <w:p>
+            <w:pPr>
+              <w:spacing w:before="10" w:after="10"/>
+            </w:pPr>
+            <w:r>
+              <w:rPr>
+                <w:color w:val="1F2A37"/>
+                <w:sz w:val="18"/>
+              </w:rPr>
+              <w:t xml:space="preserve">     ›  Argo Rollouts: canary con análisis automatizado, blue-green, integración Istio/Traefik + Prometheus</w:t>
+            </w:r>
+          </w:p>
+          <w:p>
+            <w:pPr>
+              <w:spacing w:before="10" w:after="10"/>
+            </w:pPr>
+            <w:r>
+              <w:rPr>
+                <w:color w:val="1F2A37"/>
+                <w:sz w:val="18"/>
+              </w:rPr>
+              <w:t xml:space="preserve">     ›  Progressive delivery: Feature flags (Flagger/OpenFeature), métricas como gates, rollback automático</w:t>
+            </w:r>
+          </w:p>
+          <w:p>
+            <w:pPr>
+              <w:spacing w:before="10" w:after="10"/>
+            </w:pPr>
+            <w:r>
+              <w:rPr>
+                <w:color w:val="1F2A37"/>
+                <w:sz w:val="18"/>
+              </w:rPr>
+              <w:t xml:space="preserve">     ›  HPA: métricas CPU/memory, custom metrics (Prometheus Adapter), scaling behavior</w:t>
+            </w:r>
+          </w:p>
+          <w:p>
+            <w:pPr>
+              <w:spacing w:before="10" w:after="10"/>
+            </w:pPr>
+            <w:r>
+              <w:rPr>
+                <w:color w:val="1F2A37"/>
+                <w:sz w:val="18"/>
+              </w:rPr>
+              <w:t xml:space="preserve">     ›  VPA: modos (Off/Initial/Auto), recomendaciones y limitaciones</w:t>
+            </w:r>
+          </w:p>
+          <w:p>
+            <w:pPr>
+              <w:spacing w:before="10" w:after="10"/>
+            </w:pPr>
+            <w:r>
+              <w:rPr>
+                <w:color w:val="1F2A37"/>
+                <w:sz w:val="18"/>
+              </w:rPr>
+              <w:t xml:space="preserve">     ›  KEDA: ScaledObject, ScaledJob, triggers (Kafka, SQS, Prometheus, cron) y cooldown</w:t>
+            </w:r>
+          </w:p>
+          <w:p>
+            <w:pPr>
+              <w:spacing w:before="10" w:after="10"/>
+            </w:pPr>
+            <w:r>
+              <w:rPr>
+                <w:color w:val="1F2A37"/>
+                <w:sz w:val="18"/>
+              </w:rPr>
+              <w:t xml:space="preserve">     ›  Cluster Autoscaler vs Karpenter: node pools, scale-from-zero, cost optimization</w:t>
             </w:r>
           </w:p>
         </w:tc>
@@ -2190,7 +3061,7 @@
                 <w:color w:val="1A56DB"/>
                 <w:sz w:val="22"/>
               </w:rPr>
-              <w:t>M05 | 10h</w:t>
+              <w:t>M6 | 2 ECTS · 15h</w:t>
             </w:r>
             <w:r>
               <w:rPr>
@@ -2198,7 +3069,7 @@
                 <w:color w:val="1F2A37"/>
                 <w:sz w:val="22"/>
               </w:rPr>
-              <w:t xml:space="preserve">    Cloud Computing: AWS, Azure y GCP</w:t>
+              <w:t xml:space="preserve">    Platform Engineering Avanzado: Operators, Serverless y Multi-Cluster</w:t>
             </w:r>
           </w:p>
           <w:p>
@@ -2208,459 +3079,275 @@
                 <w:color w:val="4B5563"/>
                 <w:sz w:val="20"/>
               </w:rPr>
-              <w:t>Introducción práctica a los tres grandes proveedores cloud con foco en los recursos necesarios para Kubernetes.</w:t>
+              <w:t>Construcción de operators personalizados con Kubebuilder/Operator SDK. Gestión del ciclo de vida de clústeres con Cluster API. Serverless con Knative. Hosted Control Planes (HyperShift, vCluster, Kamaji). Gestión y despliegue multi-cluster (Istio multicluster, Cilium Cluster Mesh, Submariner) y multi-cloud con Crossplane. Disaster Recovery con Velero.</w:t>
             </w:r>
           </w:p>
           <w:p>
             <w:pPr>
-              <w:spacing w:before="20" w:after="20"/>
+              <w:spacing w:before="40" w:after="20"/>
+            </w:pPr>
+            <w:r>
+              <w:rPr>
+                <w:b/>
+                <w:color w:val="1A56DB"/>
+                <w:sz w:val="20"/>
+              </w:rPr>
+              <w:t>▸ Construcción de Operators</w:t>
+            </w:r>
+          </w:p>
+          <w:p>
+            <w:pPr>
+              <w:spacing w:before="10" w:after="10"/>
             </w:pPr>
             <w:r>
               <w:rPr>
                 <w:color w:val="1F2A37"/>
                 <w:sz w:val="18"/>
               </w:rPr>
-              <w:t>›  AWS · IAM: users, roles, policies, OIDC federation, IRSA y AWS SSO</w:t>
+              <w:t xml:space="preserve">     ›  Operator SDK (Go): scaffolding, CRD design, controller implementation y webhooks</w:t>
             </w:r>
           </w:p>
           <w:p>
             <w:pPr>
-              <w:spacing w:before="20" w:after="20"/>
+              <w:spacing w:before="10" w:after="10"/>
             </w:pPr>
             <w:r>
               <w:rPr>
                 <w:color w:val="1F2A37"/>
                 <w:sz w:val="18"/>
               </w:rPr>
-              <w:t>›  AWS · Computación: EC2 (instance types, AMIs, user-data), Auto Scaling Groups, Lambda</w:t>
+              <w:t xml:space="preserve">     ›  kubebuilder: reconciliation patterns, finalizers, status conditions y API versioning</w:t>
             </w:r>
           </w:p>
           <w:p>
             <w:pPr>
-              <w:spacing w:before="20" w:after="20"/>
+              <w:spacing w:before="10" w:after="10"/>
             </w:pPr>
             <w:r>
               <w:rPr>
                 <w:color w:val="1F2A37"/>
                 <w:sz w:val="18"/>
               </w:rPr>
-              <w:t>›  AWS · Redes: VPC, subnets públicas/privadas, Security Groups, ALB/NLB, Route 53 y PrivateLink</w:t>
+              <w:t xml:space="preserve">     ›  Operadores de producción: leader election, metrics, testing (envtest) y OLM</w:t>
             </w:r>
           </w:p>
           <w:p>
             <w:pPr>
-              <w:spacing w:before="20" w:after="20"/>
+              <w:spacing w:before="40" w:after="20"/>
+            </w:pPr>
+            <w:r>
+              <w:rPr>
+                <w:b/>
+                <w:color w:val="1A56DB"/>
+                <w:sz w:val="20"/>
+              </w:rPr>
+              <w:t>▸ Gestión de Clústeres y Serverless</w:t>
+            </w:r>
+          </w:p>
+          <w:p>
+            <w:pPr>
+              <w:spacing w:before="10" w:after="10"/>
             </w:pPr>
             <w:r>
               <w:rPr>
                 <w:color w:val="1F2A37"/>
                 <w:sz w:val="18"/>
               </w:rPr>
-              <w:t>›  AWS · Almacenamiento: S3 (lifecycle, versioning), EBS, EFS y ECR</w:t>
+              <w:t xml:space="preserve">     ›  Cluster API (CAPI): arquitectura, providers (AWS/Azure/GCP), lifecycle y upgrades</w:t>
             </w:r>
           </w:p>
           <w:p>
             <w:pPr>
-              <w:spacing w:before="20" w:after="20"/>
+              <w:spacing w:before="10" w:after="10"/>
             </w:pPr>
             <w:r>
               <w:rPr>
                 <w:color w:val="1F2A37"/>
                 <w:sz w:val="18"/>
               </w:rPr>
-              <w:t>›  AWS · Servicios gestionados: RDS, DynamoDB, SQS, CloudWatch y Secrets Manager</w:t>
+              <w:t xml:space="preserve">     ›  Rancher Fleet y ArgoCD ApplicationSets para gestión de flotas de clusters</w:t>
             </w:r>
           </w:p>
           <w:p>
             <w:pPr>
-              <w:spacing w:before="20" w:after="20"/>
+              <w:spacing w:before="10" w:after="10"/>
             </w:pPr>
             <w:r>
               <w:rPr>
                 <w:color w:val="1F2A37"/>
                 <w:sz w:val="18"/>
               </w:rPr>
-              <w:t>›  AZURE · IAM: Entra ID, Managed Identities, RBAC y Azure Key Vault</w:t>
+              <w:t xml:space="preserve">     ›  Upgrade strategies: rolling upgrades, ventanas de mantenimiento y node drain</w:t>
             </w:r>
           </w:p>
           <w:p>
             <w:pPr>
-              <w:spacing w:before="20" w:after="20"/>
+              <w:spacing w:before="10" w:after="10"/>
             </w:pPr>
             <w:r>
               <w:rPr>
                 <w:color w:val="1F2A37"/>
                 <w:sz w:val="18"/>
               </w:rPr>
-              <w:t>›  AZURE · Computación: VMs, VMSS, Azure Functions y Azure Container Apps</w:t>
+              <w:t xml:space="preserve">     ›  Knative Serving: auto-scaling a cero, revision routing y traffic splitting</w:t>
             </w:r>
           </w:p>
           <w:p>
             <w:pPr>
-              <w:spacing w:before="20" w:after="20"/>
+              <w:spacing w:before="10" w:after="10"/>
             </w:pPr>
             <w:r>
               <w:rPr>
                 <w:color w:val="1F2A37"/>
                 <w:sz w:val="18"/>
               </w:rPr>
-              <w:t>›  AZURE · Redes: VNet, subnets, NSG, Load Balancer, Application Gateway y Azure DNS</w:t>
+              <w:t xml:space="preserve">     ›  Virtual Kubelet: nodos virtuales con Fargate, ACI y Cloud Run</w:t>
             </w:r>
           </w:p>
           <w:p>
             <w:pPr>
-              <w:spacing w:before="20" w:after="20"/>
+              <w:spacing w:before="40" w:after="20"/>
+            </w:pPr>
+            <w:r>
+              <w:rPr>
+                <w:b/>
+                <w:color w:val="1A56DB"/>
+                <w:sz w:val="20"/>
+              </w:rPr>
+              <w:t>▸ Hosted Control Planes</w:t>
+            </w:r>
+          </w:p>
+          <w:p>
+            <w:pPr>
+              <w:spacing w:before="10" w:after="10"/>
             </w:pPr>
             <w:r>
               <w:rPr>
                 <w:color w:val="1F2A37"/>
                 <w:sz w:val="18"/>
               </w:rPr>
-              <w:t>›  AZURE · Almacenamiento: Blob Storage, Azure Files, Managed Disks y ACR</w:t>
+              <w:t xml:space="preserve">     ›  HyperShift (Red Hat): arquitectura, hosted clusters y node pools</w:t>
             </w:r>
           </w:p>
           <w:p>
             <w:pPr>
-              <w:spacing w:before="20" w:after="20"/>
+              <w:spacing w:before="10" w:after="10"/>
             </w:pPr>
             <w:r>
               <w:rPr>
                 <w:color w:val="1F2A37"/>
                 <w:sz w:val="18"/>
               </w:rPr>
-              <w:t>›  AZURE · Servicios gestionados: Azure SQL, Cosmos DB, Service Bus y Azure Monitor</w:t>
+              <w:t xml:space="preserve">     ›  vCluster: clusters virtuales ligeros, sincronización y multi-tenancy</w:t>
             </w:r>
           </w:p>
           <w:p>
             <w:pPr>
-              <w:spacing w:before="20" w:after="20"/>
+              <w:spacing w:before="10" w:after="10"/>
             </w:pPr>
             <w:r>
               <w:rPr>
                 <w:color w:val="1F2A37"/>
                 <w:sz w:val="18"/>
               </w:rPr>
-              <w:t>›  GCP · IAM: Service Accounts, Workload Identity, org policies y Cloud Audit Logs</w:t>
+              <w:t xml:space="preserve">     ›  Kamaji: tenant control planes, datastores y gestión de flota</w:t>
             </w:r>
           </w:p>
           <w:p>
             <w:pPr>
-              <w:spacing w:before="20" w:after="20"/>
+              <w:spacing w:before="40" w:after="20"/>
+            </w:pPr>
+            <w:r>
+              <w:rPr>
+                <w:b/>
+                <w:color w:val="1A56DB"/>
+                <w:sz w:val="20"/>
+              </w:rPr>
+              <w:t>▸ Multi-cluster y Multi-cloud</w:t>
+            </w:r>
+          </w:p>
+          <w:p>
+            <w:pPr>
+              <w:spacing w:before="10" w:after="10"/>
             </w:pPr>
             <w:r>
               <w:rPr>
                 <w:color w:val="1F2A37"/>
                 <w:sz w:val="18"/>
               </w:rPr>
-              <w:t>›  GCP · Computación: Compute Engine, Cloud Functions y Cloud Run</w:t>
+              <w:t xml:space="preserve">     ›  Arquitecturas: hub-and-spoke, peer-to-peer, federación</w:t>
             </w:r>
           </w:p>
           <w:p>
             <w:pPr>
-              <w:spacing w:before="20" w:after="20"/>
+              <w:spacing w:before="10" w:after="10"/>
             </w:pPr>
             <w:r>
               <w:rPr>
                 <w:color w:val="1F2A37"/>
                 <w:sz w:val="18"/>
               </w:rPr>
-              <w:t>›  GCP · Redes: VPC, Firewall Rules, Cloud NAT, Cloud Load Balancing y Cloud DNS</w:t>
+              <w:t xml:space="preserve">     ›  Open Cluster Management (OCM), Rancher MCM y ArgoCD multicluster</w:t>
             </w:r>
           </w:p>
           <w:p>
             <w:pPr>
-              <w:spacing w:before="20" w:after="20"/>
+              <w:spacing w:before="10" w:after="10"/>
             </w:pPr>
             <w:r>
               <w:rPr>
                 <w:color w:val="1F2A37"/>
                 <w:sz w:val="18"/>
               </w:rPr>
-              <w:t>›  GCP · Almacenamiento: Cloud Storage, Persistent Disk y Artifact Registry</w:t>
+              <w:t xml:space="preserve">     ›  Istio multicluster (primary-remote, multi-primary)</w:t>
             </w:r>
           </w:p>
           <w:p>
             <w:pPr>
-              <w:spacing w:before="20" w:after="20"/>
+              <w:spacing w:before="10" w:after="10"/>
             </w:pPr>
             <w:r>
               <w:rPr>
                 <w:color w:val="1F2A37"/>
                 <w:sz w:val="18"/>
               </w:rPr>
-              <w:t>›  GCP · Servicios gestionados: Cloud SQL, Firestore, Pub/Sub y Cloud Monitoring</w:t>
+              <w:t xml:space="preserve">     ›  Cilium Cluster Mesh: tunneling, shared services y network policies globales</w:t>
             </w:r>
           </w:p>
           <w:p>
             <w:pPr>
-              <w:spacing w:before="20" w:after="20"/>
+              <w:spacing w:before="10" w:after="10"/>
             </w:pPr>
             <w:r>
               <w:rPr>
                 <w:color w:val="1F2A37"/>
                 <w:sz w:val="18"/>
               </w:rPr>
-              <w:t>›  Comparativa multi-cloud: estrategias de portabilidad, vendor lock-in y abstracción de recursos</w:t>
-            </w:r>
-          </w:p>
-        </w:tc>
-      </w:tr>
-    </w:tbl>
-    <w:p/>
-    <w:tbl>
-      <w:tblPr>
-        <w:tblW w:type="auto" w:w="0"/>
-        <w:jc w:val="center"/>
-        <w:tblLook w:firstColumn="1" w:firstRow="1" w:lastColumn="0" w:lastRow="0" w:noHBand="0" w:noVBand="1" w:val="04A0"/>
-        <w:tblBorders>
-          <w:top w:val="single" w:sz="4" w:space="0" w:color="D1D5DB"/>
-          <w:left w:val="single" w:sz="4" w:space="0" w:color="D1D5DB"/>
-          <w:bottom w:val="single" w:sz="4" w:space="0" w:color="D1D5DB"/>
-          <w:right w:val="single" w:sz="4" w:space="0" w:color="D1D5DB"/>
-          <w:insideH w:val="single" w:sz="4" w:space="0" w:color="D1D5DB"/>
-          <w:insideV w:val="single" w:sz="4" w:space="0" w:color="D1D5DB"/>
-        </w:tblBorders>
-      </w:tblPr>
-      <w:tblGrid>
-        <w:gridCol w:w="2268"/>
-        <w:gridCol w:w="2268"/>
-        <w:gridCol w:w="2268"/>
-        <w:gridCol w:w="2268"/>
-      </w:tblGrid>
-      <w:tr>
-        <w:tc>
-          <w:tcPr>
-            <w:tcW w:type="dxa" w:w="1134"/>
-            <w:shd w:fill="1A56DB"/>
-          </w:tcPr>
-          <w:p>
-            <w:r>
-              <w:rPr>
-                <w:b/>
-                <w:color w:val="FFFFFF"/>
+              <w:t xml:space="preserve">     ›  Submariner: cross-cluster networking, service discovery y globalnet</w:t>
+            </w:r>
+          </w:p>
+          <w:p>
+            <w:pPr>
+              <w:spacing w:before="10" w:after="10"/>
+            </w:pPr>
+            <w:r>
+              <w:rPr>
+                <w:color w:val="1F2A37"/>
                 <w:sz w:val="18"/>
               </w:rPr>
-              <w:t>#</w:t>
-            </w:r>
-          </w:p>
-        </w:tc>
-        <w:tc>
-          <w:tcPr>
-            <w:tcW w:type="dxa" w:w="2268"/>
-            <w:shd w:fill="1A56DB"/>
-          </w:tcPr>
-          <w:p>
-            <w:r>
-              <w:rPr>
-                <w:b/>
-                <w:color w:val="FFFFFF"/>
+              <w:t xml:space="preserve">     ›  Crossplane como plano de control universal, políticas OPA y ESO multi-cloud</w:t>
+            </w:r>
+          </w:p>
+          <w:p>
+            <w:pPr>
+              <w:spacing w:before="10" w:after="10"/>
+            </w:pPr>
+            <w:r>
+              <w:rPr>
+                <w:color w:val="1F2A37"/>
                 <w:sz w:val="18"/>
               </w:rPr>
-              <w:t>Título</w:t>
-            </w:r>
-          </w:p>
-        </w:tc>
-        <w:tc>
-          <w:tcPr>
-            <w:tcW w:type="dxa" w:w="850"/>
-            <w:shd w:fill="1A56DB"/>
-          </w:tcPr>
-          <w:p>
-            <w:r>
-              <w:rPr>
-                <w:b/>
-                <w:color w:val="FFFFFF"/>
-                <w:sz w:val="18"/>
-              </w:rPr>
-              <w:t>Duración</w:t>
-            </w:r>
-          </w:p>
-        </w:tc>
-        <w:tc>
-          <w:tcPr>
-            <w:tcW w:type="dxa" w:w="4819"/>
-            <w:shd w:fill="1A56DB"/>
-          </w:tcPr>
-          <w:p>
-            <w:r>
-              <w:rPr>
-                <w:b/>
-                <w:color w:val="FFFFFF"/>
-                <w:sz w:val="18"/>
-              </w:rPr>
-              <w:t>Contenido</w:t>
-            </w:r>
-          </w:p>
-        </w:tc>
-      </w:tr>
-      <w:tr>
-        <w:tc>
-          <w:tcPr>
-            <w:tcW w:type="dxa" w:w="1134"/>
-          </w:tcPr>
-          <w:p>
-            <w:r>
-              <w:rPr>
-                <w:b/>
-                <w:color w:val="1A56DB"/>
-                <w:sz w:val="18"/>
-              </w:rPr>
-              <w:t>Sesión 6</w:t>
-            </w:r>
-          </w:p>
-        </w:tc>
-        <w:tc>
-          <w:tcPr>
-            <w:tcW w:type="dxa" w:w="2268"/>
-          </w:tcPr>
-          <w:p>
-            <w:r>
-              <w:rPr>
-                <w:sz w:val="18"/>
-              </w:rPr>
-              <w:t>Introducción a AWS</w:t>
-            </w:r>
-          </w:p>
-        </w:tc>
-        <w:tc>
-          <w:tcPr>
-            <w:tcW w:type="dxa" w:w="850"/>
-          </w:tcPr>
-          <w:p>
-            <w:r>
-              <w:rPr>
-                <w:sz w:val="18"/>
-              </w:rPr>
-              <w:t>3.5h</w:t>
-            </w:r>
-          </w:p>
-        </w:tc>
-        <w:tc>
-          <w:tcPr>
-            <w:tcW w:type="dxa" w:w="4819"/>
-          </w:tcPr>
-          <w:p>
-            <w:r>
-              <w:rPr>
-                <w:sz w:val="18"/>
-              </w:rPr>
-              <w:t>IAM (users, roles, policies, OIDC). EC2, ASG, Lambda. VPC, subnets, SG, ALB. S3, EBS, EFS, ECR. RDS, DynamoDB, SQS, CloudWatch.</w:t>
-            </w:r>
-          </w:p>
-        </w:tc>
-      </w:tr>
-      <w:tr>
-        <w:tc>
-          <w:tcPr>
-            <w:tcW w:type="dxa" w:w="1134"/>
-            <w:shd w:fill="E8F0FE"/>
-          </w:tcPr>
-          <w:p>
-            <w:r>
-              <w:rPr>
-                <w:b/>
-                <w:color w:val="1A56DB"/>
-                <w:sz w:val="18"/>
-              </w:rPr>
-              <w:t>Sesión 7</w:t>
-            </w:r>
-          </w:p>
-        </w:tc>
-        <w:tc>
-          <w:tcPr>
-            <w:tcW w:type="dxa" w:w="2268"/>
-            <w:shd w:fill="E8F0FE"/>
-          </w:tcPr>
-          <w:p>
-            <w:r>
-              <w:rPr>
-                <w:sz w:val="18"/>
-              </w:rPr>
-              <w:t>Introducción a Azure</w:t>
-            </w:r>
-          </w:p>
-        </w:tc>
-        <w:tc>
-          <w:tcPr>
-            <w:tcW w:type="dxa" w:w="850"/>
-            <w:shd w:fill="E8F0FE"/>
-          </w:tcPr>
-          <w:p>
-            <w:r>
-              <w:rPr>
-                <w:sz w:val="18"/>
-              </w:rPr>
-              <w:t>3.5h</w:t>
-            </w:r>
-          </w:p>
-        </w:tc>
-        <w:tc>
-          <w:tcPr>
-            <w:tcW w:type="dxa" w:w="4819"/>
-            <w:shd w:fill="E8F0FE"/>
-          </w:tcPr>
-          <w:p>
-            <w:r>
-              <w:rPr>
-                <w:sz w:val="18"/>
-              </w:rPr>
-              <w:t>Entra ID, Managed Identities, RBAC. VMs, VMSS, Azure Functions. VNet, NSG, Load Balancer. Blob Storage, Azure Files, ACR. Azure SQL, Cosmos DB.</w:t>
-            </w:r>
-          </w:p>
-        </w:tc>
-      </w:tr>
-      <w:tr>
-        <w:tc>
-          <w:tcPr>
-            <w:tcW w:type="dxa" w:w="1134"/>
-          </w:tcPr>
-          <w:p>
-            <w:r>
-              <w:rPr>
-                <w:b/>
-                <w:color w:val="1A56DB"/>
-                <w:sz w:val="18"/>
-              </w:rPr>
-              <w:t>Sesión 8</w:t>
-            </w:r>
-          </w:p>
-        </w:tc>
-        <w:tc>
-          <w:tcPr>
-            <w:tcW w:type="dxa" w:w="2268"/>
-          </w:tcPr>
-          <w:p>
-            <w:r>
-              <w:rPr>
-                <w:sz w:val="18"/>
-              </w:rPr>
-              <w:t>Introducción a GCP y comparativa multi-cloud</w:t>
-            </w:r>
-          </w:p>
-        </w:tc>
-        <w:tc>
-          <w:tcPr>
-            <w:tcW w:type="dxa" w:w="850"/>
-          </w:tcPr>
-          <w:p>
-            <w:r>
-              <w:rPr>
-                <w:sz w:val="18"/>
-              </w:rPr>
-              <w:t>3.5h</w:t>
-            </w:r>
-          </w:p>
-        </w:tc>
-        <w:tc>
-          <w:tcPr>
-            <w:tcW w:type="dxa" w:w="4819"/>
-          </w:tcPr>
-          <w:p>
-            <w:r>
-              <w:rPr>
-                <w:sz w:val="18"/>
-              </w:rPr>
-              <w:t>Service Accounts, Workload Identity. Compute Engine, Cloud Functions, Cloud Run. VPC, Cloud NAT, Cloud LB. Cloud Storage, Artifact Registry. Cloud SQL, Pub/Sub. Comparativa.</w:t>
+              <w:t xml:space="preserve">     ›  Disaster Recovery: Velero, replicación de estado, RPO/RTO y failover automático</w:t>
             </w:r>
           </w:p>
         </w:tc>
@@ -2695,7 +3382,7 @@
                 <w:color w:val="1A56DB"/>
                 <w:sz w:val="22"/>
               </w:rPr>
-              <w:t>M06 | 7h</w:t>
+              <w:t>PF | 1.5 ECTS · 6h</w:t>
             </w:r>
             <w:r>
               <w:rPr>
@@ -2703,7 +3390,7 @@
                 <w:color w:val="1F2A37"/>
                 <w:sz w:val="22"/>
               </w:rPr>
-              <w:t xml:space="preserve">    Infraestructura como Código con Terraform</w:t>
+              <w:t xml:space="preserve">    Proyecto Final</w:t>
             </w:r>
           </w:p>
           <w:p>
@@ -2713,4569 +3400,104 @@
                 <w:color w:val="4B5563"/>
                 <w:sz w:val="20"/>
               </w:rPr>
-              <w:t>Diseño y operación de infraestructura declarativa multi-cloud con Terraform.</w:t>
+              <w:t>Diseño, implementación y defensa de una plataforma interna de desarrollo (IDP) end-to-end que integre las competencias del programa.</w:t>
             </w:r>
           </w:p>
           <w:p>
             <w:pPr>
-              <w:spacing w:before="20" w:after="20"/>
+              <w:spacing w:before="40" w:after="20"/>
+            </w:pPr>
+            <w:r>
+              <w:rPr>
+                <w:b/>
+                <w:color w:val="1A56DB"/>
+                <w:sz w:val="20"/>
+              </w:rPr>
+              <w:t>▸ Plataforma Interna de Desarrollo end-to-end</w:t>
+            </w:r>
+          </w:p>
+          <w:p>
+            <w:pPr>
+              <w:spacing w:before="10" w:after="10"/>
             </w:pPr>
             <w:r>
               <w:rPr>
                 <w:color w:val="1F2A37"/>
                 <w:sz w:val="18"/>
               </w:rPr>
-              <w:t>›  Fundamentos de IaC: filosofía declarativa vs imperativa, idempotencia y drift detection</w:t>
+              <w:t xml:space="preserve">     ›  Aprovisionamiento de la infraestructura base con Terraform sobre uno o varios proveedores cloud</w:t>
             </w:r>
           </w:p>
           <w:p>
             <w:pPr>
-              <w:spacing w:before="20" w:after="20"/>
+              <w:spacing w:before="10" w:after="10"/>
             </w:pPr>
             <w:r>
               <w:rPr>
                 <w:color w:val="1F2A37"/>
                 <w:sz w:val="18"/>
               </w:rPr>
-              <w:t>›  HCL: sintaxis, tipos de datos, expresiones, funciones y meta-argumentos (count, for_each, depends_on)</w:t>
+              <w:t xml:space="preserve">     ›  Despliegue y configuración de un clúster Kubernetes gestionado</w:t>
             </w:r>
           </w:p>
           <w:p>
             <w:pPr>
-              <w:spacing w:before="20" w:after="20"/>
+              <w:spacing w:before="10" w:after="10"/>
             </w:pPr>
             <w:r>
               <w:rPr>
                 <w:color w:val="1F2A37"/>
                 <w:sz w:val="18"/>
               </w:rPr>
-              <w:t>›  Providers: configuración, autenticación y uso de los providers de AWS, Azure y GCP</w:t>
+              <w:t xml:space="preserve">     ›  Flujo GitOps con ArgoCD para el ciclo de vida de las aplicaciones de plataforma</w:t>
             </w:r>
           </w:p>
           <w:p>
             <w:pPr>
-              <w:spacing w:before="20" w:after="20"/>
+              <w:spacing w:before="10" w:after="10"/>
             </w:pPr>
             <w:r>
               <w:rPr>
                 <w:color w:val="1F2A37"/>
                 <w:sz w:val="18"/>
               </w:rPr>
-              <w:t>›  State management: local vs remote state, state locking, backends (S3, GCS, Azure Blob) y workspaces</w:t>
+              <w:t xml:space="preserve">     ›  Gestión de secretos con Vault y/o External Secrets Operator</w:t>
             </w:r>
           </w:p>
           <w:p>
             <w:pPr>
-              <w:spacing w:before="20" w:after="20"/>
+              <w:spacing w:before="10" w:after="10"/>
             </w:pPr>
             <w:r>
               <w:rPr>
                 <w:color w:val="1F2A37"/>
                 <w:sz w:val="18"/>
               </w:rPr>
-              <w:t>›  Módulos: diseño, versionado, registro público y privado, composición y reusabilidad</w:t>
+              <w:t xml:space="preserve">     ›  Stack de observabilidad (métricas, logs, trazas) y alerting</w:t>
             </w:r>
           </w:p>
           <w:p>
             <w:pPr>
-              <w:spacing w:before="20" w:after="20"/>
+              <w:spacing w:before="10" w:after="10"/>
             </w:pPr>
             <w:r>
               <w:rPr>
                 <w:color w:val="1F2A37"/>
                 <w:sz w:val="18"/>
               </w:rPr>
-              <w:t>›  Patrones avanzados: for_each, dynamic blocks, moved blocks, import y workspaces</w:t>
+              <w:t xml:space="preserve">     ›  Entrega progresiva (canary o blue/green) con rollback automático basado en métricas</w:t>
             </w:r>
           </w:p>
           <w:p>
             <w:pPr>
-              <w:spacing w:before="20" w:after="20"/>
+              <w:spacing w:before="10" w:after="10"/>
             </w:pPr>
             <w:r>
               <w:rPr>
                 <w:color w:val="1F2A37"/>
                 <w:sz w:val="18"/>
               </w:rPr>
-              <w:t>›  Terraform en CI/CD: plan/apply automatizado, Atlantis y GitHub Actions</w:t>
-            </w:r>
-          </w:p>
-          <w:p>
-            <w:pPr>
-              <w:spacing w:before="20" w:after="20"/>
-            </w:pPr>
-            <w:r>
-              <w:rPr>
-                <w:color w:val="1F2A37"/>
-                <w:sz w:val="18"/>
-              </w:rPr>
-              <w:t>›  Testing de infraestructura: terraform test, tflint, checkov, tfsec y políticas con OPA/Conftest</w:t>
-            </w:r>
-          </w:p>
-          <w:p>
-            <w:pPr>
-              <w:spacing w:before="20" w:after="20"/>
-            </w:pPr>
-            <w:r>
-              <w:rPr>
-                <w:color w:val="1F2A37"/>
-                <w:sz w:val="18"/>
-              </w:rPr>
-              <w:t>›  Alternativas complementarias: OpenTofu, Pulumi y CDKTF</w:t>
-            </w:r>
-          </w:p>
-        </w:tc>
-      </w:tr>
-    </w:tbl>
-    <w:p/>
-    <w:tbl>
-      <w:tblPr>
-        <w:tblW w:type="auto" w:w="0"/>
-        <w:jc w:val="center"/>
-        <w:tblLook w:firstColumn="1" w:firstRow="1" w:lastColumn="0" w:lastRow="0" w:noHBand="0" w:noVBand="1" w:val="04A0"/>
-        <w:tblBorders>
-          <w:top w:val="single" w:sz="4" w:space="0" w:color="D1D5DB"/>
-          <w:left w:val="single" w:sz="4" w:space="0" w:color="D1D5DB"/>
-          <w:bottom w:val="single" w:sz="4" w:space="0" w:color="D1D5DB"/>
-          <w:right w:val="single" w:sz="4" w:space="0" w:color="D1D5DB"/>
-          <w:insideH w:val="single" w:sz="4" w:space="0" w:color="D1D5DB"/>
-          <w:insideV w:val="single" w:sz="4" w:space="0" w:color="D1D5DB"/>
-        </w:tblBorders>
-      </w:tblPr>
-      <w:tblGrid>
-        <w:gridCol w:w="2268"/>
-        <w:gridCol w:w="2268"/>
-        <w:gridCol w:w="2268"/>
-        <w:gridCol w:w="2268"/>
-      </w:tblGrid>
-      <w:tr>
-        <w:tc>
-          <w:tcPr>
-            <w:tcW w:type="dxa" w:w="1134"/>
-            <w:shd w:fill="1A56DB"/>
-          </w:tcPr>
-          <w:p>
-            <w:r>
-              <w:rPr>
-                <w:b/>
-                <w:color w:val="FFFFFF"/>
-                <w:sz w:val="18"/>
-              </w:rPr>
-              <w:t>#</w:t>
-            </w:r>
-          </w:p>
-        </w:tc>
-        <w:tc>
-          <w:tcPr>
-            <w:tcW w:type="dxa" w:w="2268"/>
-            <w:shd w:fill="1A56DB"/>
-          </w:tcPr>
-          <w:p>
-            <w:r>
-              <w:rPr>
-                <w:b/>
-                <w:color w:val="FFFFFF"/>
-                <w:sz w:val="18"/>
-              </w:rPr>
-              <w:t>Título</w:t>
-            </w:r>
-          </w:p>
-        </w:tc>
-        <w:tc>
-          <w:tcPr>
-            <w:tcW w:type="dxa" w:w="850"/>
-            <w:shd w:fill="1A56DB"/>
-          </w:tcPr>
-          <w:p>
-            <w:r>
-              <w:rPr>
-                <w:b/>
-                <w:color w:val="FFFFFF"/>
-                <w:sz w:val="18"/>
-              </w:rPr>
-              <w:t>Duración</w:t>
-            </w:r>
-          </w:p>
-        </w:tc>
-        <w:tc>
-          <w:tcPr>
-            <w:tcW w:type="dxa" w:w="4819"/>
-            <w:shd w:fill="1A56DB"/>
-          </w:tcPr>
-          <w:p>
-            <w:r>
-              <w:rPr>
-                <w:b/>
-                <w:color w:val="FFFFFF"/>
-                <w:sz w:val="18"/>
-              </w:rPr>
-              <w:t>Contenido</w:t>
-            </w:r>
-          </w:p>
-        </w:tc>
-      </w:tr>
-      <w:tr>
-        <w:tc>
-          <w:tcPr>
-            <w:tcW w:type="dxa" w:w="1134"/>
-          </w:tcPr>
-          <w:p>
-            <w:r>
-              <w:rPr>
-                <w:b/>
-                <w:color w:val="1A56DB"/>
-                <w:sz w:val="18"/>
-              </w:rPr>
-              <w:t>Sesión 9</w:t>
-            </w:r>
-          </w:p>
-        </w:tc>
-        <w:tc>
-          <w:tcPr>
-            <w:tcW w:type="dxa" w:w="2268"/>
-          </w:tcPr>
-          <w:p>
-            <w:r>
-              <w:rPr>
-                <w:sz w:val="18"/>
-              </w:rPr>
-              <w:t>Terraform: fundamentos y state</w:t>
-            </w:r>
-          </w:p>
-        </w:tc>
-        <w:tc>
-          <w:tcPr>
-            <w:tcW w:type="dxa" w:w="850"/>
-          </w:tcPr>
-          <w:p>
-            <w:r>
-              <w:rPr>
-                <w:sz w:val="18"/>
-              </w:rPr>
-              <w:t>3.5h</w:t>
-            </w:r>
-          </w:p>
-        </w:tc>
-        <w:tc>
-          <w:tcPr>
-            <w:tcW w:type="dxa" w:w="4819"/>
-          </w:tcPr>
-          <w:p>
-            <w:r>
-              <w:rPr>
-                <w:sz w:val="18"/>
-              </w:rPr>
-              <w:t>IaC declarativa. HCL, providers, resources, data sources, variables, outputs. State: local vs remote, locking, backends. Módulos: estructura, versionado, registry.</w:t>
-            </w:r>
-          </w:p>
-        </w:tc>
-      </w:tr>
-      <w:tr>
-        <w:tc>
-          <w:tcPr>
-            <w:tcW w:type="dxa" w:w="1134"/>
-            <w:shd w:fill="E8F0FE"/>
-          </w:tcPr>
-          <w:p>
-            <w:r>
-              <w:rPr>
-                <w:b/>
-                <w:color w:val="1A56DB"/>
-                <w:sz w:val="18"/>
-              </w:rPr>
-              <w:t>Sesión 10</w:t>
-            </w:r>
-          </w:p>
-        </w:tc>
-        <w:tc>
-          <w:tcPr>
-            <w:tcW w:type="dxa" w:w="2268"/>
-            <w:shd w:fill="E8F0FE"/>
-          </w:tcPr>
-          <w:p>
-            <w:r>
-              <w:rPr>
-                <w:sz w:val="18"/>
-              </w:rPr>
-              <w:t>Terraform: avanzado y CI/CD</w:t>
-            </w:r>
-          </w:p>
-        </w:tc>
-        <w:tc>
-          <w:tcPr>
-            <w:tcW w:type="dxa" w:w="850"/>
-            <w:shd w:fill="E8F0FE"/>
-          </w:tcPr>
-          <w:p>
-            <w:r>
-              <w:rPr>
-                <w:sz w:val="18"/>
-              </w:rPr>
-              <w:t>3.5h</w:t>
-            </w:r>
-          </w:p>
-        </w:tc>
-        <w:tc>
-          <w:tcPr>
-            <w:tcW w:type="dxa" w:w="4819"/>
-            <w:shd w:fill="E8F0FE"/>
-          </w:tcPr>
-          <w:p>
-            <w:r>
-              <w:rPr>
-                <w:sz w:val="18"/>
-              </w:rPr>
-              <w:t>for_each, dynamic blocks, moved blocks, import, workspaces. CI/CD: Atlantis, GitHub Actions. Testing: tflint, checkov, OPA. OpenTofu.</w:t>
-            </w:r>
-          </w:p>
-        </w:tc>
-      </w:tr>
-    </w:tbl>
-    <w:p/>
-    <w:tbl>
-      <w:tblPr>
-        <w:tblW w:type="auto" w:w="0"/>
-        <w:tblLook w:firstColumn="1" w:firstRow="1" w:lastColumn="0" w:lastRow="0" w:noHBand="0" w:noVBand="1" w:val="04A0"/>
-        <w:tblBorders>
-          <w:top w:val="single" w:sz="4" w:space="0" w:color="D1D5DB"/>
-          <w:left w:val="single" w:sz="4" w:space="0" w:color="D1D5DB"/>
-          <w:bottom w:val="single" w:sz="4" w:space="0" w:color="D1D5DB"/>
-          <w:right w:val="single" w:sz="4" w:space="0" w:color="D1D5DB"/>
-          <w:insideH w:val="single" w:sz="4" w:space="0" w:color="D1D5DB"/>
-          <w:insideV w:val="single" w:sz="4" w:space="0" w:color="D1D5DB"/>
-        </w:tblBorders>
-      </w:tblPr>
-      <w:tblGrid>
-        <w:gridCol w:w="9072"/>
-      </w:tblGrid>
-      <w:tr>
-        <w:tc>
-          <w:tcPr>
-            <w:tcW w:type="dxa" w:w="9072"/>
-            <w:shd w:fill="1A56DB"/>
-          </w:tcPr>
-          <w:p>
-            <w:pPr>
-              <w:jc w:val="center"/>
-            </w:pPr>
-            <w:r>
-              <w:rPr>
-                <w:b/>
-                <w:color w:val="FFFFFF"/>
-                <w:sz w:val="22"/>
-              </w:rPr>
-              <w:t>BLOQUE IV</w:t>
-            </w:r>
-          </w:p>
-          <w:p>
-            <w:pPr>
-              <w:jc w:val="center"/>
-            </w:pPr>
-            <w:r>
-              <w:rPr>
-                <w:b/>
-                <w:color w:val="FFFFFF"/>
-                <w:sz w:val="26"/>
-              </w:rPr>
-              <w:t>Contenedores</w:t>
-            </w:r>
-          </w:p>
-        </w:tc>
-      </w:tr>
-    </w:tbl>
-    <w:p/>
-    <w:tbl>
-      <w:tblPr>
-        <w:tblW w:type="auto" w:w="0"/>
-        <w:tblLook w:firstColumn="1" w:firstRow="1" w:lastColumn="0" w:lastRow="0" w:noHBand="0" w:noVBand="1" w:val="04A0"/>
-        <w:tblBorders>
-          <w:top w:val="single" w:sz="4" w:space="0" w:color="D1D5DB"/>
-          <w:left w:val="single" w:sz="4" w:space="0" w:color="D1D5DB"/>
-          <w:bottom w:val="single" w:sz="4" w:space="0" w:color="D1D5DB"/>
-          <w:right w:val="single" w:sz="4" w:space="0" w:color="D1D5DB"/>
-          <w:insideH w:val="single" w:sz="4" w:space="0" w:color="D1D5DB"/>
-          <w:insideV w:val="single" w:sz="4" w:space="0" w:color="D1D5DB"/>
-        </w:tblBorders>
-      </w:tblPr>
-      <w:tblGrid>
-        <w:gridCol w:w="9072"/>
-      </w:tblGrid>
-      <w:tr>
-        <w:tc>
-          <w:tcPr>
-            <w:tcW w:type="dxa" w:w="9072"/>
-          </w:tcPr>
-          <w:p>
-            <w:r>
-              <w:rPr>
-                <w:b/>
-                <w:color w:val="1A56DB"/>
-                <w:sz w:val="22"/>
-              </w:rPr>
-              <w:t>M07 | 7h</w:t>
-            </w:r>
-            <w:r>
-              <w:rPr>
-                <w:b/>
-                <w:color w:val="1F2A37"/>
-                <w:sz w:val="22"/>
-              </w:rPr>
-              <w:t xml:space="preserve">    Contenedores y Ecosistema OCI</w:t>
-            </w:r>
-          </w:p>
-          <w:p>
-            <w:r>
-              <w:rPr>
-                <w:i/>
-                <w:color w:val="4B5563"/>
-                <w:sz w:val="20"/>
-              </w:rPr>
-              <w:t>Dominio del ecosistema de contenedores: desde la construcción de imágenes hasta seguridad y registros.</w:t>
-            </w:r>
-          </w:p>
-          <w:p>
-            <w:pPr>
-              <w:spacing w:before="20" w:after="20"/>
-            </w:pPr>
-            <w:r>
-              <w:rPr>
-                <w:color w:val="1F2A37"/>
-                <w:sz w:val="18"/>
-              </w:rPr>
-              <w:t>›  Arquitectura de contenedores: Linux namespaces, cgroups v2, UnionFS y el modelo de capas OCI</w:t>
-            </w:r>
-          </w:p>
-          <w:p>
-            <w:pPr>
-              <w:spacing w:before="20" w:after="20"/>
-            </w:pPr>
-            <w:r>
-              <w:rPr>
-                <w:color w:val="1F2A37"/>
-                <w:sz w:val="18"/>
-              </w:rPr>
-              <w:t>›  Dockerfile avanzado: multi-stage builds, BuildKit, cache optimization y distroless/scratch images</w:t>
-            </w:r>
-          </w:p>
-          <w:p>
-            <w:pPr>
-              <w:spacing w:before="20" w:after="20"/>
-            </w:pPr>
-            <w:r>
-              <w:rPr>
-                <w:color w:val="1F2A37"/>
-                <w:sz w:val="18"/>
-              </w:rPr>
-              <w:t>›  Container runtimes: Docker, containerd, CRI-O, runc, gVisor y la interfaz CRI de Kubernetes</w:t>
-            </w:r>
-          </w:p>
-          <w:p>
-            <w:pPr>
-              <w:spacing w:before="20" w:after="20"/>
-            </w:pPr>
-            <w:r>
-              <w:rPr>
-                <w:color w:val="1F2A37"/>
-                <w:sz w:val="18"/>
-              </w:rPr>
-              <w:t>›  Docker Compose: definición de servicios multi-contenedor, redes, volúmenes y profiles</w:t>
-            </w:r>
-          </w:p>
-          <w:p>
-            <w:pPr>
-              <w:spacing w:before="20" w:after="20"/>
-            </w:pPr>
-            <w:r>
-              <w:rPr>
-                <w:color w:val="1F2A37"/>
-                <w:sz w:val="18"/>
-              </w:rPr>
-              <w:t>›  Registros de imágenes: Docker Hub, GHCR, ECR, ACR, GAR y Harbor como registro privado</w:t>
-            </w:r>
-          </w:p>
-          <w:p>
-            <w:pPr>
-              <w:spacing w:before="20" w:after="20"/>
-            </w:pPr>
-            <w:r>
-              <w:rPr>
-                <w:color w:val="1F2A37"/>
-                <w:sz w:val="18"/>
-              </w:rPr>
-              <w:t>›  Seguridad de imágenes: CVE scanning con Trivy/Grype, image signing con Cosign y generación de SBOM</w:t>
-            </w:r>
-          </w:p>
-          <w:p>
-            <w:pPr>
-              <w:spacing w:before="20" w:after="20"/>
-            </w:pPr>
-            <w:r>
-              <w:rPr>
-                <w:color w:val="1F2A37"/>
-                <w:sz w:val="18"/>
-              </w:rPr>
-              <w:t>›  Builds in-cluster: kaniko, buildah y Paketo Buildpacks para entornos sin Docker daemon</w:t>
-            </w:r>
-          </w:p>
-          <w:p>
-            <w:pPr>
-              <w:spacing w:before="20" w:after="20"/>
-            </w:pPr>
-            <w:r>
-              <w:rPr>
-                <w:color w:val="1F2A37"/>
-                <w:sz w:val="18"/>
-              </w:rPr>
-              <w:t>›  Optimización: reducción de tamaño, gestión de capas, secrets en build time y multi-platform builds</w:t>
-            </w:r>
-          </w:p>
-          <w:p>
-            <w:pPr>
-              <w:spacing w:before="20" w:after="20"/>
-            </w:pPr>
-            <w:r>
-              <w:rPr>
-                <w:color w:val="1F2A37"/>
-                <w:sz w:val="18"/>
-              </w:rPr>
-              <w:t>›  OCI Artifacts: almacenamiento de Helm charts, políticas OPA y otros artefactos en registros OCI</w:t>
-            </w:r>
-          </w:p>
-        </w:tc>
-      </w:tr>
-    </w:tbl>
-    <w:p/>
-    <w:tbl>
-      <w:tblPr>
-        <w:tblW w:type="auto" w:w="0"/>
-        <w:jc w:val="center"/>
-        <w:tblLook w:firstColumn="1" w:firstRow="1" w:lastColumn="0" w:lastRow="0" w:noHBand="0" w:noVBand="1" w:val="04A0"/>
-        <w:tblBorders>
-          <w:top w:val="single" w:sz="4" w:space="0" w:color="D1D5DB"/>
-          <w:left w:val="single" w:sz="4" w:space="0" w:color="D1D5DB"/>
-          <w:bottom w:val="single" w:sz="4" w:space="0" w:color="D1D5DB"/>
-          <w:right w:val="single" w:sz="4" w:space="0" w:color="D1D5DB"/>
-          <w:insideH w:val="single" w:sz="4" w:space="0" w:color="D1D5DB"/>
-          <w:insideV w:val="single" w:sz="4" w:space="0" w:color="D1D5DB"/>
-        </w:tblBorders>
-      </w:tblPr>
-      <w:tblGrid>
-        <w:gridCol w:w="2268"/>
-        <w:gridCol w:w="2268"/>
-        <w:gridCol w:w="2268"/>
-        <w:gridCol w:w="2268"/>
-      </w:tblGrid>
-      <w:tr>
-        <w:tc>
-          <w:tcPr>
-            <w:tcW w:type="dxa" w:w="1134"/>
-            <w:shd w:fill="1A56DB"/>
-          </w:tcPr>
-          <w:p>
-            <w:r>
-              <w:rPr>
-                <w:b/>
-                <w:color w:val="FFFFFF"/>
-                <w:sz w:val="18"/>
-              </w:rPr>
-              <w:t>#</w:t>
-            </w:r>
-          </w:p>
-        </w:tc>
-        <w:tc>
-          <w:tcPr>
-            <w:tcW w:type="dxa" w:w="2268"/>
-            <w:shd w:fill="1A56DB"/>
-          </w:tcPr>
-          <w:p>
-            <w:r>
-              <w:rPr>
-                <w:b/>
-                <w:color w:val="FFFFFF"/>
-                <w:sz w:val="18"/>
-              </w:rPr>
-              <w:t>Título</w:t>
-            </w:r>
-          </w:p>
-        </w:tc>
-        <w:tc>
-          <w:tcPr>
-            <w:tcW w:type="dxa" w:w="850"/>
-            <w:shd w:fill="1A56DB"/>
-          </w:tcPr>
-          <w:p>
-            <w:r>
-              <w:rPr>
-                <w:b/>
-                <w:color w:val="FFFFFF"/>
-                <w:sz w:val="18"/>
-              </w:rPr>
-              <w:t>Duración</w:t>
-            </w:r>
-          </w:p>
-        </w:tc>
-        <w:tc>
-          <w:tcPr>
-            <w:tcW w:type="dxa" w:w="4819"/>
-            <w:shd w:fill="1A56DB"/>
-          </w:tcPr>
-          <w:p>
-            <w:r>
-              <w:rPr>
-                <w:b/>
-                <w:color w:val="FFFFFF"/>
-                <w:sz w:val="18"/>
-              </w:rPr>
-              <w:t>Contenido</w:t>
-            </w:r>
-          </w:p>
-        </w:tc>
-      </w:tr>
-      <w:tr>
-        <w:tc>
-          <w:tcPr>
-            <w:tcW w:type="dxa" w:w="1134"/>
-          </w:tcPr>
-          <w:p>
-            <w:r>
-              <w:rPr>
-                <w:b/>
-                <w:color w:val="1A56DB"/>
-                <w:sz w:val="18"/>
-              </w:rPr>
-              <w:t>Sesión 11</w:t>
-            </w:r>
-          </w:p>
-        </w:tc>
-        <w:tc>
-          <w:tcPr>
-            <w:tcW w:type="dxa" w:w="2268"/>
-          </w:tcPr>
-          <w:p>
-            <w:r>
-              <w:rPr>
-                <w:sz w:val="18"/>
-              </w:rPr>
-              <w:t>Contenedores: fundamentos y Docker</w:t>
-            </w:r>
-          </w:p>
-        </w:tc>
-        <w:tc>
-          <w:tcPr>
-            <w:tcW w:type="dxa" w:w="850"/>
-          </w:tcPr>
-          <w:p>
-            <w:r>
-              <w:rPr>
-                <w:sz w:val="18"/>
-              </w:rPr>
-              <w:t>3.5h</w:t>
-            </w:r>
-          </w:p>
-        </w:tc>
-        <w:tc>
-          <w:tcPr>
-            <w:tcW w:type="dxa" w:w="4819"/>
-          </w:tcPr>
-          <w:p>
-            <w:r>
-              <w:rPr>
-                <w:sz w:val="18"/>
-              </w:rPr>
-              <w:t>Namespaces, cgroups, OCI. Dockerfile: multi-stage, BuildKit, cache. Runtimes: containerd, CRI-O, gVisor. Docker Compose. Podman.</w:t>
-            </w:r>
-          </w:p>
-        </w:tc>
-      </w:tr>
-      <w:tr>
-        <w:tc>
-          <w:tcPr>
-            <w:tcW w:type="dxa" w:w="1134"/>
-            <w:shd w:fill="E8F0FE"/>
-          </w:tcPr>
-          <w:p>
-            <w:r>
-              <w:rPr>
-                <w:b/>
-                <w:color w:val="1A56DB"/>
-                <w:sz w:val="18"/>
-              </w:rPr>
-              <w:t>Sesión 12</w:t>
-            </w:r>
-          </w:p>
-        </w:tc>
-        <w:tc>
-          <w:tcPr>
-            <w:tcW w:type="dxa" w:w="2268"/>
-            <w:shd w:fill="E8F0FE"/>
-          </w:tcPr>
-          <w:p>
-            <w:r>
-              <w:rPr>
-                <w:sz w:val="18"/>
-              </w:rPr>
-              <w:t>Imágenes: seguridad, registries y builds</w:t>
-            </w:r>
-          </w:p>
-        </w:tc>
-        <w:tc>
-          <w:tcPr>
-            <w:tcW w:type="dxa" w:w="850"/>
-            <w:shd w:fill="E8F0FE"/>
-          </w:tcPr>
-          <w:p>
-            <w:r>
-              <w:rPr>
-                <w:sz w:val="18"/>
-              </w:rPr>
-              <w:t>3.5h</w:t>
-            </w:r>
-          </w:p>
-        </w:tc>
-        <w:tc>
-          <w:tcPr>
-            <w:tcW w:type="dxa" w:w="4819"/>
-            <w:shd w:fill="E8F0FE"/>
-          </w:tcPr>
-          <w:p>
-            <w:r>
-              <w:rPr>
-                <w:sz w:val="18"/>
-              </w:rPr>
-              <w:t>Imágenes: distroless, scratch, alpine. Scanning: Trivy, Grype, Cosign, SBOM. Registries: Harbor, ECR, ACR, GAR. Kaniko, Buildpacks. OCI Artifacts.</w:t>
-            </w:r>
-          </w:p>
-        </w:tc>
-      </w:tr>
-    </w:tbl>
-    <w:p/>
-    <w:tbl>
-      <w:tblPr>
-        <w:tblW w:type="auto" w:w="0"/>
-        <w:tblLook w:firstColumn="1" w:firstRow="1" w:lastColumn="0" w:lastRow="0" w:noHBand="0" w:noVBand="1" w:val="04A0"/>
-        <w:tblBorders>
-          <w:top w:val="single" w:sz="4" w:space="0" w:color="D1D5DB"/>
-          <w:left w:val="single" w:sz="4" w:space="0" w:color="D1D5DB"/>
-          <w:bottom w:val="single" w:sz="4" w:space="0" w:color="D1D5DB"/>
-          <w:right w:val="single" w:sz="4" w:space="0" w:color="D1D5DB"/>
-          <w:insideH w:val="single" w:sz="4" w:space="0" w:color="D1D5DB"/>
-          <w:insideV w:val="single" w:sz="4" w:space="0" w:color="D1D5DB"/>
-        </w:tblBorders>
-      </w:tblPr>
-      <w:tblGrid>
-        <w:gridCol w:w="9072"/>
-      </w:tblGrid>
-      <w:tr>
-        <w:tc>
-          <w:tcPr>
-            <w:tcW w:type="dxa" w:w="9072"/>
-            <w:shd w:fill="1A56DB"/>
-          </w:tcPr>
-          <w:p>
-            <w:pPr>
-              <w:jc w:val="center"/>
-            </w:pPr>
-            <w:r>
-              <w:rPr>
-                <w:b/>
-                <w:color w:val="FFFFFF"/>
-                <w:sz w:val="22"/>
-              </w:rPr>
-              <w:t>BLOQUE V</w:t>
-            </w:r>
-          </w:p>
-          <w:p>
-            <w:pPr>
-              <w:jc w:val="center"/>
-            </w:pPr>
-            <w:r>
-              <w:rPr>
-                <w:b/>
-                <w:color w:val="FFFFFF"/>
-                <w:sz w:val="26"/>
-              </w:rPr>
-              <w:t>Kubernetes Core</w:t>
-            </w:r>
-          </w:p>
-        </w:tc>
-      </w:tr>
-    </w:tbl>
-    <w:p/>
-    <w:tbl>
-      <w:tblPr>
-        <w:tblW w:type="auto" w:w="0"/>
-        <w:tblLook w:firstColumn="1" w:firstRow="1" w:lastColumn="0" w:lastRow="0" w:noHBand="0" w:noVBand="1" w:val="04A0"/>
-        <w:tblBorders>
-          <w:top w:val="single" w:sz="4" w:space="0" w:color="D1D5DB"/>
-          <w:left w:val="single" w:sz="4" w:space="0" w:color="D1D5DB"/>
-          <w:bottom w:val="single" w:sz="4" w:space="0" w:color="D1D5DB"/>
-          <w:right w:val="single" w:sz="4" w:space="0" w:color="D1D5DB"/>
-          <w:insideH w:val="single" w:sz="4" w:space="0" w:color="D1D5DB"/>
-          <w:insideV w:val="single" w:sz="4" w:space="0" w:color="D1D5DB"/>
-        </w:tblBorders>
-      </w:tblPr>
-      <w:tblGrid>
-        <w:gridCol w:w="9072"/>
-      </w:tblGrid>
-      <w:tr>
-        <w:tc>
-          <w:tcPr>
-            <w:tcW w:type="dxa" w:w="9072"/>
-          </w:tcPr>
-          <w:p>
-            <w:r>
-              <w:rPr>
-                <w:b/>
-                <w:color w:val="1A56DB"/>
-                <w:sz w:val="22"/>
-              </w:rPr>
-              <w:t>M08 | 28h</w:t>
-            </w:r>
-            <w:r>
-              <w:rPr>
-                <w:b/>
-                <w:color w:val="1F2A37"/>
-                <w:sz w:val="22"/>
-              </w:rPr>
-              <w:t xml:space="preserve">    Kubernetes Core: Arquitectura y Building Blocks</w:t>
-            </w:r>
-          </w:p>
-          <w:p>
-            <w:r>
-              <w:rPr>
-                <w:i/>
-                <w:color w:val="4B5563"/>
-                <w:sz w:val="20"/>
-              </w:rPr>
-              <w:t>Estudio exhaustivo de la arquitectura de Kubernetes y sus objetos fundamentales.</w:t>
-            </w:r>
-          </w:p>
-          <w:p>
-            <w:pPr>
-              <w:spacing w:before="20" w:after="20"/>
-            </w:pPr>
-            <w:r>
-              <w:rPr>
-                <w:color w:val="1F2A37"/>
-                <w:sz w:val="18"/>
-              </w:rPr>
-              <w:t>›  INTRODUCCIÓN · Control Plane: kube-apiserver, etcd, kube-scheduler, controller-manager, cloud-controller-manager</w:t>
-            </w:r>
-          </w:p>
-          <w:p>
-            <w:pPr>
-              <w:spacing w:before="20" w:after="20"/>
-            </w:pPr>
-            <w:r>
-              <w:rPr>
-                <w:color w:val="1F2A37"/>
-                <w:sz w:val="18"/>
-              </w:rPr>
-              <w:t>›  INTRODUCCIÓN · Data Plane: kubelet, kube-proxy, container runtime y comunicación entre nodos</w:t>
-            </w:r>
-          </w:p>
-          <w:p>
-            <w:pPr>
-              <w:spacing w:before="20" w:after="20"/>
-            </w:pPr>
-            <w:r>
-              <w:rPr>
-                <w:color w:val="1F2A37"/>
-                <w:sz w:val="18"/>
-              </w:rPr>
-              <w:t>›  CLUSTERS LOCALES · kind (Kubernetes in Docker): configuración multi-nodo, networking y uso en CI</w:t>
-            </w:r>
-          </w:p>
-          <w:p>
-            <w:pPr>
-              <w:spacing w:before="20" w:after="20"/>
-            </w:pPr>
-            <w:r>
-              <w:rPr>
-                <w:color w:val="1F2A37"/>
-                <w:sz w:val="18"/>
-              </w:rPr>
-              <w:t>›  BUILDING BLOCKS · Pods: ciclo de vida, init containers, sidecar pattern y ephemeral containers</w:t>
-            </w:r>
-          </w:p>
-          <w:p>
-            <w:pPr>
-              <w:spacing w:before="20" w:after="20"/>
-            </w:pPr>
-            <w:r>
-              <w:rPr>
-                <w:color w:val="1F2A37"/>
-                <w:sz w:val="18"/>
-              </w:rPr>
-              <w:t>›  BUILDING BLOCKS · Workloads: Deployment, StatefulSet, DaemonSet, Job, CronJob y ReplicaSet</w:t>
-            </w:r>
-          </w:p>
-          <w:p>
-            <w:pPr>
-              <w:spacing w:before="20" w:after="20"/>
-            </w:pPr>
-            <w:r>
-              <w:rPr>
-                <w:color w:val="1F2A37"/>
-                <w:sz w:val="18"/>
-              </w:rPr>
-              <w:t>›  BUILDING BLOCKS · Configuración: ConfigMap, Secret (tipos, encriptación at rest), env vars y volúmenes</w:t>
-            </w:r>
-          </w:p>
-          <w:p>
-            <w:pPr>
-              <w:spacing w:before="20" w:after="20"/>
-            </w:pPr>
-            <w:r>
-              <w:rPr>
-                <w:color w:val="1F2A37"/>
-                <w:sz w:val="18"/>
-              </w:rPr>
-              <w:t>›  BUILDING BLOCKS · Namespace, Labels, Selectors, Annotations, Finalizers y OwnerReferences</w:t>
-            </w:r>
-          </w:p>
-          <w:p>
-            <w:pPr>
-              <w:spacing w:before="20" w:after="20"/>
-            </w:pPr>
-            <w:r>
-              <w:rPr>
-                <w:color w:val="1F2A37"/>
-                <w:sz w:val="18"/>
-              </w:rPr>
-              <w:t>›  BUILDING BLOCKS · Scheduling: node/pod affinity, taints, tolerations, topology spread y priority classes</w:t>
-            </w:r>
-          </w:p>
-          <w:p>
-            <w:pPr>
-              <w:spacing w:before="20" w:after="20"/>
-            </w:pPr>
-            <w:r>
-              <w:rPr>
-                <w:color w:val="1F2A37"/>
-                <w:sz w:val="18"/>
-              </w:rPr>
-              <w:t>›  BUILDING BLOCKS · Resource management: requests, limits, LimitRange, ResourceQuota y QoS classes</w:t>
-            </w:r>
-          </w:p>
-          <w:p>
-            <w:pPr>
-              <w:spacing w:before="20" w:after="20"/>
-            </w:pPr>
-            <w:r>
-              <w:rPr>
-                <w:color w:val="1F2A37"/>
-                <w:sz w:val="18"/>
-              </w:rPr>
-              <w:t>›  ALMACENAMIENTO · PersistentVolume, PersistentVolumeClaim, StorageClass y dynamic provisioning</w:t>
-            </w:r>
-          </w:p>
-          <w:p>
-            <w:pPr>
-              <w:spacing w:before="20" w:after="20"/>
-            </w:pPr>
-            <w:r>
-              <w:rPr>
-                <w:color w:val="1F2A37"/>
-                <w:sz w:val="18"/>
-              </w:rPr>
-              <w:t>›  ALMACENAMIENTO · CSI: arquitectura, drivers (EBS, Azure Disk, GCE PD), volume snapshots y Velero</w:t>
-            </w:r>
-          </w:p>
-          <w:p>
-            <w:pPr>
-              <w:spacing w:before="20" w:after="20"/>
-            </w:pPr>
-            <w:r>
-              <w:rPr>
-                <w:color w:val="1F2A37"/>
-                <w:sz w:val="18"/>
-              </w:rPr>
-              <w:t>›  ALMACENAMIENTO · Patrones: ReadWriteOnce vs ReadWriteMany, StatefulSet storage y volume cloning</w:t>
-            </w:r>
-          </w:p>
-          <w:p>
-            <w:pPr>
-              <w:spacing w:before="20" w:after="20"/>
-            </w:pPr>
-            <w:r>
-              <w:rPr>
-                <w:color w:val="1F2A37"/>
-                <w:sz w:val="18"/>
-              </w:rPr>
-              <w:t>›  APLICACIONES · Probes (liveness/readiness/startup), init containers, sidecar containers y PodDisruptionBudgets</w:t>
-            </w:r>
-          </w:p>
-          <w:p>
-            <w:pPr>
-              <w:spacing w:before="20" w:after="20"/>
-            </w:pPr>
-            <w:r>
-              <w:rPr>
-                <w:color w:val="1F2A37"/>
-                <w:sz w:val="18"/>
-              </w:rPr>
-              <w:t>›  APLICACIONES · Scheduling avanzado: node selectors, affinity/anti-affinity, topology spread constraints</w:t>
-            </w:r>
-          </w:p>
-          <w:p>
-            <w:pPr>
-              <w:spacing w:before="20" w:after="20"/>
-            </w:pPr>
-            <w:r>
-              <w:rPr>
-                <w:color w:val="1F2A37"/>
-                <w:sz w:val="18"/>
-              </w:rPr>
-              <w:t>›  APLICACIONES · Rolling updates, rollbacks y ConfigMap/Secret reloading con Reloader</w:t>
-            </w:r>
-          </w:p>
-          <w:p>
-            <w:pPr>
-              <w:spacing w:before="20" w:after="20"/>
-            </w:pPr>
-            <w:r>
-              <w:rPr>
-                <w:color w:val="1F2A37"/>
-                <w:sz w:val="18"/>
-              </w:rPr>
-              <w:t>›  NETWORKING · Services: ClusterIP, NodePort, LoadBalancer, ExternalName, Headless y EndpointSlices</w:t>
-            </w:r>
-          </w:p>
-          <w:p>
-            <w:pPr>
-              <w:spacing w:before="20" w:after="20"/>
-            </w:pPr>
-            <w:r>
-              <w:rPr>
-                <w:color w:val="1F2A37"/>
-                <w:sz w:val="18"/>
-              </w:rPr>
-              <w:t>›  NETWORKING · Ingress: controllers, IngressClass, Gateway API (HTTPRoute, GRPCRoute)</w:t>
-            </w:r>
-          </w:p>
-          <w:p>
-            <w:pPr>
-              <w:spacing w:before="20" w:after="20"/>
-            </w:pPr>
-            <w:r>
-              <w:rPr>
-                <w:color w:val="1F2A37"/>
-                <w:sz w:val="18"/>
-              </w:rPr>
-              <w:t>›  NETWORKING · CNI: Calico, Cilium, Flannel. NetworkPolicy y microsegmentación de tráfico</w:t>
-            </w:r>
-          </w:p>
-          <w:p>
-            <w:pPr>
-              <w:spacing w:before="20" w:after="20"/>
-            </w:pPr>
-            <w:r>
-              <w:rPr>
-                <w:color w:val="1F2A37"/>
-                <w:sz w:val="18"/>
-              </w:rPr>
-              <w:t>›  NETWORKING · DNS interno: CoreDNS, resolución de servicios y customización de zonas</w:t>
-            </w:r>
-          </w:p>
-          <w:p>
-            <w:pPr>
-              <w:spacing w:before="20" w:after="20"/>
-            </w:pPr>
-            <w:r>
-              <w:rPr>
-                <w:color w:val="1F2A37"/>
-                <w:sz w:val="18"/>
-              </w:rPr>
-              <w:t>›  AUTENTICACIÓN · RBAC: ServiceAccounts, Roles, ClusterRoles, Bindings y principio de mínimo privilegio</w:t>
-            </w:r>
-          </w:p>
-          <w:p>
-            <w:pPr>
-              <w:spacing w:before="20" w:after="20"/>
-            </w:pPr>
-            <w:r>
-              <w:rPr>
-                <w:color w:val="1F2A37"/>
-                <w:sz w:val="18"/>
-              </w:rPr>
-              <w:t>›  AUTENTICACIÓN · Autenticación: certificados X.509, OIDC, webhook auth y bound SA tokens</w:t>
-            </w:r>
-          </w:p>
-          <w:p>
-            <w:pPr>
-              <w:spacing w:before="20" w:after="20"/>
-            </w:pPr>
-            <w:r>
-              <w:rPr>
-                <w:color w:val="1F2A37"/>
-                <w:sz w:val="18"/>
-              </w:rPr>
-              <w:t>›  AUTENTICACIÓN · Admission controllers: validating/mutating webhooks, OPA Gatekeeper y Kyverno</w:t>
-            </w:r>
-          </w:p>
-          <w:p>
-            <w:pPr>
-              <w:spacing w:before="20" w:after="20"/>
-            </w:pPr>
-            <w:r>
-              <w:rPr>
-                <w:color w:val="1F2A37"/>
-                <w:sz w:val="18"/>
-              </w:rPr>
-              <w:t>›  AUTENTICACIÓN · Pod Security Admission (PSA) y Pod Security Standards</w:t>
-            </w:r>
-          </w:p>
-          <w:p>
-            <w:pPr>
-              <w:spacing w:before="20" w:after="20"/>
-            </w:pPr>
-            <w:r>
-              <w:rPr>
-                <w:color w:val="1F2A37"/>
-                <w:sz w:val="18"/>
-              </w:rPr>
-              <w:t>›  CLUSTER DESDE CERO · etcd: operaciones, snapshots, restore, clustering TLS y monitorización</w:t>
-            </w:r>
-          </w:p>
-          <w:p>
-            <w:pPr>
-              <w:spacing w:before="20" w:after="20"/>
-            </w:pPr>
-            <w:r>
-              <w:rPr>
-                <w:color w:val="1F2A37"/>
-                <w:sz w:val="18"/>
-              </w:rPr>
-              <w:t>›  CLUSTER DESDE CERO · kube-apiserver, scheduler, controller-manager: configuración manual y flags</w:t>
-            </w:r>
-          </w:p>
-          <w:p>
-            <w:pPr>
-              <w:spacing w:before="20" w:after="20"/>
-            </w:pPr>
-            <w:r>
-              <w:rPr>
-                <w:color w:val="1F2A37"/>
-                <w:sz w:val="18"/>
-              </w:rPr>
-              <w:t>›  CLUSTER DESDE CERO · kubelet, container runtime, kube-proxy: configuración y TLS bootstrapping</w:t>
-            </w:r>
-          </w:p>
-          <w:p>
-            <w:pPr>
-              <w:spacing w:before="20" w:after="20"/>
-            </w:pPr>
-            <w:r>
-              <w:rPr>
-                <w:color w:val="1F2A37"/>
-                <w:sz w:val="18"/>
-              </w:rPr>
-              <w:t>›  CLUSTER DESDE CERO · PKI del cluster: generación de certificados con cfssl/openssl y rotación</w:t>
-            </w:r>
-          </w:p>
-          <w:p>
-            <w:pPr>
-              <w:spacing w:before="20" w:after="20"/>
-            </w:pPr>
-            <w:r>
-              <w:rPr>
-                <w:color w:val="1F2A37"/>
-                <w:sz w:val="18"/>
-              </w:rPr>
-              <w:t>›  CLUSTER DESDE CERO · kubeadm bajo el capó, debugging: logs, kubectl debug, ephemeral containers</w:t>
-            </w:r>
-          </w:p>
-        </w:tc>
-      </w:tr>
-    </w:tbl>
-    <w:p/>
-    <w:tbl>
-      <w:tblPr>
-        <w:tblW w:type="auto" w:w="0"/>
-        <w:jc w:val="center"/>
-        <w:tblLook w:firstColumn="1" w:firstRow="1" w:lastColumn="0" w:lastRow="0" w:noHBand="0" w:noVBand="1" w:val="04A0"/>
-        <w:tblBorders>
-          <w:top w:val="single" w:sz="4" w:space="0" w:color="D1D5DB"/>
-          <w:left w:val="single" w:sz="4" w:space="0" w:color="D1D5DB"/>
-          <w:bottom w:val="single" w:sz="4" w:space="0" w:color="D1D5DB"/>
-          <w:right w:val="single" w:sz="4" w:space="0" w:color="D1D5DB"/>
-          <w:insideH w:val="single" w:sz="4" w:space="0" w:color="D1D5DB"/>
-          <w:insideV w:val="single" w:sz="4" w:space="0" w:color="D1D5DB"/>
-        </w:tblBorders>
-      </w:tblPr>
-      <w:tblGrid>
-        <w:gridCol w:w="2268"/>
-        <w:gridCol w:w="2268"/>
-        <w:gridCol w:w="2268"/>
-        <w:gridCol w:w="2268"/>
-      </w:tblGrid>
-      <w:tr>
-        <w:tc>
-          <w:tcPr>
-            <w:tcW w:type="dxa" w:w="1134"/>
-            <w:shd w:fill="1A56DB"/>
-          </w:tcPr>
-          <w:p>
-            <w:r>
-              <w:rPr>
-                <w:b/>
-                <w:color w:val="FFFFFF"/>
-                <w:sz w:val="18"/>
-              </w:rPr>
-              <w:t>#</w:t>
-            </w:r>
-          </w:p>
-        </w:tc>
-        <w:tc>
-          <w:tcPr>
-            <w:tcW w:type="dxa" w:w="2268"/>
-            <w:shd w:fill="1A56DB"/>
-          </w:tcPr>
-          <w:p>
-            <w:r>
-              <w:rPr>
-                <w:b/>
-                <w:color w:val="FFFFFF"/>
-                <w:sz w:val="18"/>
-              </w:rPr>
-              <w:t>Título</w:t>
-            </w:r>
-          </w:p>
-        </w:tc>
-        <w:tc>
-          <w:tcPr>
-            <w:tcW w:type="dxa" w:w="850"/>
-            <w:shd w:fill="1A56DB"/>
-          </w:tcPr>
-          <w:p>
-            <w:r>
-              <w:rPr>
-                <w:b/>
-                <w:color w:val="FFFFFF"/>
-                <w:sz w:val="18"/>
-              </w:rPr>
-              <w:t>Duración</w:t>
-            </w:r>
-          </w:p>
-        </w:tc>
-        <w:tc>
-          <w:tcPr>
-            <w:tcW w:type="dxa" w:w="4819"/>
-            <w:shd w:fill="1A56DB"/>
-          </w:tcPr>
-          <w:p>
-            <w:r>
-              <w:rPr>
-                <w:b/>
-                <w:color w:val="FFFFFF"/>
-                <w:sz w:val="18"/>
-              </w:rPr>
-              <w:t>Contenido</w:t>
-            </w:r>
-          </w:p>
-        </w:tc>
-      </w:tr>
-      <w:tr>
-        <w:tc>
-          <w:tcPr>
-            <w:tcW w:type="dxa" w:w="1134"/>
-          </w:tcPr>
-          <w:p>
-            <w:r>
-              <w:rPr>
-                <w:b/>
-                <w:color w:val="1A56DB"/>
-                <w:sz w:val="18"/>
-              </w:rPr>
-              <w:t>Sesión 13</w:t>
-            </w:r>
-          </w:p>
-        </w:tc>
-        <w:tc>
-          <w:tcPr>
-            <w:tcW w:type="dxa" w:w="2268"/>
-          </w:tcPr>
-          <w:p>
-            <w:r>
-              <w:rPr>
-                <w:sz w:val="18"/>
-              </w:rPr>
-              <w:t>Introducción y arquitectura de Kubernetes</w:t>
-            </w:r>
-          </w:p>
-        </w:tc>
-        <w:tc>
-          <w:tcPr>
-            <w:tcW w:type="dxa" w:w="850"/>
-          </w:tcPr>
-          <w:p>
-            <w:r>
-              <w:rPr>
-                <w:sz w:val="18"/>
-              </w:rPr>
-              <w:t>3.5h</w:t>
-            </w:r>
-          </w:p>
-        </w:tc>
-        <w:tc>
-          <w:tcPr>
-            <w:tcW w:type="dxa" w:w="4819"/>
-          </w:tcPr>
-          <w:p>
-            <w:r>
-              <w:rPr>
-                <w:sz w:val="18"/>
-              </w:rPr>
-              <w:t>Historia, CNCF. Control plane: API server, etcd, scheduler, controller-manager. Data plane: kubelet, kube-proxy, CRI. Clusters locales con kind: multi-nodo, port mappings.</w:t>
-            </w:r>
-          </w:p>
-        </w:tc>
-      </w:tr>
-      <w:tr>
-        <w:tc>
-          <w:tcPr>
-            <w:tcW w:type="dxa" w:w="1134"/>
-            <w:shd w:fill="E8F0FE"/>
-          </w:tcPr>
-          <w:p>
-            <w:r>
-              <w:rPr>
-                <w:b/>
-                <w:color w:val="1A56DB"/>
-                <w:sz w:val="18"/>
-              </w:rPr>
-              <w:t>Sesión 14</w:t>
-            </w:r>
-          </w:p>
-        </w:tc>
-        <w:tc>
-          <w:tcPr>
-            <w:tcW w:type="dxa" w:w="2268"/>
-            <w:shd w:fill="E8F0FE"/>
-          </w:tcPr>
-          <w:p>
-            <w:r>
-              <w:rPr>
-                <w:sz w:val="18"/>
-              </w:rPr>
-              <w:t>Building Blocks: Workloads</w:t>
-            </w:r>
-          </w:p>
-        </w:tc>
-        <w:tc>
-          <w:tcPr>
-            <w:tcW w:type="dxa" w:w="850"/>
-            <w:shd w:fill="E8F0FE"/>
-          </w:tcPr>
-          <w:p>
-            <w:r>
-              <w:rPr>
-                <w:sz w:val="18"/>
-              </w:rPr>
-              <w:t>3.5h</w:t>
-            </w:r>
-          </w:p>
-        </w:tc>
-        <w:tc>
-          <w:tcPr>
-            <w:tcW w:type="dxa" w:w="4819"/>
-            <w:shd w:fill="E8F0FE"/>
-          </w:tcPr>
-          <w:p>
-            <w:r>
-              <w:rPr>
-                <w:sz w:val="18"/>
-              </w:rPr>
-              <w:t>Pod anatomy, ciclo de vida. ReplicaSet, Deployment (rolling update, rollback). DaemonSet, StatefulSet, Job, CronJob. Init containers, sidecar pattern.</w:t>
-            </w:r>
-          </w:p>
-        </w:tc>
-      </w:tr>
-      <w:tr>
-        <w:tc>
-          <w:tcPr>
-            <w:tcW w:type="dxa" w:w="1134"/>
-          </w:tcPr>
-          <w:p>
-            <w:r>
-              <w:rPr>
-                <w:b/>
-                <w:color w:val="1A56DB"/>
-                <w:sz w:val="18"/>
-              </w:rPr>
-              <w:t>Sesión 15</w:t>
-            </w:r>
-          </w:p>
-        </w:tc>
-        <w:tc>
-          <w:tcPr>
-            <w:tcW w:type="dxa" w:w="2268"/>
-          </w:tcPr>
-          <w:p>
-            <w:r>
-              <w:rPr>
-                <w:sz w:val="18"/>
-              </w:rPr>
-              <w:t>Building Blocks: Configuración y organización</w:t>
-            </w:r>
-          </w:p>
-        </w:tc>
-        <w:tc>
-          <w:tcPr>
-            <w:tcW w:type="dxa" w:w="850"/>
-          </w:tcPr>
-          <w:p>
-            <w:r>
-              <w:rPr>
-                <w:sz w:val="18"/>
-              </w:rPr>
-              <w:t>3.5h</w:t>
-            </w:r>
-          </w:p>
-        </w:tc>
-        <w:tc>
-          <w:tcPr>
-            <w:tcW w:type="dxa" w:w="4819"/>
-          </w:tcPr>
-          <w:p>
-            <w:r>
-              <w:rPr>
-                <w:sz w:val="18"/>
-              </w:rPr>
-              <w:t>ConfigMap, Secret (tipos, encriptación at rest). ServiceAccount. Namespaces, Labels, Selectors, Annotations, Finalizers, OwnerReferences. ResourceQuotas, LimitRanges.</w:t>
-            </w:r>
-          </w:p>
-        </w:tc>
-      </w:tr>
-      <w:tr>
-        <w:tc>
-          <w:tcPr>
-            <w:tcW w:type="dxa" w:w="1134"/>
-            <w:shd w:fill="E8F0FE"/>
-          </w:tcPr>
-          <w:p>
-            <w:r>
-              <w:rPr>
-                <w:b/>
-                <w:color w:val="1A56DB"/>
-                <w:sz w:val="18"/>
-              </w:rPr>
-              <w:t>Sesión 16</w:t>
-            </w:r>
-          </w:p>
-        </w:tc>
-        <w:tc>
-          <w:tcPr>
-            <w:tcW w:type="dxa" w:w="2268"/>
-            <w:shd w:fill="E8F0FE"/>
-          </w:tcPr>
-          <w:p>
-            <w:r>
-              <w:rPr>
-                <w:sz w:val="18"/>
-              </w:rPr>
-              <w:t>Almacenamiento en Kubernetes</w:t>
-            </w:r>
-          </w:p>
-        </w:tc>
-        <w:tc>
-          <w:tcPr>
-            <w:tcW w:type="dxa" w:w="850"/>
-            <w:shd w:fill="E8F0FE"/>
-          </w:tcPr>
-          <w:p>
-            <w:r>
-              <w:rPr>
-                <w:sz w:val="18"/>
-              </w:rPr>
-              <w:t>3.5h</w:t>
-            </w:r>
-          </w:p>
-        </w:tc>
-        <w:tc>
-          <w:tcPr>
-            <w:tcW w:type="dxa" w:w="4819"/>
-            <w:shd w:fill="E8F0FE"/>
-          </w:tcPr>
-          <w:p>
-            <w:r>
-              <w:rPr>
-                <w:sz w:val="18"/>
-              </w:rPr>
-              <w:t>PV, PVC, StorageClass, dynamic provisioning. CSI drivers (EBS, Azure Disk, GCE PD). EmptyDir, hostPath, volume snapshots, expansion, cloning. Velero backup.</w:t>
-            </w:r>
-          </w:p>
-        </w:tc>
-      </w:tr>
-      <w:tr>
-        <w:tc>
-          <w:tcPr>
-            <w:tcW w:type="dxa" w:w="1134"/>
-          </w:tcPr>
-          <w:p>
-            <w:r>
-              <w:rPr>
-                <w:b/>
-                <w:color w:val="1A56DB"/>
-                <w:sz w:val="18"/>
-              </w:rPr>
-              <w:t>Sesión 17</w:t>
-            </w:r>
-          </w:p>
-        </w:tc>
-        <w:tc>
-          <w:tcPr>
-            <w:tcW w:type="dxa" w:w="2268"/>
-          </w:tcPr>
-          <w:p>
-            <w:r>
-              <w:rPr>
-                <w:sz w:val="18"/>
-              </w:rPr>
-              <w:t>Aplicaciones en Kubernetes</w:t>
-            </w:r>
-          </w:p>
-        </w:tc>
-        <w:tc>
-          <w:tcPr>
-            <w:tcW w:type="dxa" w:w="850"/>
-          </w:tcPr>
-          <w:p>
-            <w:r>
-              <w:rPr>
-                <w:sz w:val="18"/>
-              </w:rPr>
-              <w:t>3.5h</w:t>
-            </w:r>
-          </w:p>
-        </w:tc>
-        <w:tc>
-          <w:tcPr>
-            <w:tcW w:type="dxa" w:w="4819"/>
-          </w:tcPr>
-          <w:p>
-            <w:r>
-              <w:rPr>
-                <w:sz w:val="18"/>
-              </w:rPr>
-              <w:t>Probes (liveness, readiness, startup). Scheduling: affinity/anti-affinity, taints, tolerations, topology spread. Requests, limits, QoS, PriorityClasses, PDBs. Reloader.</w:t>
-            </w:r>
-          </w:p>
-        </w:tc>
-      </w:tr>
-      <w:tr>
-        <w:tc>
-          <w:tcPr>
-            <w:tcW w:type="dxa" w:w="1134"/>
-            <w:shd w:fill="E8F0FE"/>
-          </w:tcPr>
-          <w:p>
-            <w:r>
-              <w:rPr>
-                <w:b/>
-                <w:color w:val="1A56DB"/>
-                <w:sz w:val="18"/>
-              </w:rPr>
-              <w:t>Sesión 18</w:t>
-            </w:r>
-          </w:p>
-        </w:tc>
-        <w:tc>
-          <w:tcPr>
-            <w:tcW w:type="dxa" w:w="2268"/>
-            <w:shd w:fill="E8F0FE"/>
-          </w:tcPr>
-          <w:p>
-            <w:r>
-              <w:rPr>
-                <w:sz w:val="18"/>
-              </w:rPr>
-              <w:t>Networking en Kubernetes</w:t>
-            </w:r>
-          </w:p>
-        </w:tc>
-        <w:tc>
-          <w:tcPr>
-            <w:tcW w:type="dxa" w:w="850"/>
-            <w:shd w:fill="E8F0FE"/>
-          </w:tcPr>
-          <w:p>
-            <w:r>
-              <w:rPr>
-                <w:sz w:val="18"/>
-              </w:rPr>
-              <w:t>3.5h</w:t>
-            </w:r>
-          </w:p>
-        </w:tc>
-        <w:tc>
-          <w:tcPr>
-            <w:tcW w:type="dxa" w:w="4819"/>
-            <w:shd w:fill="E8F0FE"/>
-          </w:tcPr>
-          <w:p>
-            <w:r>
-              <w:rPr>
-                <w:sz w:val="18"/>
-              </w:rPr>
-              <w:t>Modelo de red, CNI (Calico, Cilium, Flannel). Services: ClusterIP, NodePort, LoadBalancer, Headless, EndpointSlices. Ingress controllers, Gateway API. Network Policies. CoreDNS.</w:t>
-            </w:r>
-          </w:p>
-        </w:tc>
-      </w:tr>
-      <w:tr>
-        <w:tc>
-          <w:tcPr>
-            <w:tcW w:type="dxa" w:w="1134"/>
-          </w:tcPr>
-          <w:p>
-            <w:r>
-              <w:rPr>
-                <w:b/>
-                <w:color w:val="1A56DB"/>
-                <w:sz w:val="18"/>
-              </w:rPr>
-              <w:t>Sesión 19</w:t>
-            </w:r>
-          </w:p>
-        </w:tc>
-        <w:tc>
-          <w:tcPr>
-            <w:tcW w:type="dxa" w:w="2268"/>
-          </w:tcPr>
-          <w:p>
-            <w:r>
-              <w:rPr>
-                <w:sz w:val="18"/>
-              </w:rPr>
-              <w:t>Autenticación y autorización</w:t>
-            </w:r>
-          </w:p>
-        </w:tc>
-        <w:tc>
-          <w:tcPr>
-            <w:tcW w:type="dxa" w:w="850"/>
-          </w:tcPr>
-          <w:p>
-            <w:r>
-              <w:rPr>
-                <w:sz w:val="18"/>
-              </w:rPr>
-              <w:t>3.5h</w:t>
-            </w:r>
-          </w:p>
-        </w:tc>
-        <w:tc>
-          <w:tcPr>
-            <w:tcW w:type="dxa" w:w="4819"/>
-          </w:tcPr>
-          <w:p>
-            <w:r>
-              <w:rPr>
-                <w:sz w:val="18"/>
-              </w:rPr>
-              <w:t>RBAC: Role, ClusterRole, RoleBinding, ClusterRoleBinding, ServiceAccounts. Auth: X.509, OIDC, webhook, bound SA tokens. Admission controllers: Gatekeeper, Kyverno. PSA.</w:t>
-            </w:r>
-          </w:p>
-        </w:tc>
-      </w:tr>
-      <w:tr>
-        <w:tc>
-          <w:tcPr>
-            <w:tcW w:type="dxa" w:w="1134"/>
-            <w:shd w:fill="E8F0FE"/>
-          </w:tcPr>
-          <w:p>
-            <w:r>
-              <w:rPr>
-                <w:b/>
-                <w:color w:val="1A56DB"/>
-                <w:sz w:val="18"/>
-              </w:rPr>
-              <w:t>Sesión 20</w:t>
-            </w:r>
-          </w:p>
-        </w:tc>
-        <w:tc>
-          <w:tcPr>
-            <w:tcW w:type="dxa" w:w="2268"/>
-            <w:shd w:fill="E8F0FE"/>
-          </w:tcPr>
-          <w:p>
-            <w:r>
-              <w:rPr>
-                <w:sz w:val="18"/>
-              </w:rPr>
-              <w:t>Cluster Kubernetes componente a componente</w:t>
-            </w:r>
-          </w:p>
-        </w:tc>
-        <w:tc>
-          <w:tcPr>
-            <w:tcW w:type="dxa" w:w="850"/>
-            <w:shd w:fill="E8F0FE"/>
-          </w:tcPr>
-          <w:p>
-            <w:r>
-              <w:rPr>
-                <w:sz w:val="18"/>
-              </w:rPr>
-              <w:t>3.5h</w:t>
-            </w:r>
-          </w:p>
-        </w:tc>
-        <w:tc>
-          <w:tcPr>
-            <w:tcW w:type="dxa" w:w="4819"/>
-            <w:shd w:fill="E8F0FE"/>
-          </w:tcPr>
-          <w:p>
-            <w:r>
-              <w:rPr>
-                <w:sz w:val="18"/>
-              </w:rPr>
-              <w:t>Kubernetes 'the hard way': etcd manual, kube-apiserver, scheduler, controller-manager. kubelet, containerd, kube-proxy, TLS bootstrapping. PKI, cfssl. kubeadm. Debugging.</w:t>
-            </w:r>
-          </w:p>
-        </w:tc>
-      </w:tr>
-    </w:tbl>
-    <w:p/>
-    <w:tbl>
-      <w:tblPr>
-        <w:tblW w:type="auto" w:w="0"/>
-        <w:tblLook w:firstColumn="1" w:firstRow="1" w:lastColumn="0" w:lastRow="0" w:noHBand="0" w:noVBand="1" w:val="04A0"/>
-        <w:tblBorders>
-          <w:top w:val="single" w:sz="4" w:space="0" w:color="D1D5DB"/>
-          <w:left w:val="single" w:sz="4" w:space="0" w:color="D1D5DB"/>
-          <w:bottom w:val="single" w:sz="4" w:space="0" w:color="D1D5DB"/>
-          <w:right w:val="single" w:sz="4" w:space="0" w:color="D1D5DB"/>
-          <w:insideH w:val="single" w:sz="4" w:space="0" w:color="D1D5DB"/>
-          <w:insideV w:val="single" w:sz="4" w:space="0" w:color="D1D5DB"/>
-        </w:tblBorders>
-      </w:tblPr>
-      <w:tblGrid>
-        <w:gridCol w:w="9072"/>
-      </w:tblGrid>
-      <w:tr>
-        <w:tc>
-          <w:tcPr>
-            <w:tcW w:type="dxa" w:w="9072"/>
-            <w:shd w:fill="1A56DB"/>
-          </w:tcPr>
-          <w:p>
-            <w:pPr>
-              <w:jc w:val="center"/>
-            </w:pPr>
-            <w:r>
-              <w:rPr>
-                <w:b/>
-                <w:color w:val="FFFFFF"/>
-                <w:sz w:val="22"/>
-              </w:rPr>
-              <w:t>BLOQUE VI</w:t>
-            </w:r>
-          </w:p>
-          <w:p>
-            <w:pPr>
-              <w:jc w:val="center"/>
-            </w:pPr>
-            <w:r>
-              <w:rPr>
-                <w:b/>
-                <w:color w:val="FFFFFF"/>
-                <w:sz w:val="26"/>
-              </w:rPr>
-              <w:t>Kubernetes en Cloud</w:t>
-            </w:r>
-          </w:p>
-        </w:tc>
-      </w:tr>
-    </w:tbl>
-    <w:p/>
-    <w:tbl>
-      <w:tblPr>
-        <w:tblW w:type="auto" w:w="0"/>
-        <w:tblLook w:firstColumn="1" w:firstRow="1" w:lastColumn="0" w:lastRow="0" w:noHBand="0" w:noVBand="1" w:val="04A0"/>
-        <w:tblBorders>
-          <w:top w:val="single" w:sz="4" w:space="0" w:color="D1D5DB"/>
-          <w:left w:val="single" w:sz="4" w:space="0" w:color="D1D5DB"/>
-          <w:bottom w:val="single" w:sz="4" w:space="0" w:color="D1D5DB"/>
-          <w:right w:val="single" w:sz="4" w:space="0" w:color="D1D5DB"/>
-          <w:insideH w:val="single" w:sz="4" w:space="0" w:color="D1D5DB"/>
-          <w:insideV w:val="single" w:sz="4" w:space="0" w:color="D1D5DB"/>
-        </w:tblBorders>
-      </w:tblPr>
-      <w:tblGrid>
-        <w:gridCol w:w="9072"/>
-      </w:tblGrid>
-      <w:tr>
-        <w:tc>
-          <w:tcPr>
-            <w:tcW w:type="dxa" w:w="9072"/>
-          </w:tcPr>
-          <w:p>
-            <w:r>
-              <w:rPr>
-                <w:b/>
-                <w:color w:val="1A56DB"/>
-                <w:sz w:val="22"/>
-              </w:rPr>
-              <w:t>M09 | 7h</w:t>
-            </w:r>
-            <w:r>
-              <w:rPr>
-                <w:b/>
-                <w:color w:val="1F2A37"/>
-                <w:sz w:val="22"/>
-              </w:rPr>
-              <w:t xml:space="preserve">    Kubernetes en Producción: Multi-cloud</w:t>
-            </w:r>
-          </w:p>
-          <w:p>
-            <w:r>
-              <w:rPr>
-                <w:i/>
-                <w:color w:val="4B5563"/>
-                <w:sz w:val="20"/>
-              </w:rPr>
-              <w:t>Despliegue y operación de Kubernetes gestionado en los principales proveedores cloud y otros entornos.</w:t>
-            </w:r>
-          </w:p>
-          <w:p>
-            <w:pPr>
-              <w:spacing w:before="20" w:after="20"/>
-            </w:pPr>
-            <w:r>
-              <w:rPr>
-                <w:color w:val="1F2A37"/>
-                <w:sz w:val="18"/>
-              </w:rPr>
-              <w:t>›  EKS (AWS): arquitectura, node groups (managed, self-managed, Fargate), eksctl</w:t>
-            </w:r>
-          </w:p>
-          <w:p>
-            <w:pPr>
-              <w:spacing w:before="20" w:after="20"/>
-            </w:pPr>
-            <w:r>
-              <w:rPr>
-                <w:color w:val="1F2A37"/>
-                <w:sz w:val="18"/>
-              </w:rPr>
-              <w:t>›  EKS Add-ons: AWS Load Balancer Controller, EBS/EFS CSI, VPC CNI, ExternalDNS</w:t>
-            </w:r>
-          </w:p>
-          <w:p>
-            <w:pPr>
-              <w:spacing w:before="20" w:after="20"/>
-            </w:pPr>
-            <w:r>
-              <w:rPr>
-                <w:color w:val="1F2A37"/>
-                <w:sz w:val="18"/>
-              </w:rPr>
-              <w:t>›  EKS Seguridad: IRSA, EKS Pod Identity, KMS encryption y audit logging</w:t>
-            </w:r>
-          </w:p>
-          <w:p>
-            <w:pPr>
-              <w:spacing w:before="20" w:after="20"/>
-            </w:pPr>
-            <w:r>
-              <w:rPr>
-                <w:color w:val="1F2A37"/>
-                <w:sz w:val="18"/>
-              </w:rPr>
-              <w:t>›  GKE: Standard vs Autopilot, node pools, Workload Identity y VPC-native networking</w:t>
-            </w:r>
-          </w:p>
-          <w:p>
-            <w:pPr>
-              <w:spacing w:before="20" w:after="20"/>
-            </w:pPr>
-            <w:r>
-              <w:rPr>
-                <w:color w:val="1F2A37"/>
-                <w:sz w:val="18"/>
-              </w:rPr>
-              <w:t>›  GKE Add-ons: Cloud Operations, Config Connector, GKE Gateway y Fleet Management</w:t>
-            </w:r>
-          </w:p>
-          <w:p>
-            <w:pPr>
-              <w:spacing w:before="20" w:after="20"/>
-            </w:pPr>
-            <w:r>
-              <w:rPr>
-                <w:color w:val="1F2A37"/>
-                <w:sz w:val="18"/>
-              </w:rPr>
-              <w:t>›  AKS: arquitectura, AAD/Entra ID integration, Managed Identities y Azure CNI</w:t>
-            </w:r>
-          </w:p>
-          <w:p>
-            <w:pPr>
-              <w:spacing w:before="20" w:after="20"/>
-            </w:pPr>
-            <w:r>
-              <w:rPr>
-                <w:color w:val="1F2A37"/>
-                <w:sz w:val="18"/>
-              </w:rPr>
-              <w:t>›  AKS Add-ons: Azure Monitor, CSI drivers (Disk/Files/Blob), AGIC y Azure Policy</w:t>
-            </w:r>
-          </w:p>
-          <w:p>
-            <w:pPr>
-              <w:spacing w:before="20" w:after="20"/>
-            </w:pPr>
-            <w:r>
-              <w:rPr>
-                <w:color w:val="1F2A37"/>
-                <w:sz w:val="18"/>
-              </w:rPr>
-              <w:t>›  AKS Seguridad: Workload Identity, Azure Key Vault CSI Provider y Defender for Containers</w:t>
-            </w:r>
-          </w:p>
-          <w:p>
-            <w:pPr>
-              <w:spacing w:before="20" w:after="20"/>
-            </w:pPr>
-            <w:r>
-              <w:rPr>
-                <w:color w:val="1F2A37"/>
-                <w:sz w:val="18"/>
-              </w:rPr>
-              <w:t>›  Otros clouds: OVHcloud, DigitalOcean DOKS, Scaleway, Linode LKE y Hetzner</w:t>
-            </w:r>
-          </w:p>
-          <w:p>
-            <w:pPr>
-              <w:spacing w:before="20" w:after="20"/>
-            </w:pPr>
-            <w:r>
-              <w:rPr>
-                <w:color w:val="1F2A37"/>
-                <w:sz w:val="18"/>
-              </w:rPr>
-              <w:t>›  On-premises: k3s, k0s, Rancher, Tanzu y OpenShift</w:t>
-            </w:r>
-          </w:p>
-          <w:p>
-            <w:pPr>
-              <w:spacing w:before="20" w:after="20"/>
-            </w:pPr>
-            <w:r>
-              <w:rPr>
-                <w:color w:val="1F2A37"/>
-                <w:sz w:val="18"/>
-              </w:rPr>
-              <w:t>›  Aprovisionamiento IaC: Terraform modules para EKS, GKE y AKS</w:t>
-            </w:r>
-          </w:p>
-          <w:p>
-            <w:pPr>
-              <w:spacing w:before="20" w:after="20"/>
-            </w:pPr>
-            <w:r>
-              <w:rPr>
-                <w:color w:val="1F2A37"/>
-                <w:sz w:val="18"/>
-              </w:rPr>
-              <w:t>›  Comparativa multi-cloud: feature matrix, managed vs self-managed, pricing y criterios de selección</w:t>
-            </w:r>
-          </w:p>
-        </w:tc>
-      </w:tr>
-    </w:tbl>
-    <w:p/>
-    <w:tbl>
-      <w:tblPr>
-        <w:tblW w:type="auto" w:w="0"/>
-        <w:jc w:val="center"/>
-        <w:tblLook w:firstColumn="1" w:firstRow="1" w:lastColumn="0" w:lastRow="0" w:noHBand="0" w:noVBand="1" w:val="04A0"/>
-        <w:tblBorders>
-          <w:top w:val="single" w:sz="4" w:space="0" w:color="D1D5DB"/>
-          <w:left w:val="single" w:sz="4" w:space="0" w:color="D1D5DB"/>
-          <w:bottom w:val="single" w:sz="4" w:space="0" w:color="D1D5DB"/>
-          <w:right w:val="single" w:sz="4" w:space="0" w:color="D1D5DB"/>
-          <w:insideH w:val="single" w:sz="4" w:space="0" w:color="D1D5DB"/>
-          <w:insideV w:val="single" w:sz="4" w:space="0" w:color="D1D5DB"/>
-        </w:tblBorders>
-      </w:tblPr>
-      <w:tblGrid>
-        <w:gridCol w:w="2268"/>
-        <w:gridCol w:w="2268"/>
-        <w:gridCol w:w="2268"/>
-        <w:gridCol w:w="2268"/>
-      </w:tblGrid>
-      <w:tr>
-        <w:tc>
-          <w:tcPr>
-            <w:tcW w:type="dxa" w:w="1134"/>
-            <w:shd w:fill="1A56DB"/>
-          </w:tcPr>
-          <w:p>
-            <w:r>
-              <w:rPr>
-                <w:b/>
-                <w:color w:val="FFFFFF"/>
-                <w:sz w:val="18"/>
-              </w:rPr>
-              <w:t>#</w:t>
-            </w:r>
-          </w:p>
-        </w:tc>
-        <w:tc>
-          <w:tcPr>
-            <w:tcW w:type="dxa" w:w="2268"/>
-            <w:shd w:fill="1A56DB"/>
-          </w:tcPr>
-          <w:p>
-            <w:r>
-              <w:rPr>
-                <w:b/>
-                <w:color w:val="FFFFFF"/>
-                <w:sz w:val="18"/>
-              </w:rPr>
-              <w:t>Título</w:t>
-            </w:r>
-          </w:p>
-        </w:tc>
-        <w:tc>
-          <w:tcPr>
-            <w:tcW w:type="dxa" w:w="850"/>
-            <w:shd w:fill="1A56DB"/>
-          </w:tcPr>
-          <w:p>
-            <w:r>
-              <w:rPr>
-                <w:b/>
-                <w:color w:val="FFFFFF"/>
-                <w:sz w:val="18"/>
-              </w:rPr>
-              <w:t>Duración</w:t>
-            </w:r>
-          </w:p>
-        </w:tc>
-        <w:tc>
-          <w:tcPr>
-            <w:tcW w:type="dxa" w:w="4819"/>
-            <w:shd w:fill="1A56DB"/>
-          </w:tcPr>
-          <w:p>
-            <w:r>
-              <w:rPr>
-                <w:b/>
-                <w:color w:val="FFFFFF"/>
-                <w:sz w:val="18"/>
-              </w:rPr>
-              <w:t>Contenido</w:t>
-            </w:r>
-          </w:p>
-        </w:tc>
-      </w:tr>
-      <w:tr>
-        <w:tc>
-          <w:tcPr>
-            <w:tcW w:type="dxa" w:w="1134"/>
-          </w:tcPr>
-          <w:p>
-            <w:r>
-              <w:rPr>
-                <w:b/>
-                <w:color w:val="1A56DB"/>
-                <w:sz w:val="18"/>
-              </w:rPr>
-              <w:t>Sesión 21</w:t>
-            </w:r>
-          </w:p>
-        </w:tc>
-        <w:tc>
-          <w:tcPr>
-            <w:tcW w:type="dxa" w:w="2268"/>
-          </w:tcPr>
-          <w:p>
-            <w:r>
-              <w:rPr>
-                <w:sz w:val="18"/>
-              </w:rPr>
-              <w:t>Kubernetes en AWS (EKS) y GCP (GKE)</w:t>
-            </w:r>
-          </w:p>
-        </w:tc>
-        <w:tc>
-          <w:tcPr>
-            <w:tcW w:type="dxa" w:w="850"/>
-          </w:tcPr>
-          <w:p>
-            <w:r>
-              <w:rPr>
-                <w:sz w:val="18"/>
-              </w:rPr>
-              <w:t>3.5h</w:t>
-            </w:r>
-          </w:p>
-        </w:tc>
-        <w:tc>
-          <w:tcPr>
-            <w:tcW w:type="dxa" w:w="4819"/>
-          </w:tcPr>
-          <w:p>
-            <w:r>
-              <w:rPr>
-                <w:sz w:val="18"/>
-              </w:rPr>
-              <w:t>EKS: arquitectura, node groups, Fargate, IRSA, EBS CSI, ALB Controller, VPC CNI. GKE: Autopilot vs Standard, Workload Identity, GKE Gateway, Fleet Management.</w:t>
-            </w:r>
-          </w:p>
-        </w:tc>
-      </w:tr>
-      <w:tr>
-        <w:tc>
-          <w:tcPr>
-            <w:tcW w:type="dxa" w:w="1134"/>
-            <w:shd w:fill="E8F0FE"/>
-          </w:tcPr>
-          <w:p>
-            <w:r>
-              <w:rPr>
-                <w:b/>
-                <w:color w:val="1A56DB"/>
-                <w:sz w:val="18"/>
-              </w:rPr>
-              <w:t>Sesión 22</w:t>
-            </w:r>
-          </w:p>
-        </w:tc>
-        <w:tc>
-          <w:tcPr>
-            <w:tcW w:type="dxa" w:w="2268"/>
-            <w:shd w:fill="E8F0FE"/>
-          </w:tcPr>
-          <w:p>
-            <w:r>
-              <w:rPr>
-                <w:sz w:val="18"/>
-              </w:rPr>
-              <w:t>Kubernetes en Azure (AKS) y otros entornos</w:t>
-            </w:r>
-          </w:p>
-        </w:tc>
-        <w:tc>
-          <w:tcPr>
-            <w:tcW w:type="dxa" w:w="850"/>
-            <w:shd w:fill="E8F0FE"/>
-          </w:tcPr>
-          <w:p>
-            <w:r>
-              <w:rPr>
-                <w:sz w:val="18"/>
-              </w:rPr>
-              <w:t>3.5h</w:t>
-            </w:r>
-          </w:p>
-        </w:tc>
-        <w:tc>
-          <w:tcPr>
-            <w:tcW w:type="dxa" w:w="4819"/>
-            <w:shd w:fill="E8F0FE"/>
-          </w:tcPr>
-          <w:p>
-            <w:r>
-              <w:rPr>
-                <w:sz w:val="18"/>
-              </w:rPr>
-              <w:t>AKS: node pools, Workload Identity, Azure CNI, AGIC. Defender for Containers. Otros: DOKS, LKE, OVHcloud, k3s, Talos. Terraform IaC para los tres. Comparativa.</w:t>
-            </w:r>
-          </w:p>
-        </w:tc>
-      </w:tr>
-    </w:tbl>
-    <w:p/>
-    <w:tbl>
-      <w:tblPr>
-        <w:tblW w:type="auto" w:w="0"/>
-        <w:tblLook w:firstColumn="1" w:firstRow="1" w:lastColumn="0" w:lastRow="0" w:noHBand="0" w:noVBand="1" w:val="04A0"/>
-        <w:tblBorders>
-          <w:top w:val="single" w:sz="4" w:space="0" w:color="D1D5DB"/>
-          <w:left w:val="single" w:sz="4" w:space="0" w:color="D1D5DB"/>
-          <w:bottom w:val="single" w:sz="4" w:space="0" w:color="D1D5DB"/>
-          <w:right w:val="single" w:sz="4" w:space="0" w:color="D1D5DB"/>
-          <w:insideH w:val="single" w:sz="4" w:space="0" w:color="D1D5DB"/>
-          <w:insideV w:val="single" w:sz="4" w:space="0" w:color="D1D5DB"/>
-        </w:tblBorders>
-      </w:tblPr>
-      <w:tblGrid>
-        <w:gridCol w:w="9072"/>
-      </w:tblGrid>
-      <w:tr>
-        <w:tc>
-          <w:tcPr>
-            <w:tcW w:type="dxa" w:w="9072"/>
-            <w:shd w:fill="1A56DB"/>
-          </w:tcPr>
-          <w:p>
-            <w:pPr>
-              <w:jc w:val="center"/>
-            </w:pPr>
-            <w:r>
-              <w:rPr>
-                <w:b/>
-                <w:color w:val="FFFFFF"/>
-                <w:sz w:val="22"/>
-              </w:rPr>
-              <w:t>BLOQUE VII</w:t>
-            </w:r>
-          </w:p>
-          <w:p>
-            <w:pPr>
-              <w:jc w:val="center"/>
-            </w:pPr>
-            <w:r>
-              <w:rPr>
-                <w:b/>
-                <w:color w:val="FFFFFF"/>
-                <w:sz w:val="26"/>
-              </w:rPr>
-              <w:t>Ecosistema Cloud Native</w:t>
-            </w:r>
-          </w:p>
-        </w:tc>
-      </w:tr>
-    </w:tbl>
-    <w:p/>
-    <w:tbl>
-      <w:tblPr>
-        <w:tblW w:type="auto" w:w="0"/>
-        <w:tblLook w:firstColumn="1" w:firstRow="1" w:lastColumn="0" w:lastRow="0" w:noHBand="0" w:noVBand="1" w:val="04A0"/>
-        <w:tblBorders>
-          <w:top w:val="single" w:sz="4" w:space="0" w:color="D1D5DB"/>
-          <w:left w:val="single" w:sz="4" w:space="0" w:color="D1D5DB"/>
-          <w:bottom w:val="single" w:sz="4" w:space="0" w:color="D1D5DB"/>
-          <w:right w:val="single" w:sz="4" w:space="0" w:color="D1D5DB"/>
-          <w:insideH w:val="single" w:sz="4" w:space="0" w:color="D1D5DB"/>
-          <w:insideV w:val="single" w:sz="4" w:space="0" w:color="D1D5DB"/>
-        </w:tblBorders>
-      </w:tblPr>
-      <w:tblGrid>
-        <w:gridCol w:w="9072"/>
-      </w:tblGrid>
-      <w:tr>
-        <w:tc>
-          <w:tcPr>
-            <w:tcW w:type="dxa" w:w="9072"/>
-          </w:tcPr>
-          <w:p>
-            <w:r>
-              <w:rPr>
-                <w:b/>
-                <w:color w:val="1A56DB"/>
-                <w:sz w:val="22"/>
-              </w:rPr>
-              <w:t>M10 | 24h</w:t>
-            </w:r>
-            <w:r>
-              <w:rPr>
-                <w:b/>
-                <w:color w:val="1F2A37"/>
-                <w:sz w:val="22"/>
-              </w:rPr>
-              <w:t xml:space="preserve">    Ecosistema Cloud Native: Bundles, IaC, Secrets y Observabilidad</w:t>
-            </w:r>
-          </w:p>
-          <w:p>
-            <w:r>
-              <w:rPr>
-                <w:i/>
-                <w:color w:val="4B5563"/>
-                <w:sz w:val="20"/>
-              </w:rPr>
-              <w:t>Herramientas del ecosistema CNCF para gestionar application bundles, infraestructura declarativa, secretos y observabilidad en Kubernetes.</w:t>
-            </w:r>
-          </w:p>
-          <w:p>
-            <w:pPr>
-              <w:spacing w:before="20" w:after="20"/>
-            </w:pPr>
-            <w:r>
-              <w:rPr>
-                <w:color w:val="1F2A37"/>
-                <w:sz w:val="18"/>
-              </w:rPr>
-              <w:t>›  APPLICATION BUNDLES · Helm: charts, templates, values, hooks, repositorios, helm-secrets y helm-diff</w:t>
-            </w:r>
-          </w:p>
-          <w:p>
-            <w:pPr>
-              <w:spacing w:before="20" w:after="20"/>
-            </w:pPr>
-            <w:r>
-              <w:rPr>
-                <w:color w:val="1F2A37"/>
-                <w:sz w:val="18"/>
-              </w:rPr>
-              <w:t>›  APPLICATION BUNDLES · Kustomize: bases, overlays, patches, generators y transformers. Helm + Kustomize</w:t>
-            </w:r>
-          </w:p>
-          <w:p>
-            <w:pPr>
-              <w:spacing w:before="20" w:after="20"/>
-            </w:pPr>
-            <w:r>
-              <w:rPr>
-                <w:color w:val="1F2A37"/>
-                <w:sz w:val="18"/>
-              </w:rPr>
-              <w:t>›  OPERATORS OVERVIEW · Patrón Operator: CRDs, controller loop, Operator Lifecycle Manager, niveles de madurez</w:t>
-            </w:r>
-          </w:p>
-          <w:p>
-            <w:pPr>
-              <w:spacing w:before="20" w:after="20"/>
-            </w:pPr>
-            <w:r>
-              <w:rPr>
-                <w:color w:val="1F2A37"/>
-                <w:sz w:val="18"/>
-              </w:rPr>
-              <w:t>›  OPERATORS OVERVIEW · Operators de referencia: cert-manager, Prometheus Operator, Strimzi, Crossplane</w:t>
-            </w:r>
-          </w:p>
-          <w:p>
-            <w:pPr>
-              <w:spacing w:before="20" w:after="20"/>
-            </w:pPr>
-            <w:r>
-              <w:rPr>
-                <w:color w:val="1F2A37"/>
-                <w:sz w:val="18"/>
-              </w:rPr>
-              <w:t>›  INFRA AS CODE · ExternalDNS: providers (Route53, CloudDNS, Cloudflare), anotaciones y políticas de sync</w:t>
-            </w:r>
-          </w:p>
-          <w:p>
-            <w:pPr>
-              <w:spacing w:before="20" w:after="20"/>
-            </w:pPr>
-            <w:r>
-              <w:rPr>
-                <w:color w:val="1F2A37"/>
-                <w:sz w:val="18"/>
-              </w:rPr>
-              <w:t>›  INFRA AS CODE · cert-manager: Issuers, ClusterIssuers, Let's Encrypt, ACME DNS-01/HTTP-01, renovación automática</w:t>
-            </w:r>
-          </w:p>
-          <w:p>
-            <w:pPr>
-              <w:spacing w:before="20" w:after="20"/>
-            </w:pPr>
-            <w:r>
-              <w:rPr>
-                <w:color w:val="1F2A37"/>
-                <w:sz w:val="18"/>
-              </w:rPr>
-              <w:t>›  INFRA AS CODE · Crossplane: Providers, Managed Resources, Compositions, XRDs. Comparativa con Terraform</w:t>
-            </w:r>
-          </w:p>
-          <w:p>
-            <w:pPr>
-              <w:spacing w:before="20" w:after="20"/>
-            </w:pPr>
-            <w:r>
-              <w:rPr>
-                <w:color w:val="1F2A37"/>
-                <w:sz w:val="18"/>
-              </w:rPr>
-              <w:t>›  INFRA AS CODE · Crossplane avanzado: Composition Functions, EnvironmentConfigs, integración con ArgoCD</w:t>
-            </w:r>
-          </w:p>
-          <w:p>
-            <w:pPr>
-              <w:spacing w:before="20" w:after="20"/>
-            </w:pPr>
-            <w:r>
-              <w:rPr>
-                <w:color w:val="1F2A37"/>
-                <w:sz w:val="18"/>
-              </w:rPr>
-              <w:t>›  VAULT · Arquitectura: server, agents, backends de almacenamiento y alta disponibilidad</w:t>
-            </w:r>
-          </w:p>
-          <w:p>
-            <w:pPr>
-              <w:spacing w:before="20" w:after="20"/>
-            </w:pPr>
-            <w:r>
-              <w:rPr>
-                <w:color w:val="1F2A37"/>
-                <w:sz w:val="18"/>
-              </w:rPr>
-              <w:t>›  VAULT · Auth methods en Kubernetes: Kubernetes Auth, JWT/OIDC, AppRole y cloud IAM</w:t>
-            </w:r>
-          </w:p>
-          <w:p>
-            <w:pPr>
-              <w:spacing w:before="20" w:after="20"/>
-            </w:pPr>
-            <w:r>
-              <w:rPr>
-                <w:color w:val="1F2A37"/>
-                <w:sz w:val="18"/>
-              </w:rPr>
-              <w:t>›  VAULT · Secrets Engines: KV v1/v2, Dynamic Secrets (database, AWS, Azure), PKI y Transit</w:t>
-            </w:r>
-          </w:p>
-          <w:p>
-            <w:pPr>
-              <w:spacing w:before="20" w:after="20"/>
-            </w:pPr>
-            <w:r>
-              <w:rPr>
-                <w:color w:val="1F2A37"/>
-                <w:sz w:val="18"/>
-              </w:rPr>
-              <w:t>›  VAULT · Vault Agent: auto-auth, template rendering, sidecar injection. Vault Secrets Operator (VSO)</w:t>
-            </w:r>
-          </w:p>
-          <w:p>
-            <w:pPr>
-              <w:spacing w:before="20" w:after="20"/>
-            </w:pPr>
-            <w:r>
-              <w:rPr>
-                <w:color w:val="1F2A37"/>
-                <w:sz w:val="18"/>
-              </w:rPr>
-              <w:t>›  VAULT · Políticas (HCL), namespaces, auditing y disaster recovery con Raft integrated storage</w:t>
-            </w:r>
-          </w:p>
-          <w:p>
-            <w:pPr>
-              <w:spacing w:before="20" w:after="20"/>
-            </w:pPr>
-            <w:r>
-              <w:rPr>
-                <w:color w:val="1F2A37"/>
-                <w:sz w:val="18"/>
-              </w:rPr>
-              <w:t>›  VAULT · Operaciones: inicialización, unseal, auto-unseal con KMS (AWS, Azure, GCP)</w:t>
-            </w:r>
-          </w:p>
-          <w:p>
-            <w:pPr>
-              <w:spacing w:before="20" w:after="20"/>
-            </w:pPr>
-            <w:r>
-              <w:rPr>
-                <w:color w:val="1F2A37"/>
-                <w:sz w:val="18"/>
-              </w:rPr>
-              <w:t>›  EXTERNAL SECRETS · Arquitectura: ExternalSecret, SecretStore, ClusterSecretStore y refresh intervals</w:t>
-            </w:r>
-          </w:p>
-          <w:p>
-            <w:pPr>
-              <w:spacing w:before="20" w:after="20"/>
-            </w:pPr>
-            <w:r>
-              <w:rPr>
-                <w:color w:val="1F2A37"/>
-                <w:sz w:val="18"/>
-              </w:rPr>
-              <w:t>›  EXTERNAL SECRETS · Providers: AWS Secrets Manager, Azure Key Vault, GCP Secret Manager y Vault</w:t>
-            </w:r>
-          </w:p>
-          <w:p>
-            <w:pPr>
-              <w:spacing w:before="20" w:after="20"/>
-            </w:pPr>
-            <w:r>
-              <w:rPr>
-                <w:color w:val="1F2A37"/>
-                <w:sz w:val="18"/>
-              </w:rPr>
-              <w:t>›  EXTERNAL SECRETS · Patrones avanzados: secret templating, generators y pushSecret</w:t>
-            </w:r>
-          </w:p>
-          <w:p>
-            <w:pPr>
-              <w:spacing w:before="20" w:after="20"/>
-            </w:pPr>
-            <w:r>
-              <w:rPr>
-                <w:color w:val="1F2A37"/>
-                <w:sz w:val="18"/>
-              </w:rPr>
-              <w:t>›  EXTERNAL SECRETS · Integración con GitOps: ArgoCD + ESO y gestión del ciclo de vida</w:t>
-            </w:r>
-          </w:p>
-          <w:p>
-            <w:pPr>
-              <w:spacing w:before="20" w:after="20"/>
-            </w:pPr>
-            <w:r>
-              <w:rPr>
-                <w:color w:val="1F2A37"/>
-                <w:sz w:val="18"/>
-              </w:rPr>
-              <w:t>›  SECRET MANAGEMENT · Sealed Secrets, SOPS, comparativa de patrones por madurez</w:t>
-            </w:r>
-          </w:p>
-          <w:p>
-            <w:pPr>
-              <w:spacing w:before="20" w:after="20"/>
-            </w:pPr>
-            <w:r>
-              <w:rPr>
-                <w:color w:val="1F2A37"/>
-                <w:sz w:val="18"/>
-              </w:rPr>
-              <w:t>›  OBSERVABILIDAD · Los tres pilares: métricas, logs, trazas. Correlación entre señales</w:t>
-            </w:r>
-          </w:p>
-          <w:p>
-            <w:pPr>
-              <w:spacing w:before="20" w:after="20"/>
-            </w:pPr>
-            <w:r>
-              <w:rPr>
-                <w:color w:val="1F2A37"/>
-                <w:sz w:val="18"/>
-              </w:rPr>
-              <w:t>›  OBSERVABILIDAD · Prometheus: arquitectura, scraping, PromQL, service discovery, Alertmanager</w:t>
-            </w:r>
-          </w:p>
-          <w:p>
-            <w:pPr>
-              <w:spacing w:before="20" w:after="20"/>
-            </w:pPr>
-            <w:r>
-              <w:rPr>
-                <w:color w:val="1F2A37"/>
-                <w:sz w:val="18"/>
-              </w:rPr>
-              <w:t>›  OBSERVABILIDAD · Prometheus Operator: ServiceMonitor, PodMonitor, recording rules, alerting rules. Thanos para HA</w:t>
-            </w:r>
-          </w:p>
-          <w:p>
-            <w:pPr>
-              <w:spacing w:before="20" w:after="20"/>
-            </w:pPr>
-            <w:r>
-              <w:rPr>
-                <w:color w:val="1F2A37"/>
-                <w:sz w:val="18"/>
-              </w:rPr>
-              <w:t>›  OBSERVABILIDAD · Grafana: datasources, dashboards, variables, alerting. Grafana as Code (grafonnet, Terraform)</w:t>
-            </w:r>
-          </w:p>
-          <w:p>
-            <w:pPr>
-              <w:spacing w:before="20" w:after="20"/>
-            </w:pPr>
-            <w:r>
-              <w:rPr>
-                <w:color w:val="1F2A37"/>
-                <w:sz w:val="18"/>
-              </w:rPr>
-              <w:t>›  OBSERVABILIDAD · Grafana stack: Loki (logs), Tempo (trazas), Mimir (métricas), Alloy (collector)</w:t>
-            </w:r>
-          </w:p>
-          <w:p>
-            <w:pPr>
-              <w:spacing w:before="20" w:after="20"/>
-            </w:pPr>
-            <w:r>
-              <w:rPr>
-                <w:color w:val="1F2A37"/>
-                <w:sz w:val="18"/>
-              </w:rPr>
-              <w:t>›  OBSERVABILIDAD · OpenTelemetry: especificación OTLP, Collector pipelines, auto-instrumentación en Kubernetes</w:t>
-            </w:r>
-          </w:p>
-          <w:p>
-            <w:pPr>
-              <w:spacing w:before="20" w:after="20"/>
-            </w:pPr>
-            <w:r>
-              <w:rPr>
-                <w:color w:val="1F2A37"/>
-                <w:sz w:val="18"/>
-              </w:rPr>
-              <w:t>›  OBSERVABILIDAD · Stack completo: Prometheus + Grafana + Loki + Tempo + OTel Collector integrados</w:t>
-            </w:r>
-          </w:p>
-        </w:tc>
-      </w:tr>
-    </w:tbl>
-    <w:p/>
-    <w:tbl>
-      <w:tblPr>
-        <w:tblW w:type="auto" w:w="0"/>
-        <w:jc w:val="center"/>
-        <w:tblLook w:firstColumn="1" w:firstRow="1" w:lastColumn="0" w:lastRow="0" w:noHBand="0" w:noVBand="1" w:val="04A0"/>
-        <w:tblBorders>
-          <w:top w:val="single" w:sz="4" w:space="0" w:color="D1D5DB"/>
-          <w:left w:val="single" w:sz="4" w:space="0" w:color="D1D5DB"/>
-          <w:bottom w:val="single" w:sz="4" w:space="0" w:color="D1D5DB"/>
-          <w:right w:val="single" w:sz="4" w:space="0" w:color="D1D5DB"/>
-          <w:insideH w:val="single" w:sz="4" w:space="0" w:color="D1D5DB"/>
-          <w:insideV w:val="single" w:sz="4" w:space="0" w:color="D1D5DB"/>
-        </w:tblBorders>
-      </w:tblPr>
-      <w:tblGrid>
-        <w:gridCol w:w="2268"/>
-        <w:gridCol w:w="2268"/>
-        <w:gridCol w:w="2268"/>
-        <w:gridCol w:w="2268"/>
-      </w:tblGrid>
-      <w:tr>
-        <w:tc>
-          <w:tcPr>
-            <w:tcW w:type="dxa" w:w="1134"/>
-            <w:shd w:fill="1A56DB"/>
-          </w:tcPr>
-          <w:p>
-            <w:r>
-              <w:rPr>
-                <w:b/>
-                <w:color w:val="FFFFFF"/>
-                <w:sz w:val="18"/>
-              </w:rPr>
-              <w:t>#</w:t>
-            </w:r>
-          </w:p>
-        </w:tc>
-        <w:tc>
-          <w:tcPr>
-            <w:tcW w:type="dxa" w:w="2268"/>
-            <w:shd w:fill="1A56DB"/>
-          </w:tcPr>
-          <w:p>
-            <w:r>
-              <w:rPr>
-                <w:b/>
-                <w:color w:val="FFFFFF"/>
-                <w:sz w:val="18"/>
-              </w:rPr>
-              <w:t>Título</w:t>
-            </w:r>
-          </w:p>
-        </w:tc>
-        <w:tc>
-          <w:tcPr>
-            <w:tcW w:type="dxa" w:w="850"/>
-            <w:shd w:fill="1A56DB"/>
-          </w:tcPr>
-          <w:p>
-            <w:r>
-              <w:rPr>
-                <w:b/>
-                <w:color w:val="FFFFFF"/>
-                <w:sz w:val="18"/>
-              </w:rPr>
-              <w:t>Duración</w:t>
-            </w:r>
-          </w:p>
-        </w:tc>
-        <w:tc>
-          <w:tcPr>
-            <w:tcW w:type="dxa" w:w="4819"/>
-            <w:shd w:fill="1A56DB"/>
-          </w:tcPr>
-          <w:p>
-            <w:r>
-              <w:rPr>
-                <w:b/>
-                <w:color w:val="FFFFFF"/>
-                <w:sz w:val="18"/>
-              </w:rPr>
-              <w:t>Contenido</w:t>
-            </w:r>
-          </w:p>
-        </w:tc>
-      </w:tr>
-      <w:tr>
-        <w:tc>
-          <w:tcPr>
-            <w:tcW w:type="dxa" w:w="1134"/>
-          </w:tcPr>
-          <w:p>
-            <w:r>
-              <w:rPr>
-                <w:b/>
-                <w:color w:val="1A56DB"/>
-                <w:sz w:val="18"/>
-              </w:rPr>
-              <w:t>Sesión 23</w:t>
-            </w:r>
-          </w:p>
-        </w:tc>
-        <w:tc>
-          <w:tcPr>
-            <w:tcW w:type="dxa" w:w="2268"/>
-          </w:tcPr>
-          <w:p>
-            <w:r>
-              <w:rPr>
-                <w:sz w:val="18"/>
-              </w:rPr>
-              <w:t>Application Bundles y Operators Overview</w:t>
-            </w:r>
-          </w:p>
-        </w:tc>
-        <w:tc>
-          <w:tcPr>
-            <w:tcW w:type="dxa" w:w="850"/>
-          </w:tcPr>
-          <w:p>
-            <w:r>
-              <w:rPr>
-                <w:sz w:val="18"/>
-              </w:rPr>
-              <w:t>3.5h</w:t>
-            </w:r>
-          </w:p>
-        </w:tc>
-        <w:tc>
-          <w:tcPr>
-            <w:tcW w:type="dxa" w:w="4819"/>
-          </w:tcPr>
-          <w:p>
-            <w:r>
-              <w:rPr>
-                <w:sz w:val="18"/>
-              </w:rPr>
-              <w:t>Helm: charts, templates, values, hooks, repositorios. Kustomize: overlays, patches, generators. Helm + Kustomize. Patrón Operator, CRDs, controller loop, OLM, operators de referencia.</w:t>
-            </w:r>
-          </w:p>
-        </w:tc>
-      </w:tr>
-      <w:tr>
-        <w:tc>
-          <w:tcPr>
-            <w:tcW w:type="dxa" w:w="1134"/>
-            <w:shd w:fill="E8F0FE"/>
-          </w:tcPr>
-          <w:p>
-            <w:r>
-              <w:rPr>
-                <w:b/>
-                <w:color w:val="1A56DB"/>
-                <w:sz w:val="18"/>
-              </w:rPr>
-              <w:t>Sesión 24</w:t>
-            </w:r>
-          </w:p>
-        </w:tc>
-        <w:tc>
-          <w:tcPr>
-            <w:tcW w:type="dxa" w:w="2268"/>
-            <w:shd w:fill="E8F0FE"/>
-          </w:tcPr>
-          <w:p>
-            <w:r>
-              <w:rPr>
-                <w:sz w:val="18"/>
-              </w:rPr>
-              <w:t>InfraAsCode: ExternalDNS, cert-manager y Crossplane</w:t>
-            </w:r>
-          </w:p>
-        </w:tc>
-        <w:tc>
-          <w:tcPr>
-            <w:tcW w:type="dxa" w:w="850"/>
-            <w:shd w:fill="E8F0FE"/>
-          </w:tcPr>
-          <w:p>
-            <w:r>
-              <w:rPr>
-                <w:sz w:val="18"/>
-              </w:rPr>
-              <w:t>3.5h</w:t>
-            </w:r>
-          </w:p>
-        </w:tc>
-        <w:tc>
-          <w:tcPr>
-            <w:tcW w:type="dxa" w:w="4819"/>
-            <w:shd w:fill="E8F0FE"/>
-          </w:tcPr>
-          <w:p>
-            <w:r>
-              <w:rPr>
-                <w:sz w:val="18"/>
-              </w:rPr>
-              <w:t>ExternalDNS: providers, sincronización DNS. cert-manager: Issuers, Let's Encrypt, ACME. Crossplane: Providers, Managed Resources, Compositions, XRDs. Crossplane vs Terraform.</w:t>
-            </w:r>
-          </w:p>
-        </w:tc>
-      </w:tr>
-      <w:tr>
-        <w:tc>
-          <w:tcPr>
-            <w:tcW w:type="dxa" w:w="1134"/>
-          </w:tcPr>
-          <w:p>
-            <w:r>
-              <w:rPr>
-                <w:b/>
-                <w:color w:val="1A56DB"/>
-                <w:sz w:val="18"/>
-              </w:rPr>
-              <w:t>Sesión 25</w:t>
-            </w:r>
-          </w:p>
-        </w:tc>
-        <w:tc>
-          <w:tcPr>
-            <w:tcW w:type="dxa" w:w="2268"/>
-          </w:tcPr>
-          <w:p>
-            <w:r>
-              <w:rPr>
-                <w:sz w:val="18"/>
-              </w:rPr>
-              <w:t>Vault: fundamentos y Kubernetes</w:t>
-            </w:r>
-          </w:p>
-        </w:tc>
-        <w:tc>
-          <w:tcPr>
-            <w:tcW w:type="dxa" w:w="850"/>
-          </w:tcPr>
-          <w:p>
-            <w:r>
-              <w:rPr>
-                <w:sz w:val="18"/>
-              </w:rPr>
-              <w:t>3.5h</w:t>
-            </w:r>
-          </w:p>
-        </w:tc>
-        <w:tc>
-          <w:tcPr>
-            <w:tcW w:type="dxa" w:w="4819"/>
-          </w:tcPr>
-          <w:p>
-            <w:r>
-              <w:rPr>
-                <w:sz w:val="18"/>
-              </w:rPr>
-              <w:t>Vault: arquitectura, seal/unseal, storage backends, HA. Auth methods: K8s Auth, OIDC, AppRole. Secret engines: KV, Dynamic Secrets, PKI, Transit. Vault Agent y VSO en Kubernetes.</w:t>
-            </w:r>
-          </w:p>
-        </w:tc>
-      </w:tr>
-      <w:tr>
-        <w:tc>
-          <w:tcPr>
-            <w:tcW w:type="dxa" w:w="1134"/>
-            <w:shd w:fill="E8F0FE"/>
-          </w:tcPr>
-          <w:p>
-            <w:r>
-              <w:rPr>
-                <w:b/>
-                <w:color w:val="1A56DB"/>
-                <w:sz w:val="18"/>
-              </w:rPr>
-              <w:t>Sesión 26</w:t>
-            </w:r>
-          </w:p>
-        </w:tc>
-        <w:tc>
-          <w:tcPr>
-            <w:tcW w:type="dxa" w:w="2268"/>
-            <w:shd w:fill="E8F0FE"/>
-          </w:tcPr>
-          <w:p>
-            <w:r>
-              <w:rPr>
-                <w:sz w:val="18"/>
-              </w:rPr>
-              <w:t>External Secrets y Secret Management</w:t>
-            </w:r>
-          </w:p>
-        </w:tc>
-        <w:tc>
-          <w:tcPr>
-            <w:tcW w:type="dxa" w:w="850"/>
-            <w:shd w:fill="E8F0FE"/>
-          </w:tcPr>
-          <w:p>
-            <w:r>
-              <w:rPr>
-                <w:sz w:val="18"/>
-              </w:rPr>
-              <w:t>3.5h</w:t>
-            </w:r>
-          </w:p>
-        </w:tc>
-        <w:tc>
-          <w:tcPr>
-            <w:tcW w:type="dxa" w:w="4819"/>
-            <w:shd w:fill="E8F0FE"/>
-          </w:tcPr>
-          <w:p>
-            <w:r>
-              <w:rPr>
-                <w:sz w:val="18"/>
-              </w:rPr>
-              <w:t>ESO: SecretStore, ExternalSecret, providers (Vault, AWS SM, Azure KV, GCP SM). Templating, generators, pushSecret. Sealed Secrets, SOPS. Vault + ESO combinados. ArgoCD + ESO.</w:t>
-            </w:r>
-          </w:p>
-        </w:tc>
-      </w:tr>
-      <w:tr>
-        <w:tc>
-          <w:tcPr>
-            <w:tcW w:type="dxa" w:w="1134"/>
-          </w:tcPr>
-          <w:p>
-            <w:r>
-              <w:rPr>
-                <w:b/>
-                <w:color w:val="1A56DB"/>
-                <w:sz w:val="18"/>
-              </w:rPr>
-              <w:t>Sesión 27</w:t>
-            </w:r>
-          </w:p>
-        </w:tc>
-        <w:tc>
-          <w:tcPr>
-            <w:tcW w:type="dxa" w:w="2268"/>
-          </w:tcPr>
-          <w:p>
-            <w:r>
-              <w:rPr>
-                <w:sz w:val="18"/>
-              </w:rPr>
-              <w:t>Prometheus y Alertmanager</w:t>
-            </w:r>
-          </w:p>
-        </w:tc>
-        <w:tc>
-          <w:tcPr>
-            <w:tcW w:type="dxa" w:w="850"/>
-          </w:tcPr>
-          <w:p>
-            <w:r>
-              <w:rPr>
-                <w:sz w:val="18"/>
-              </w:rPr>
-              <w:t>3.5h</w:t>
-            </w:r>
-          </w:p>
-        </w:tc>
-        <w:tc>
-          <w:tcPr>
-            <w:tcW w:type="dxa" w:w="4819"/>
-          </w:tcPr>
-          <w:p>
-            <w:r>
-              <w:rPr>
-                <w:sz w:val="18"/>
-              </w:rPr>
-              <w:t>Tres pilares de observabilidad. Prometheus: arquitectura, scraping, PromQL, service discovery. Prometheus Operator: ServiceMonitor, PodMonitor. Recording rules, alerting rules. Thanos HA.</w:t>
-            </w:r>
-          </w:p>
-        </w:tc>
-      </w:tr>
-      <w:tr>
-        <w:tc>
-          <w:tcPr>
-            <w:tcW w:type="dxa" w:w="1134"/>
-            <w:shd w:fill="E8F0FE"/>
-          </w:tcPr>
-          <w:p>
-            <w:r>
-              <w:rPr>
-                <w:b/>
-                <w:color w:val="1A56DB"/>
-                <w:sz w:val="18"/>
-              </w:rPr>
-              <w:t>Sesión 28</w:t>
-            </w:r>
-          </w:p>
-        </w:tc>
-        <w:tc>
-          <w:tcPr>
-            <w:tcW w:type="dxa" w:w="2268"/>
-            <w:shd w:fill="E8F0FE"/>
-          </w:tcPr>
-          <w:p>
-            <w:r>
-              <w:rPr>
-                <w:sz w:val="18"/>
-              </w:rPr>
-              <w:t>Grafana, Loki, Tempo y stack completo</w:t>
-            </w:r>
-          </w:p>
-        </w:tc>
-        <w:tc>
-          <w:tcPr>
-            <w:tcW w:type="dxa" w:w="850"/>
-            <w:shd w:fill="E8F0FE"/>
-          </w:tcPr>
-          <w:p>
-            <w:r>
-              <w:rPr>
-                <w:sz w:val="18"/>
-              </w:rPr>
-              <w:t>3.5h</w:t>
-            </w:r>
-          </w:p>
-        </w:tc>
-        <w:tc>
-          <w:tcPr>
-            <w:tcW w:type="dxa" w:w="4819"/>
-            <w:shd w:fill="E8F0FE"/>
-          </w:tcPr>
-          <w:p>
-            <w:r>
-              <w:rPr>
-                <w:sz w:val="18"/>
-              </w:rPr>
-              <w:t>Grafana: datasources, dashboards, variables, alerting, Grafana as Code. Loki (logs), Tempo (trazas), Mimir (métricas), Alloy (collector). Stack integrado.</w:t>
-            </w:r>
-          </w:p>
-        </w:tc>
-      </w:tr>
-      <w:tr>
-        <w:tc>
-          <w:tcPr>
-            <w:tcW w:type="dxa" w:w="1134"/>
-          </w:tcPr>
-          <w:p>
-            <w:r>
-              <w:rPr>
-                <w:b/>
-                <w:color w:val="1A56DB"/>
-                <w:sz w:val="18"/>
-              </w:rPr>
-              <w:t>Sesión 29</w:t>
-            </w:r>
-          </w:p>
-        </w:tc>
-        <w:tc>
-          <w:tcPr>
-            <w:tcW w:type="dxa" w:w="2268"/>
-          </w:tcPr>
-          <w:p>
-            <w:r>
-              <w:rPr>
-                <w:sz w:val="18"/>
-              </w:rPr>
-              <w:t>OpenTelemetry y observabilidad end-to-end</w:t>
-            </w:r>
-          </w:p>
-        </w:tc>
-        <w:tc>
-          <w:tcPr>
-            <w:tcW w:type="dxa" w:w="850"/>
-          </w:tcPr>
-          <w:p>
-            <w:r>
-              <w:rPr>
-                <w:sz w:val="18"/>
-              </w:rPr>
-              <w:t>3.5h</w:t>
-            </w:r>
-          </w:p>
-        </w:tc>
-        <w:tc>
-          <w:tcPr>
-            <w:tcW w:type="dxa" w:w="4819"/>
-          </w:tcPr>
-          <w:p>
-            <w:r>
-              <w:rPr>
-                <w:sz w:val="18"/>
-              </w:rPr>
-              <w:t>OTel: especificación OTLP, SDK, Collector (receivers, processors, exporters). Auto-instrumentación en K8s. Lab: instrumentar aplicación con métricas, trazas, logs y dashboards.</w:t>
-            </w:r>
-          </w:p>
-        </w:tc>
-      </w:tr>
-    </w:tbl>
-    <w:p/>
-    <w:tbl>
-      <w:tblPr>
-        <w:tblW w:type="auto" w:w="0"/>
-        <w:tblLook w:firstColumn="1" w:firstRow="1" w:lastColumn="0" w:lastRow="0" w:noHBand="0" w:noVBand="1" w:val="04A0"/>
-        <w:tblBorders>
-          <w:top w:val="single" w:sz="4" w:space="0" w:color="D1D5DB"/>
-          <w:left w:val="single" w:sz="4" w:space="0" w:color="D1D5DB"/>
-          <w:bottom w:val="single" w:sz="4" w:space="0" w:color="D1D5DB"/>
-          <w:right w:val="single" w:sz="4" w:space="0" w:color="D1D5DB"/>
-          <w:insideH w:val="single" w:sz="4" w:space="0" w:color="D1D5DB"/>
-          <w:insideV w:val="single" w:sz="4" w:space="0" w:color="D1D5DB"/>
-        </w:tblBorders>
-      </w:tblPr>
-      <w:tblGrid>
-        <w:gridCol w:w="9072"/>
-      </w:tblGrid>
-      <w:tr>
-        <w:tc>
-          <w:tcPr>
-            <w:tcW w:type="dxa" w:w="9072"/>
-            <w:shd w:fill="1A56DB"/>
-          </w:tcPr>
-          <w:p>
-            <w:pPr>
-              <w:jc w:val="center"/>
-            </w:pPr>
-            <w:r>
-              <w:rPr>
-                <w:b/>
-                <w:color w:val="FFFFFF"/>
-                <w:sz w:val="22"/>
-              </w:rPr>
-              <w:t>BLOQUE VIII</w:t>
-            </w:r>
-          </w:p>
-          <w:p>
-            <w:pPr>
-              <w:jc w:val="center"/>
-            </w:pPr>
-            <w:r>
-              <w:rPr>
-                <w:b/>
-                <w:color w:val="FFFFFF"/>
-                <w:sz w:val="26"/>
-              </w:rPr>
-              <w:t>GitOps, CI/CD y Networking</w:t>
-            </w:r>
-          </w:p>
-        </w:tc>
-      </w:tr>
-    </w:tbl>
-    <w:p/>
-    <w:tbl>
-      <w:tblPr>
-        <w:tblW w:type="auto" w:w="0"/>
-        <w:tblLook w:firstColumn="1" w:firstRow="1" w:lastColumn="0" w:lastRow="0" w:noHBand="0" w:noVBand="1" w:val="04A0"/>
-        <w:tblBorders>
-          <w:top w:val="single" w:sz="4" w:space="0" w:color="D1D5DB"/>
-          <w:left w:val="single" w:sz="4" w:space="0" w:color="D1D5DB"/>
-          <w:bottom w:val="single" w:sz="4" w:space="0" w:color="D1D5DB"/>
-          <w:right w:val="single" w:sz="4" w:space="0" w:color="D1D5DB"/>
-          <w:insideH w:val="single" w:sz="4" w:space="0" w:color="D1D5DB"/>
-          <w:insideV w:val="single" w:sz="4" w:space="0" w:color="D1D5DB"/>
-        </w:tblBorders>
-      </w:tblPr>
-      <w:tblGrid>
-        <w:gridCol w:w="9072"/>
-      </w:tblGrid>
-      <w:tr>
-        <w:tc>
-          <w:tcPr>
-            <w:tcW w:type="dxa" w:w="9072"/>
-          </w:tcPr>
-          <w:p>
-            <w:r>
-              <w:rPr>
-                <w:b/>
-                <w:color w:val="1A56DB"/>
-                <w:sz w:val="22"/>
-              </w:rPr>
-              <w:t>M11 | 21h</w:t>
-            </w:r>
-            <w:r>
-              <w:rPr>
-                <w:b/>
-                <w:color w:val="1F2A37"/>
-                <w:sz w:val="22"/>
-              </w:rPr>
-              <w:t xml:space="preserve">    GitOps, Pipelines y Networking Avanzado</w:t>
-            </w:r>
-          </w:p>
-          <w:p>
-            <w:r>
-              <w:rPr>
-                <w:i/>
-                <w:color w:val="4B5563"/>
-                <w:sz w:val="20"/>
-              </w:rPr>
-              <w:t>Herramientas que conforman el ecosistema moderno de entrega continua y networking avanzado en Kubernetes.</w:t>
-            </w:r>
-          </w:p>
-          <w:p>
-            <w:pPr>
-              <w:spacing w:before="20" w:after="20"/>
-            </w:pPr>
-            <w:r>
-              <w:rPr>
-                <w:color w:val="1F2A37"/>
-                <w:sz w:val="18"/>
-              </w:rPr>
-              <w:t>›  GITOPS · Principios GitOps: declarativo, versionado, automatizado, reconciliado. Pull vs Push model</w:t>
-            </w:r>
-          </w:p>
-          <w:p>
-            <w:pPr>
-              <w:spacing w:before="20" w:after="20"/>
-            </w:pPr>
-            <w:r>
-              <w:rPr>
-                <w:color w:val="1F2A37"/>
-                <w:sz w:val="18"/>
-              </w:rPr>
-              <w:t>›  GITOPS · ArgoCD: Applications, AppProjects, ApplicationSets, sync policies, waves, hooks y RBAC</w:t>
-            </w:r>
-          </w:p>
-          <w:p>
-            <w:pPr>
-              <w:spacing w:before="20" w:after="20"/>
-            </w:pPr>
-            <w:r>
-              <w:rPr>
-                <w:color w:val="1F2A37"/>
-                <w:sz w:val="18"/>
-              </w:rPr>
-              <w:t>›  GITOPS · ArgoCD avanzado: multi-tenancy, SSO, App of Apps, ApplicationSet generators y notifications</w:t>
-            </w:r>
-          </w:p>
-          <w:p>
-            <w:pPr>
-              <w:spacing w:before="20" w:after="20"/>
-            </w:pPr>
-            <w:r>
-              <w:rPr>
-                <w:color w:val="1F2A37"/>
-                <w:sz w:val="18"/>
-              </w:rPr>
-              <w:t>›  GITOPS · ArgoCD Image Updater y Argo Rollouts: patrones de Progressive Delivery con análisis automático</w:t>
-            </w:r>
-          </w:p>
-          <w:p>
-            <w:pPr>
-              <w:spacing w:before="20" w:after="20"/>
-            </w:pPr>
-            <w:r>
-              <w:rPr>
-                <w:color w:val="1F2A37"/>
-                <w:sz w:val="18"/>
-              </w:rPr>
-              <w:t>›  GITOPS · Prow: arquitectura CI nativa en Kubernetes, plugins, Tide, Deck dashboard y ProwJobs</w:t>
-            </w:r>
-          </w:p>
-          <w:p>
-            <w:pPr>
-              <w:spacing w:before="20" w:after="20"/>
-            </w:pPr>
-            <w:r>
-              <w:rPr>
-                <w:color w:val="1F2A37"/>
-                <w:sz w:val="18"/>
-              </w:rPr>
-              <w:t>›  PIPELINES · Tekton: Tasks, Pipelines, PipelineRuns, Workspaces, Triggers y Tekton Chains</w:t>
-            </w:r>
-          </w:p>
-          <w:p>
-            <w:pPr>
-              <w:spacing w:before="20" w:after="20"/>
-            </w:pPr>
-            <w:r>
-              <w:rPr>
-                <w:color w:val="1F2A37"/>
-                <w:sz w:val="18"/>
-              </w:rPr>
-              <w:t>›  PIPELINES · Integración Tekton + ArgoCD para workflows CI/CD end-to-end en Kubernetes</w:t>
-            </w:r>
-          </w:p>
-          <w:p>
-            <w:pPr>
-              <w:spacing w:before="20" w:after="20"/>
-            </w:pPr>
-            <w:r>
-              <w:rPr>
-                <w:color w:val="1F2A37"/>
-                <w:sz w:val="18"/>
-              </w:rPr>
-              <w:t>›  NETWORKING · Traefik: IngressRoute CRDs, middlewares, TLS automático, dashboard y métricas</w:t>
-            </w:r>
-          </w:p>
-          <w:p>
-            <w:pPr>
-              <w:spacing w:before="20" w:after="20"/>
-            </w:pPr>
-            <w:r>
-              <w:rPr>
-                <w:color w:val="1F2A37"/>
-                <w:sz w:val="18"/>
-              </w:rPr>
-              <w:t>›  NETWORKING · Traefik avanzado: TCP/UDP routing, rate limiting, circuit breaker, canary con TraefikService</w:t>
-            </w:r>
-          </w:p>
-          <w:p>
-            <w:pPr>
-              <w:spacing w:before="20" w:after="20"/>
-            </w:pPr>
-            <w:r>
-              <w:rPr>
-                <w:color w:val="1F2A37"/>
-                <w:sz w:val="18"/>
-              </w:rPr>
-              <w:t>›  NETWORKING · Istio: arquitectura (Istiod + Envoy sidecars), mTLS automático y observabilidad integrada</w:t>
-            </w:r>
-          </w:p>
-          <w:p>
-            <w:pPr>
-              <w:spacing w:before="20" w:after="20"/>
-            </w:pPr>
-            <w:r>
-              <w:rPr>
-                <w:color w:val="1F2A37"/>
-                <w:sz w:val="18"/>
-              </w:rPr>
-              <w:t>›  NETWORKING · Istio traffic: VirtualServices, DestinationRules, Gateways, traffic shifting, fault injection</w:t>
-            </w:r>
-          </w:p>
-          <w:p>
-            <w:pPr>
-              <w:spacing w:before="20" w:after="20"/>
-            </w:pPr>
-            <w:r>
-              <w:rPr>
-                <w:color w:val="1F2A37"/>
-                <w:sz w:val="18"/>
-              </w:rPr>
-              <w:t>›  NETWORKING · Istio seguridad: AuthorizationPolicies, PeerAuthentication, circuit breaking, Kiali</w:t>
-            </w:r>
-          </w:p>
-          <w:p>
-            <w:pPr>
-              <w:spacing w:before="20" w:after="20"/>
-            </w:pPr>
-            <w:r>
-              <w:rPr>
-                <w:color w:val="1F2A37"/>
-                <w:sz w:val="18"/>
-              </w:rPr>
-              <w:t>›  NETWORKING · Ambient Mesh (Istio): modo sin sidecar, ztunnel, waypoints y migración</w:t>
-            </w:r>
-          </w:p>
-          <w:p>
-            <w:pPr>
-              <w:spacing w:before="20" w:after="20"/>
-            </w:pPr>
-            <w:r>
-              <w:rPr>
-                <w:color w:val="1F2A37"/>
-                <w:sz w:val="18"/>
-              </w:rPr>
-              <w:t>›  DEPLOYMENT · Estrategias: rolling update, blue/green, canary, A/B testing y trade-offs</w:t>
-            </w:r>
-          </w:p>
-          <w:p>
-            <w:pPr>
-              <w:spacing w:before="20" w:after="20"/>
-            </w:pPr>
-            <w:r>
-              <w:rPr>
-                <w:color w:val="1F2A37"/>
-                <w:sz w:val="18"/>
-              </w:rPr>
-              <w:t>›  DEPLOYMENT · Argo Rollouts: canary con análisis automatizado, blue-green, integración Istio/Traefik + Prometheus</w:t>
-            </w:r>
-          </w:p>
-          <w:p>
-            <w:pPr>
-              <w:spacing w:before="20" w:after="20"/>
-            </w:pPr>
-            <w:r>
-              <w:rPr>
-                <w:color w:val="1F2A37"/>
-                <w:sz w:val="18"/>
-              </w:rPr>
-              <w:t>›  DEPLOYMENT · Progressive delivery: Feature flags (Flagger/OpenFeature), métricas como gates, rollback automático</w:t>
-            </w:r>
-          </w:p>
-          <w:p>
-            <w:pPr>
-              <w:spacing w:before="20" w:after="20"/>
-            </w:pPr>
-            <w:r>
-              <w:rPr>
-                <w:color w:val="1F2A37"/>
-                <w:sz w:val="18"/>
-              </w:rPr>
-              <w:t>›  SCALING · HPA: métricas CPU/memory, custom metrics (Prometheus Adapter), scaling behavior</w:t>
-            </w:r>
-          </w:p>
-          <w:p>
-            <w:pPr>
-              <w:spacing w:before="20" w:after="20"/>
-            </w:pPr>
-            <w:r>
-              <w:rPr>
-                <w:color w:val="1F2A37"/>
-                <w:sz w:val="18"/>
-              </w:rPr>
-              <w:t>›  SCALING · VPA: modos (Off/Initial/Auto), recomendaciones y limitaciones</w:t>
-            </w:r>
-          </w:p>
-          <w:p>
-            <w:pPr>
-              <w:spacing w:before="20" w:after="20"/>
-            </w:pPr>
-            <w:r>
-              <w:rPr>
-                <w:color w:val="1F2A37"/>
-                <w:sz w:val="18"/>
-              </w:rPr>
-              <w:t>›  SCALING · KEDA: ScaledObject, ScaledJob, triggers (Kafka, SQS, Prometheus, cron) y cooldown</w:t>
-            </w:r>
-          </w:p>
-          <w:p>
-            <w:pPr>
-              <w:spacing w:before="20" w:after="20"/>
-            </w:pPr>
-            <w:r>
-              <w:rPr>
-                <w:color w:val="1F2A37"/>
-                <w:sz w:val="18"/>
-              </w:rPr>
-              <w:t>›  SCALING · Cluster Autoscaler vs Karpenter: node pools, scale-from-zero, cost optimization</w:t>
-            </w:r>
-          </w:p>
-        </w:tc>
-      </w:tr>
-    </w:tbl>
-    <w:p/>
-    <w:tbl>
-      <w:tblPr>
-        <w:tblW w:type="auto" w:w="0"/>
-        <w:jc w:val="center"/>
-        <w:tblLook w:firstColumn="1" w:firstRow="1" w:lastColumn="0" w:lastRow="0" w:noHBand="0" w:noVBand="1" w:val="04A0"/>
-        <w:tblBorders>
-          <w:top w:val="single" w:sz="4" w:space="0" w:color="D1D5DB"/>
-          <w:left w:val="single" w:sz="4" w:space="0" w:color="D1D5DB"/>
-          <w:bottom w:val="single" w:sz="4" w:space="0" w:color="D1D5DB"/>
-          <w:right w:val="single" w:sz="4" w:space="0" w:color="D1D5DB"/>
-          <w:insideH w:val="single" w:sz="4" w:space="0" w:color="D1D5DB"/>
-          <w:insideV w:val="single" w:sz="4" w:space="0" w:color="D1D5DB"/>
-        </w:tblBorders>
-      </w:tblPr>
-      <w:tblGrid>
-        <w:gridCol w:w="2268"/>
-        <w:gridCol w:w="2268"/>
-        <w:gridCol w:w="2268"/>
-        <w:gridCol w:w="2268"/>
-      </w:tblGrid>
-      <w:tr>
-        <w:tc>
-          <w:tcPr>
-            <w:tcW w:type="dxa" w:w="1134"/>
-            <w:shd w:fill="1A56DB"/>
-          </w:tcPr>
-          <w:p>
-            <w:r>
-              <w:rPr>
-                <w:b/>
-                <w:color w:val="FFFFFF"/>
-                <w:sz w:val="18"/>
-              </w:rPr>
-              <w:t>#</w:t>
-            </w:r>
-          </w:p>
-        </w:tc>
-        <w:tc>
-          <w:tcPr>
-            <w:tcW w:type="dxa" w:w="2268"/>
-            <w:shd w:fill="1A56DB"/>
-          </w:tcPr>
-          <w:p>
-            <w:r>
-              <w:rPr>
-                <w:b/>
-                <w:color w:val="FFFFFF"/>
-                <w:sz w:val="18"/>
-              </w:rPr>
-              <w:t>Título</w:t>
-            </w:r>
-          </w:p>
-        </w:tc>
-        <w:tc>
-          <w:tcPr>
-            <w:tcW w:type="dxa" w:w="850"/>
-            <w:shd w:fill="1A56DB"/>
-          </w:tcPr>
-          <w:p>
-            <w:r>
-              <w:rPr>
-                <w:b/>
-                <w:color w:val="FFFFFF"/>
-                <w:sz w:val="18"/>
-              </w:rPr>
-              <w:t>Duración</w:t>
-            </w:r>
-          </w:p>
-        </w:tc>
-        <w:tc>
-          <w:tcPr>
-            <w:tcW w:type="dxa" w:w="4819"/>
-            <w:shd w:fill="1A56DB"/>
-          </w:tcPr>
-          <w:p>
-            <w:r>
-              <w:rPr>
-                <w:b/>
-                <w:color w:val="FFFFFF"/>
-                <w:sz w:val="18"/>
-              </w:rPr>
-              <w:t>Contenido</w:t>
-            </w:r>
-          </w:p>
-        </w:tc>
-      </w:tr>
-      <w:tr>
-        <w:tc>
-          <w:tcPr>
-            <w:tcW w:type="dxa" w:w="1134"/>
-          </w:tcPr>
-          <w:p>
-            <w:r>
-              <w:rPr>
-                <w:b/>
-                <w:color w:val="1A56DB"/>
-                <w:sz w:val="18"/>
-              </w:rPr>
-              <w:t>Sesión 30</w:t>
-            </w:r>
-          </w:p>
-        </w:tc>
-        <w:tc>
-          <w:tcPr>
-            <w:tcW w:type="dxa" w:w="2268"/>
-          </w:tcPr>
-          <w:p>
-            <w:r>
-              <w:rPr>
-                <w:sz w:val="18"/>
-              </w:rPr>
-              <w:t>GitOps: principios y ArgoCD</w:t>
-            </w:r>
-          </w:p>
-        </w:tc>
-        <w:tc>
-          <w:tcPr>
-            <w:tcW w:type="dxa" w:w="850"/>
-          </w:tcPr>
-          <w:p>
-            <w:r>
-              <w:rPr>
-                <w:sz w:val="18"/>
-              </w:rPr>
-              <w:t>3.5h</w:t>
-            </w:r>
-          </w:p>
-        </w:tc>
-        <w:tc>
-          <w:tcPr>
-            <w:tcW w:type="dxa" w:w="4819"/>
-          </w:tcPr>
-          <w:p>
-            <w:r>
-              <w:rPr>
-                <w:sz w:val="18"/>
-              </w:rPr>
-              <w:t>Principios GitOps: pull vs push. ArgoCD: arquitectura, Application, ApplicationSet, Projects, sync policies, waves, hooks, RBAC. App of Apps, SSO, notifications.</w:t>
-            </w:r>
-          </w:p>
-        </w:tc>
-      </w:tr>
-      <w:tr>
-        <w:tc>
-          <w:tcPr>
-            <w:tcW w:type="dxa" w:w="1134"/>
-            <w:shd w:fill="E8F0FE"/>
-          </w:tcPr>
-          <w:p>
-            <w:r>
-              <w:rPr>
-                <w:b/>
-                <w:color w:val="1A56DB"/>
-                <w:sz w:val="18"/>
-              </w:rPr>
-              <w:t>Sesión 31</w:t>
-            </w:r>
-          </w:p>
-        </w:tc>
-        <w:tc>
-          <w:tcPr>
-            <w:tcW w:type="dxa" w:w="2268"/>
-            <w:shd w:fill="E8F0FE"/>
-          </w:tcPr>
-          <w:p>
-            <w:r>
-              <w:rPr>
-                <w:sz w:val="18"/>
-              </w:rPr>
-              <w:t>Prow, Tekton y pipelines CI/CD</w:t>
-            </w:r>
-          </w:p>
-        </w:tc>
-        <w:tc>
-          <w:tcPr>
-            <w:tcW w:type="dxa" w:w="850"/>
-            <w:shd w:fill="E8F0FE"/>
-          </w:tcPr>
-          <w:p>
-            <w:r>
-              <w:rPr>
-                <w:sz w:val="18"/>
-              </w:rPr>
-              <w:t>3.5h</w:t>
-            </w:r>
-          </w:p>
-        </w:tc>
-        <w:tc>
-          <w:tcPr>
-            <w:tcW w:type="dxa" w:w="4819"/>
-            <w:shd w:fill="E8F0FE"/>
-          </w:tcPr>
-          <w:p>
-            <w:r>
-              <w:rPr>
-                <w:sz w:val="18"/>
-              </w:rPr>
-              <w:t>Prow: arquitectura, plugins, Tide, Deck, ProwJobs. Tekton: Tasks, Pipelines, Triggers, Workspaces, Tekton Chains. Integración Tekton + ArgoCD.</w:t>
-            </w:r>
-          </w:p>
-        </w:tc>
-      </w:tr>
-      <w:tr>
-        <w:tc>
-          <w:tcPr>
-            <w:tcW w:type="dxa" w:w="1134"/>
-          </w:tcPr>
-          <w:p>
-            <w:r>
-              <w:rPr>
-                <w:b/>
-                <w:color w:val="1A56DB"/>
-                <w:sz w:val="18"/>
-              </w:rPr>
-              <w:t>Sesión 32</w:t>
-            </w:r>
-          </w:p>
-        </w:tc>
-        <w:tc>
-          <w:tcPr>
-            <w:tcW w:type="dxa" w:w="2268"/>
-          </w:tcPr>
-          <w:p>
-            <w:r>
-              <w:rPr>
-                <w:sz w:val="18"/>
-              </w:rPr>
-              <w:t>Networking: Traefik</w:t>
-            </w:r>
-          </w:p>
-        </w:tc>
-        <w:tc>
-          <w:tcPr>
-            <w:tcW w:type="dxa" w:w="850"/>
-          </w:tcPr>
-          <w:p>
-            <w:r>
-              <w:rPr>
-                <w:sz w:val="18"/>
-              </w:rPr>
-              <w:t>3.5h</w:t>
-            </w:r>
-          </w:p>
-        </w:tc>
-        <w:tc>
-          <w:tcPr>
-            <w:tcW w:type="dxa" w:w="4819"/>
-          </w:tcPr>
-          <w:p>
-            <w:r>
-              <w:rPr>
-                <w:sz w:val="18"/>
-              </w:rPr>
-              <w:t>Traefik: IngressRoute CRD, middlewares (rate limiting, auth, headers), TLS automático. TCP/UDP routing, canary con TraefikService, métricas, trazas, dashboard.</w:t>
-            </w:r>
-          </w:p>
-        </w:tc>
-      </w:tr>
-      <w:tr>
-        <w:tc>
-          <w:tcPr>
-            <w:tcW w:type="dxa" w:w="1134"/>
-            <w:shd w:fill="E8F0FE"/>
-          </w:tcPr>
-          <w:p>
-            <w:r>
-              <w:rPr>
-                <w:b/>
-                <w:color w:val="1A56DB"/>
-                <w:sz w:val="18"/>
-              </w:rPr>
-              <w:t>Sesión 33</w:t>
-            </w:r>
-          </w:p>
-        </w:tc>
-        <w:tc>
-          <w:tcPr>
-            <w:tcW w:type="dxa" w:w="2268"/>
-            <w:shd w:fill="E8F0FE"/>
-          </w:tcPr>
-          <w:p>
-            <w:r>
-              <w:rPr>
-                <w:sz w:val="18"/>
-              </w:rPr>
-              <w:t>Networking: Istio</w:t>
-            </w:r>
-          </w:p>
-        </w:tc>
-        <w:tc>
-          <w:tcPr>
-            <w:tcW w:type="dxa" w:w="850"/>
-            <w:shd w:fill="E8F0FE"/>
-          </w:tcPr>
-          <w:p>
-            <w:r>
-              <w:rPr>
-                <w:sz w:val="18"/>
-              </w:rPr>
-              <w:t>3.5h</w:t>
-            </w:r>
-          </w:p>
-        </w:tc>
-        <w:tc>
-          <w:tcPr>
-            <w:tcW w:type="dxa" w:w="4819"/>
-            <w:shd w:fill="E8F0FE"/>
-          </w:tcPr>
-          <w:p>
-            <w:r>
-              <w:rPr>
-                <w:sz w:val="18"/>
-              </w:rPr>
-              <w:t>Service mesh: Istiod, Envoy sidecar, Ambient mode (ztunnel). VirtualService, DestinationRule, Gateway, traffic shifting, fault injection, circuit breaker. mTLS, AuthorizationPolicy, Kiali.</w:t>
-            </w:r>
-          </w:p>
-        </w:tc>
-      </w:tr>
-      <w:tr>
-        <w:tc>
-          <w:tcPr>
-            <w:tcW w:type="dxa" w:w="1134"/>
-          </w:tcPr>
-          <w:p>
-            <w:r>
-              <w:rPr>
-                <w:b/>
-                <w:color w:val="1A56DB"/>
-                <w:sz w:val="18"/>
-              </w:rPr>
-              <w:t>Sesión 34</w:t>
-            </w:r>
-          </w:p>
-        </w:tc>
-        <w:tc>
-          <w:tcPr>
-            <w:tcW w:type="dxa" w:w="2268"/>
-          </w:tcPr>
-          <w:p>
-            <w:r>
-              <w:rPr>
-                <w:sz w:val="18"/>
-              </w:rPr>
-              <w:t>Estrategias de despliegue y Progressive Delivery</w:t>
-            </w:r>
-          </w:p>
-        </w:tc>
-        <w:tc>
-          <w:tcPr>
-            <w:tcW w:type="dxa" w:w="850"/>
-          </w:tcPr>
-          <w:p>
-            <w:r>
-              <w:rPr>
-                <w:sz w:val="18"/>
-              </w:rPr>
-              <w:t>3.5h</w:t>
-            </w:r>
-          </w:p>
-        </w:tc>
-        <w:tc>
-          <w:tcPr>
-            <w:tcW w:type="dxa" w:w="4819"/>
-          </w:tcPr>
-          <w:p>
-            <w:r>
-              <w:rPr>
-                <w:sz w:val="18"/>
-              </w:rPr>
-              <w:t>Rolling, blue/green, canary, A/B. Argo Rollouts: canary con análisis Prometheus, blue-green. Progressive delivery: Flagger, OpenFeature, métricas como gates, rollback automático.</w:t>
-            </w:r>
-          </w:p>
-        </w:tc>
-      </w:tr>
-      <w:tr>
-        <w:tc>
-          <w:tcPr>
-            <w:tcW w:type="dxa" w:w="1134"/>
-            <w:shd w:fill="E8F0FE"/>
-          </w:tcPr>
-          <w:p>
-            <w:r>
-              <w:rPr>
-                <w:b/>
-                <w:color w:val="1A56DB"/>
-                <w:sz w:val="18"/>
-              </w:rPr>
-              <w:t>Sesión 35</w:t>
-            </w:r>
-          </w:p>
-        </w:tc>
-        <w:tc>
-          <w:tcPr>
-            <w:tcW w:type="dxa" w:w="2268"/>
-            <w:shd w:fill="E8F0FE"/>
-          </w:tcPr>
-          <w:p>
-            <w:r>
-              <w:rPr>
-                <w:sz w:val="18"/>
-              </w:rPr>
-              <w:t>Scaling de workloads y clusters</w:t>
-            </w:r>
-          </w:p>
-        </w:tc>
-        <w:tc>
-          <w:tcPr>
-            <w:tcW w:type="dxa" w:w="850"/>
-            <w:shd w:fill="E8F0FE"/>
-          </w:tcPr>
-          <w:p>
-            <w:r>
-              <w:rPr>
-                <w:sz w:val="18"/>
-              </w:rPr>
-              <w:t>3.5h</w:t>
-            </w:r>
-          </w:p>
-        </w:tc>
-        <w:tc>
-          <w:tcPr>
-            <w:tcW w:type="dxa" w:w="4819"/>
-            <w:shd w:fill="E8F0FE"/>
-          </w:tcPr>
-          <w:p>
-            <w:r>
-              <w:rPr>
-                <w:sz w:val="18"/>
-              </w:rPr>
-              <w:t>HPA: CPU/memory, custom metrics con Prometheus Adapter. VPA: modos y limitaciones. KEDA: event-driven, ScaledObject, triggers. Cluster Autoscaler vs Karpenter, cost optimization.</w:t>
-            </w:r>
-          </w:p>
-        </w:tc>
-      </w:tr>
-    </w:tbl>
-    <w:p/>
-    <w:tbl>
-      <w:tblPr>
-        <w:tblW w:type="auto" w:w="0"/>
-        <w:tblLook w:firstColumn="1" w:firstRow="1" w:lastColumn="0" w:lastRow="0" w:noHBand="0" w:noVBand="1" w:val="04A0"/>
-        <w:tblBorders>
-          <w:top w:val="single" w:sz="4" w:space="0" w:color="D1D5DB"/>
-          <w:left w:val="single" w:sz="4" w:space="0" w:color="D1D5DB"/>
-          <w:bottom w:val="single" w:sz="4" w:space="0" w:color="D1D5DB"/>
-          <w:right w:val="single" w:sz="4" w:space="0" w:color="D1D5DB"/>
-          <w:insideH w:val="single" w:sz="4" w:space="0" w:color="D1D5DB"/>
-          <w:insideV w:val="single" w:sz="4" w:space="0" w:color="D1D5DB"/>
-        </w:tblBorders>
-      </w:tblPr>
-      <w:tblGrid>
-        <w:gridCol w:w="9072"/>
-      </w:tblGrid>
-      <w:tr>
-        <w:tc>
-          <w:tcPr>
-            <w:tcW w:type="dxa" w:w="9072"/>
-            <w:shd w:fill="1A56DB"/>
-          </w:tcPr>
-          <w:p>
-            <w:pPr>
-              <w:jc w:val="center"/>
-            </w:pPr>
-            <w:r>
-              <w:rPr>
-                <w:b/>
-                <w:color w:val="FFFFFF"/>
-                <w:sz w:val="22"/>
-              </w:rPr>
-              <w:t>BLOQUE IX</w:t>
-            </w:r>
-          </w:p>
-          <w:p>
-            <w:pPr>
-              <w:jc w:val="center"/>
-            </w:pPr>
-            <w:r>
-              <w:rPr>
-                <w:b/>
-                <w:color w:val="FFFFFF"/>
-                <w:sz w:val="26"/>
-              </w:rPr>
-              <w:t>Platform Engineering Avanzado</w:t>
-            </w:r>
-          </w:p>
-        </w:tc>
-      </w:tr>
-    </w:tbl>
-    <w:p/>
-    <w:tbl>
-      <w:tblPr>
-        <w:tblW w:type="auto" w:w="0"/>
-        <w:tblLook w:firstColumn="1" w:firstRow="1" w:lastColumn="0" w:lastRow="0" w:noHBand="0" w:noVBand="1" w:val="04A0"/>
-        <w:tblBorders>
-          <w:top w:val="single" w:sz="4" w:space="0" w:color="D1D5DB"/>
-          <w:left w:val="single" w:sz="4" w:space="0" w:color="D1D5DB"/>
-          <w:bottom w:val="single" w:sz="4" w:space="0" w:color="D1D5DB"/>
-          <w:right w:val="single" w:sz="4" w:space="0" w:color="D1D5DB"/>
-          <w:insideH w:val="single" w:sz="4" w:space="0" w:color="D1D5DB"/>
-          <w:insideV w:val="single" w:sz="4" w:space="0" w:color="D1D5DB"/>
-        </w:tblBorders>
-      </w:tblPr>
-      <w:tblGrid>
-        <w:gridCol w:w="9072"/>
-      </w:tblGrid>
-      <w:tr>
-        <w:tc>
-          <w:tcPr>
-            <w:tcW w:type="dxa" w:w="9072"/>
-          </w:tcPr>
-          <w:p>
-            <w:r>
-              <w:rPr>
-                <w:b/>
-                <w:color w:val="1A56DB"/>
-                <w:sz w:val="22"/>
-              </w:rPr>
-              <w:t>M12 | 18h</w:t>
-            </w:r>
-            <w:r>
-              <w:rPr>
-                <w:b/>
-                <w:color w:val="1F2A37"/>
-                <w:sz w:val="22"/>
-              </w:rPr>
-              <w:t xml:space="preserve">    Platform Engineering Avanzado: Operators, Serverless y Multi-cluster</w:t>
-            </w:r>
-          </w:p>
-          <w:p>
-            <w:r>
-              <w:rPr>
-                <w:i/>
-                <w:color w:val="4B5563"/>
-                <w:sz w:val="20"/>
-              </w:rPr>
-              <w:t>Capacidades avanzadas de plataforma: construcción de operators, hosted control planes, serverless y despliegues multi-cluster/multi-cloud.</w:t>
-            </w:r>
-          </w:p>
-          <w:p>
-            <w:pPr>
-              <w:spacing w:before="20" w:after="20"/>
-            </w:pPr>
-            <w:r>
-              <w:rPr>
-                <w:color w:val="1F2A37"/>
-                <w:sz w:val="18"/>
-              </w:rPr>
-              <w:t>›  BUILDING OPERATORS · Operator SDK (Go): scaffolding, CRD design, controller implementation y webhooks</w:t>
-            </w:r>
-          </w:p>
-          <w:p>
-            <w:pPr>
-              <w:spacing w:before="20" w:after="20"/>
-            </w:pPr>
-            <w:r>
-              <w:rPr>
-                <w:color w:val="1F2A37"/>
-                <w:sz w:val="18"/>
-              </w:rPr>
-              <w:t>›  BUILDING OPERATORS · kubebuilder: reconciliation patterns, finalizers, status conditions y API versioning</w:t>
-            </w:r>
-          </w:p>
-          <w:p>
-            <w:pPr>
-              <w:spacing w:before="20" w:after="20"/>
-            </w:pPr>
-            <w:r>
-              <w:rPr>
-                <w:color w:val="1F2A37"/>
-                <w:sz w:val="18"/>
-              </w:rPr>
-              <w:t>›  BUILDING OPERATORS · Operadores de producción: leader election, metrics, testing (envtest) y OLM</w:t>
-            </w:r>
-          </w:p>
-          <w:p>
-            <w:pPr>
-              <w:spacing w:before="20" w:after="20"/>
-            </w:pPr>
-            <w:r>
-              <w:rPr>
-                <w:color w:val="1F2A37"/>
-                <w:sz w:val="18"/>
-              </w:rPr>
-              <w:t>›  CLUSTER MANAGEMENT · Cluster API (CAPI): arquitectura, providers (AWS/Azure/GCP), lifecycle y upgrades</w:t>
-            </w:r>
-          </w:p>
-          <w:p>
-            <w:pPr>
-              <w:spacing w:before="20" w:after="20"/>
-            </w:pPr>
-            <w:r>
-              <w:rPr>
-                <w:color w:val="1F2A37"/>
-                <w:sz w:val="18"/>
-              </w:rPr>
-              <w:t>›  CLUSTER MANAGEMENT · Rancher Fleet y ArgoCD ApplicationSets para gestión de flotas de clusters</w:t>
-            </w:r>
-          </w:p>
-          <w:p>
-            <w:pPr>
-              <w:spacing w:before="20" w:after="20"/>
-            </w:pPr>
-            <w:r>
-              <w:rPr>
-                <w:color w:val="1F2A37"/>
-                <w:sz w:val="18"/>
-              </w:rPr>
-              <w:t>›  CLUSTER MANAGEMENT · Upgrade strategies: rolling upgrades, ventanas de mantenimiento y node drain</w:t>
-            </w:r>
-          </w:p>
-          <w:p>
-            <w:pPr>
-              <w:spacing w:before="20" w:after="20"/>
-            </w:pPr>
-            <w:r>
-              <w:rPr>
-                <w:color w:val="1F2A37"/>
-                <w:sz w:val="18"/>
-              </w:rPr>
-              <w:t>›  SERVERLESS · Knative Serving: auto-scaling a cero, revision routing y traffic splitting</w:t>
-            </w:r>
-          </w:p>
-          <w:p>
-            <w:pPr>
-              <w:spacing w:before="20" w:after="20"/>
-            </w:pPr>
-            <w:r>
-              <w:rPr>
-                <w:color w:val="1F2A37"/>
-                <w:sz w:val="18"/>
-              </w:rPr>
-              <w:t>›  SERVERLESS · Virtual Kubelet: nodos virtuales con Fargate, ACI y Cloud Run</w:t>
-            </w:r>
-          </w:p>
-          <w:p>
-            <w:pPr>
-              <w:spacing w:before="20" w:after="20"/>
-            </w:pPr>
-            <w:r>
-              <w:rPr>
-                <w:color w:val="1F2A37"/>
-                <w:sz w:val="18"/>
-              </w:rPr>
-              <w:t>›  HOSTED CONTROL PLANES · HyperShift (Red Hat): arquitectura, hosted clusters y node pools</w:t>
-            </w:r>
-          </w:p>
-          <w:p>
-            <w:pPr>
-              <w:spacing w:before="20" w:after="20"/>
-            </w:pPr>
-            <w:r>
-              <w:rPr>
-                <w:color w:val="1F2A37"/>
-                <w:sz w:val="18"/>
-              </w:rPr>
-              <w:t>›  HOSTED CONTROL PLANES · vCluster: clusters virtuales ligeros, sincronización y multi-tenancy</w:t>
-            </w:r>
-          </w:p>
-          <w:p>
-            <w:pPr>
-              <w:spacing w:before="20" w:after="20"/>
-            </w:pPr>
-            <w:r>
-              <w:rPr>
-                <w:color w:val="1F2A37"/>
-                <w:sz w:val="18"/>
-              </w:rPr>
-              <w:t>›  HOSTED CONTROL PLANES · Kamaji: tenant control planes, datastores y gestión de flota</w:t>
-            </w:r>
-          </w:p>
-          <w:p>
-            <w:pPr>
-              <w:spacing w:before="20" w:after="20"/>
-            </w:pPr>
-            <w:r>
-              <w:rPr>
-                <w:color w:val="1F2A37"/>
-                <w:sz w:val="18"/>
-              </w:rPr>
-              <w:t>›  MULTI-CLUSTER MANAGEMENT · Arquitecturas: hub-and-spoke, peer-to-peer, federación</w:t>
-            </w:r>
-          </w:p>
-          <w:p>
-            <w:pPr>
-              <w:spacing w:before="20" w:after="20"/>
-            </w:pPr>
-            <w:r>
-              <w:rPr>
-                <w:color w:val="1F2A37"/>
-                <w:sz w:val="18"/>
-              </w:rPr>
-              <w:t>›  MULTI-CLUSTER MANAGEMENT · Open Cluster Management (OCM), Rancher MCM y ArgoCD multicluster</w:t>
-            </w:r>
-          </w:p>
-          <w:p>
-            <w:pPr>
-              <w:spacing w:before="20" w:after="20"/>
-            </w:pPr>
-            <w:r>
-              <w:rPr>
-                <w:color w:val="1F2A37"/>
-                <w:sz w:val="18"/>
-              </w:rPr>
-              <w:t>›  MULTI-CLUSTER DEPLOYMENTS · Istio multicluster (primary-remote, multi-primary)</w:t>
-            </w:r>
-          </w:p>
-          <w:p>
-            <w:pPr>
-              <w:spacing w:before="20" w:after="20"/>
-            </w:pPr>
-            <w:r>
-              <w:rPr>
-                <w:color w:val="1F2A37"/>
-                <w:sz w:val="18"/>
-              </w:rPr>
-              <w:t>›  MULTI-CLUSTER DEPLOYMENTS · Cilium Cluster Mesh: tunneling, shared services y network policies globales</w:t>
-            </w:r>
-          </w:p>
-          <w:p>
-            <w:pPr>
-              <w:spacing w:before="20" w:after="20"/>
-            </w:pPr>
-            <w:r>
-              <w:rPr>
-                <w:color w:val="1F2A37"/>
-                <w:sz w:val="18"/>
-              </w:rPr>
-              <w:t>›  MULTI-CLUSTER DEPLOYMENTS · Submariner: cross-cluster networking, service discovery y globalnet</w:t>
-            </w:r>
-          </w:p>
-          <w:p>
-            <w:pPr>
-              <w:spacing w:before="20" w:after="20"/>
-            </w:pPr>
-            <w:r>
-              <w:rPr>
-                <w:color w:val="1F2A37"/>
-                <w:sz w:val="18"/>
-              </w:rPr>
-              <w:t>›  MULTI-CLOUD DEPLOYMENTS · Crossplane como plano de control universal, políticas OPA y ESO multi-cloud</w:t>
-            </w:r>
-          </w:p>
-          <w:p>
-            <w:pPr>
-              <w:spacing w:before="20" w:after="20"/>
-            </w:pPr>
-            <w:r>
-              <w:rPr>
-                <w:color w:val="1F2A37"/>
-                <w:sz w:val="18"/>
-              </w:rPr>
-              <w:t>›  MULTI-CLOUD DEPLOYMENTS · Disaster Recovery: Velero, replicación de estado, RPO/RTO y failover automático</w:t>
-            </w:r>
-          </w:p>
-        </w:tc>
-      </w:tr>
-    </w:tbl>
-    <w:p/>
-    <w:tbl>
-      <w:tblPr>
-        <w:tblW w:type="auto" w:w="0"/>
-        <w:jc w:val="center"/>
-        <w:tblLook w:firstColumn="1" w:firstRow="1" w:lastColumn="0" w:lastRow="0" w:noHBand="0" w:noVBand="1" w:val="04A0"/>
-        <w:tblBorders>
-          <w:top w:val="single" w:sz="4" w:space="0" w:color="D1D5DB"/>
-          <w:left w:val="single" w:sz="4" w:space="0" w:color="D1D5DB"/>
-          <w:bottom w:val="single" w:sz="4" w:space="0" w:color="D1D5DB"/>
-          <w:right w:val="single" w:sz="4" w:space="0" w:color="D1D5DB"/>
-          <w:insideH w:val="single" w:sz="4" w:space="0" w:color="D1D5DB"/>
-          <w:insideV w:val="single" w:sz="4" w:space="0" w:color="D1D5DB"/>
-        </w:tblBorders>
-      </w:tblPr>
-      <w:tblGrid>
-        <w:gridCol w:w="2268"/>
-        <w:gridCol w:w="2268"/>
-        <w:gridCol w:w="2268"/>
-        <w:gridCol w:w="2268"/>
-      </w:tblGrid>
-      <w:tr>
-        <w:tc>
-          <w:tcPr>
-            <w:tcW w:type="dxa" w:w="1134"/>
-            <w:shd w:fill="1A56DB"/>
-          </w:tcPr>
-          <w:p>
-            <w:r>
-              <w:rPr>
-                <w:b/>
-                <w:color w:val="FFFFFF"/>
-                <w:sz w:val="18"/>
-              </w:rPr>
-              <w:t>#</w:t>
-            </w:r>
-          </w:p>
-        </w:tc>
-        <w:tc>
-          <w:tcPr>
-            <w:tcW w:type="dxa" w:w="2268"/>
-            <w:shd w:fill="1A56DB"/>
-          </w:tcPr>
-          <w:p>
-            <w:r>
-              <w:rPr>
-                <w:b/>
-                <w:color w:val="FFFFFF"/>
-                <w:sz w:val="18"/>
-              </w:rPr>
-              <w:t>Título</w:t>
-            </w:r>
-          </w:p>
-        </w:tc>
-        <w:tc>
-          <w:tcPr>
-            <w:tcW w:type="dxa" w:w="850"/>
-            <w:shd w:fill="1A56DB"/>
-          </w:tcPr>
-          <w:p>
-            <w:r>
-              <w:rPr>
-                <w:b/>
-                <w:color w:val="FFFFFF"/>
-                <w:sz w:val="18"/>
-              </w:rPr>
-              <w:t>Duración</w:t>
-            </w:r>
-          </w:p>
-        </w:tc>
-        <w:tc>
-          <w:tcPr>
-            <w:tcW w:type="dxa" w:w="4819"/>
-            <w:shd w:fill="1A56DB"/>
-          </w:tcPr>
-          <w:p>
-            <w:r>
-              <w:rPr>
-                <w:b/>
-                <w:color w:val="FFFFFF"/>
-                <w:sz w:val="18"/>
-              </w:rPr>
-              <w:t>Contenido</w:t>
-            </w:r>
-          </w:p>
-        </w:tc>
-      </w:tr>
-      <w:tr>
-        <w:tc>
-          <w:tcPr>
-            <w:tcW w:type="dxa" w:w="1134"/>
-          </w:tcPr>
-          <w:p>
-            <w:r>
-              <w:rPr>
-                <w:b/>
-                <w:color w:val="1A56DB"/>
-                <w:sz w:val="18"/>
-              </w:rPr>
-              <w:t>Sesión 36</w:t>
-            </w:r>
-          </w:p>
-        </w:tc>
-        <w:tc>
-          <w:tcPr>
-            <w:tcW w:type="dxa" w:w="2268"/>
-          </w:tcPr>
-          <w:p>
-            <w:r>
-              <w:rPr>
-                <w:sz w:val="18"/>
-              </w:rPr>
-              <w:t>Building Kubernetes Operators</w:t>
-            </w:r>
-          </w:p>
-        </w:tc>
-        <w:tc>
-          <w:tcPr>
-            <w:tcW w:type="dxa" w:w="850"/>
-          </w:tcPr>
-          <w:p>
-            <w:r>
-              <w:rPr>
-                <w:sz w:val="18"/>
-              </w:rPr>
-              <w:t>3.5h</w:t>
-            </w:r>
-          </w:p>
-        </w:tc>
-        <w:tc>
-          <w:tcPr>
-            <w:tcW w:type="dxa" w:w="4819"/>
-          </w:tcPr>
-          <w:p>
-            <w:r>
-              <w:rPr>
-                <w:sz w:val="18"/>
-              </w:rPr>
-              <w:t>CRD design, API versioning, status subresource. Kubebuilder/Operator SDK: scaffolding, controller-runtime, reconciliation loop, predicates. Testing con envtest, OLM.</w:t>
-            </w:r>
-          </w:p>
-        </w:tc>
-      </w:tr>
-      <w:tr>
-        <w:tc>
-          <w:tcPr>
-            <w:tcW w:type="dxa" w:w="1134"/>
-            <w:shd w:fill="E8F0FE"/>
-          </w:tcPr>
-          <w:p>
-            <w:r>
-              <w:rPr>
-                <w:b/>
-                <w:color w:val="1A56DB"/>
-                <w:sz w:val="18"/>
-              </w:rPr>
-              <w:t>Sesión 37</w:t>
-            </w:r>
-          </w:p>
-        </w:tc>
-        <w:tc>
-          <w:tcPr>
-            <w:tcW w:type="dxa" w:w="2268"/>
-            <w:shd w:fill="E8F0FE"/>
-          </w:tcPr>
-          <w:p>
-            <w:r>
-              <w:rPr>
-                <w:sz w:val="18"/>
-              </w:rPr>
-              <w:t>Cluster Management y Serverless</w:t>
-            </w:r>
-          </w:p>
-        </w:tc>
-        <w:tc>
-          <w:tcPr>
-            <w:tcW w:type="dxa" w:w="850"/>
-            <w:shd w:fill="E8F0FE"/>
-          </w:tcPr>
-          <w:p>
-            <w:r>
-              <w:rPr>
-                <w:sz w:val="18"/>
-              </w:rPr>
-              <w:t>3.5h</w:t>
-            </w:r>
-          </w:p>
-        </w:tc>
-        <w:tc>
-          <w:tcPr>
-            <w:tcW w:type="dxa" w:w="4819"/>
-            <w:shd w:fill="E8F0FE"/>
-          </w:tcPr>
-          <w:p>
-            <w:r>
-              <w:rPr>
-                <w:sz w:val="18"/>
-              </w:rPr>
-              <w:t>Cluster API (CAPI): providers, ClusterClass, lifecycle. Rancher Fleet. Serverless: Knative Serving, Virtual Kubelet (Fargate, ACI). Upgrade strategies.</w:t>
-            </w:r>
-          </w:p>
-        </w:tc>
-      </w:tr>
-      <w:tr>
-        <w:tc>
-          <w:tcPr>
-            <w:tcW w:type="dxa" w:w="1134"/>
-          </w:tcPr>
-          <w:p>
-            <w:r>
-              <w:rPr>
-                <w:b/>
-                <w:color w:val="1A56DB"/>
-                <w:sz w:val="18"/>
-              </w:rPr>
-              <w:t>Sesión 38</w:t>
-            </w:r>
-          </w:p>
-        </w:tc>
-        <w:tc>
-          <w:tcPr>
-            <w:tcW w:type="dxa" w:w="2268"/>
-          </w:tcPr>
-          <w:p>
-            <w:r>
-              <w:rPr>
-                <w:sz w:val="18"/>
-              </w:rPr>
-              <w:t>Hosted Control Planes</w:t>
-            </w:r>
-          </w:p>
-        </w:tc>
-        <w:tc>
-          <w:tcPr>
-            <w:tcW w:type="dxa" w:w="850"/>
-          </w:tcPr>
-          <w:p>
-            <w:r>
-              <w:rPr>
-                <w:sz w:val="18"/>
-              </w:rPr>
-              <w:t>3.5h</w:t>
-            </w:r>
-          </w:p>
-        </w:tc>
-        <w:tc>
-          <w:tcPr>
-            <w:tcW w:type="dxa" w:w="4819"/>
-          </w:tcPr>
-          <w:p>
-            <w:r>
-              <w:rPr>
-                <w:sz w:val="18"/>
-              </w:rPr>
-              <w:t>HyperShift: arquitectura, hosted clusters. vCluster: clusters virtuales, multi-tenancy. Kamaji: tenant control planes, datastores. Comparativa de trade-offs.</w:t>
-            </w:r>
-          </w:p>
-        </w:tc>
-      </w:tr>
-      <w:tr>
-        <w:tc>
-          <w:tcPr>
-            <w:tcW w:type="dxa" w:w="1134"/>
-            <w:shd w:fill="E8F0FE"/>
-          </w:tcPr>
-          <w:p>
-            <w:r>
-              <w:rPr>
-                <w:b/>
-                <w:color w:val="1A56DB"/>
-                <w:sz w:val="18"/>
-              </w:rPr>
-              <w:t>Sesión 39</w:t>
-            </w:r>
-          </w:p>
-        </w:tc>
-        <w:tc>
-          <w:tcPr>
-            <w:tcW w:type="dxa" w:w="2268"/>
-            <w:shd w:fill="E8F0FE"/>
-          </w:tcPr>
-          <w:p>
-            <w:r>
-              <w:rPr>
-                <w:sz w:val="18"/>
-              </w:rPr>
-              <w:t>Multi-cluster management y deployments</w:t>
-            </w:r>
-          </w:p>
-        </w:tc>
-        <w:tc>
-          <w:tcPr>
-            <w:tcW w:type="dxa" w:w="850"/>
-            <w:shd w:fill="E8F0FE"/>
-          </w:tcPr>
-          <w:p>
-            <w:r>
-              <w:rPr>
-                <w:sz w:val="18"/>
-              </w:rPr>
-              <w:t>3.5h</w:t>
-            </w:r>
-          </w:p>
-        </w:tc>
-        <w:tc>
-          <w:tcPr>
-            <w:tcW w:type="dxa" w:w="4819"/>
-            <w:shd w:fill="E8F0FE"/>
-          </w:tcPr>
-          <w:p>
-            <w:r>
-              <w:rPr>
-                <w:sz w:val="18"/>
-              </w:rPr>
-              <w:t>Arquitecturas multi-cluster: hub-spoke, federación. OCM, Rancher MCM, ArgoCD multicluster. Istio multicluster, Cilium Cluster Mesh, Submariner.</w:t>
-            </w:r>
-          </w:p>
-        </w:tc>
-      </w:tr>
-      <w:tr>
-        <w:tc>
-          <w:tcPr>
-            <w:tcW w:type="dxa" w:w="1134"/>
-          </w:tcPr>
-          <w:p>
-            <w:r>
-              <w:rPr>
-                <w:b/>
-                <w:color w:val="1A56DB"/>
-                <w:sz w:val="18"/>
-              </w:rPr>
-              <w:t>Sesión 40</w:t>
-            </w:r>
-          </w:p>
-        </w:tc>
-        <w:tc>
-          <w:tcPr>
-            <w:tcW w:type="dxa" w:w="2268"/>
-          </w:tcPr>
-          <w:p>
-            <w:r>
-              <w:rPr>
-                <w:sz w:val="18"/>
-              </w:rPr>
-              <w:t>Multi-cloud deployments y Disaster Recovery</w:t>
-            </w:r>
-          </w:p>
-        </w:tc>
-        <w:tc>
-          <w:tcPr>
-            <w:tcW w:type="dxa" w:w="850"/>
-          </w:tcPr>
-          <w:p>
-            <w:r>
-              <w:rPr>
-                <w:sz w:val="18"/>
-              </w:rPr>
-              <w:t>3.5h</w:t>
-            </w:r>
-          </w:p>
-        </w:tc>
-        <w:tc>
-          <w:tcPr>
-            <w:tcW w:type="dxa" w:w="4819"/>
-          </w:tcPr>
-          <w:p>
-            <w:r>
-              <w:rPr>
-                <w:sz w:val="18"/>
-              </w:rPr>
-              <w:t>Crossplane multi-cloud, OPA policies, ESO multi-cloud. Velero backup/restore, replicación de estado, RPO/RTO, failover cross-region/cross-cloud. Proyecto Final: presentación de requisitos.</w:t>
+              <w:t xml:space="preserve">     ›  Documentación, golden paths y defensa del proyecto</w:t>
             </w:r>
           </w:p>
         </w:tc>
@@ -7390,7 +3612,7 @@
               <w:rPr>
                 <w:sz w:val="18"/>
               </w:rPr>
-              <w:t>Cobertura directa: módulos M08 y M09</w:t>
+              <w:t>Cobertura directa: módulos M3 y M4</w:t>
             </w:r>
           </w:p>
         </w:tc>
@@ -7421,7 +3643,7 @@
               <w:rPr>
                 <w:sz w:val="18"/>
               </w:rPr>
-              <w:t>Cobertura directa: módulos M07, M08 y M11</w:t>
+              <w:t>Cobertura directa: módulos M3 y M5</w:t>
             </w:r>
           </w:p>
         </w:tc>
@@ -7450,7 +3672,7 @@
               <w:rPr>
                 <w:sz w:val="18"/>
               </w:rPr>
-              <w:t>Cobertura directa: módulos M08, M09 y M10</w:t>
+              <w:t>Cobertura directa: módulos M3 y M4</w:t>
             </w:r>
           </w:p>
         </w:tc>
@@ -7481,7 +3703,7 @@
               <w:rPr>
                 <w:sz w:val="18"/>
               </w:rPr>
-              <w:t>Cobertura directa: módulo M10</w:t>
+              <w:t>Cobertura directa: módulo M4</w:t>
             </w:r>
           </w:p>
         </w:tc>
@@ -7510,7 +3732,7 @@
               <w:rPr>
                 <w:sz w:val="18"/>
               </w:rPr>
-              <w:t>Cobertura directa: módulo M06</w:t>
+              <w:t>Cobertura directa: módulo M2</w:t>
             </w:r>
           </w:p>
         </w:tc>
@@ -7541,7 +3763,7 @@
               <w:rPr>
                 <w:sz w:val="18"/>
               </w:rPr>
-              <w:t>Cobertura directa: módulo M05</w:t>
+              <w:t>Cobertura directa: módulo M2</w:t>
             </w:r>
           </w:p>
         </w:tc>
@@ -7601,7 +3823,7 @@
               <w:rPr>
                 <w:sz w:val="18"/>
               </w:rPr>
-              <w:t>Cobertura directa: módulos M11 y M12</w:t>
+              <w:t>Cobertura directa: módulos M5 y M6</w:t>
             </w:r>
           </w:p>
         </w:tc>

--- a/Postgrado_Kubernetes_Platform_Engineering.docx
+++ b/Postgrado_Kubernetes_Platform_Engineering.docx
@@ -590,7 +590,7 @@
               <w:rPr>
                 <w:sz w:val="20"/>
               </w:rPr>
-              <w:t>1.5 ECTS · 12h</w:t>
+              <w:t>1.5 ECTS · 6h</w:t>
             </w:r>
           </w:p>
         </w:tc>
@@ -768,7 +768,7 @@
               <w:rPr>
                 <w:sz w:val="20"/>
               </w:rPr>
-              <w:t>2 ECTS · 15h</w:t>
+              <w:t>2 ECTS · 18h</w:t>
             </w:r>
           </w:p>
         </w:tc>
@@ -813,7 +813,7 @@
               <w:rPr>
                 <w:sz w:val="20"/>
               </w:rPr>
-              <w:t>2 ECTS · 15h</w:t>
+              <w:t>2 ECTS · 18h</w:t>
             </w:r>
           </w:p>
         </w:tc>
@@ -945,7 +945,7 @@
                 <w:color w:val="1A56DB"/>
                 <w:sz w:val="22"/>
               </w:rPr>
-              <w:t>M1 | 1.5 ECTS · 12h</w:t>
+              <w:t>M1 | 1.5 ECTS · 6h</w:t>
             </w:r>
             <w:r>
               <w:rPr>
@@ -963,7 +963,7 @@
                 <w:color w:val="4B5563"/>
                 <w:sz w:val="20"/>
               </w:rPr>
-              <w:t>Contextualización del movimiento DevOps y su evolución hacia Platform Engineering. Competencias de programación asistidas por inteligencia artificial en Bash, Python y Go orientadas a la automatización de infraestructura, desarrollo de CLIs y construcción de controladores para Kubernetes.</w:t>
+              <w:t>Contextualización del movimiento DevOps y su evolución hacia Platform Engineering. Competencias de programación asistidas por inteligencia artificial en Bash y Python orientadas a la automatización de infraestructura y desarrollo de CLIs. Go se introduce más adelante (M6), en el contexto de construcción de controladores para Kubernetes.</w:t>
             </w:r>
           </w:p>
           <w:p>
@@ -1097,7 +1097,7 @@
                 <w:color w:val="1A56DB"/>
                 <w:sz w:val="20"/>
               </w:rPr>
-              <w:t>▸ Programación para Infraestructura: Bash, Python y Go (asistida por IA)</w:t>
+              <w:t>▸ Bash y Python para DevOps (asistida por IA)</w:t>
             </w:r>
           </w:p>
           <w:p>
@@ -1121,7 +1121,7 @@
                 <w:color w:val="1F2A37"/>
                 <w:sz w:val="18"/>
               </w:rPr>
-              <w:t xml:space="preserve">     ›  Bash scripting avanzado: variables, estructuras de control, funciones, arrays y manejo de errores</w:t>
+              <w:t xml:space="preserve">     ›  Bash scripting: variables, estructuras de control, funciones, arrays y manejo de errores</w:t>
             </w:r>
           </w:p>
           <w:p>
@@ -1133,7 +1133,7 @@
                 <w:color w:val="1F2A37"/>
                 <w:sz w:val="18"/>
               </w:rPr>
-              <w:t xml:space="preserve">     ›  Automatización de sistema: gestión de procesos, pipes, redirecciones, grep/sed/awk/jq/yq, cron y Makefiles</w:t>
+              <w:t xml:space="preserve">     ›  Automatización de sistema: pipes, redirecciones, grep/sed/awk/jq/yq, cron y Makefiles</w:t>
             </w:r>
           </w:p>
           <w:p>
@@ -1169,55 +1169,7 @@
                 <w:color w:val="1F2A37"/>
                 <w:sz w:val="18"/>
               </w:rPr>
-              <w:t xml:space="preserve">     ›  Go: sintaxis, tipos, structs, interfaces, goroutines, channels y manejo de errores idiomático</w:t>
-            </w:r>
-          </w:p>
-          <w:p>
-            <w:pPr>
-              <w:spacing w:before="10" w:after="10"/>
-            </w:pPr>
-            <w:r>
-              <w:rPr>
-                <w:color w:val="1F2A37"/>
-                <w:sz w:val="18"/>
-              </w:rPr>
-              <w:t xml:space="preserve">     ›  Go para infraestructura: desarrollo de CLIs con cobra/viper y cliente Kubernetes (client-go)</w:t>
-            </w:r>
-          </w:p>
-          <w:p>
-            <w:pPr>
-              <w:spacing w:before="10" w:after="10"/>
-            </w:pPr>
-            <w:r>
-              <w:rPr>
-                <w:color w:val="1F2A37"/>
-                <w:sz w:val="18"/>
-              </w:rPr>
-              <w:t xml:space="preserve">     ›  Patrones de desarrollo de controladores y operators en Go: reconciliation loop e informers</w:t>
-            </w:r>
-          </w:p>
-          <w:p>
-            <w:pPr>
-              <w:spacing w:before="10" w:after="10"/>
-            </w:pPr>
-            <w:r>
-              <w:rPr>
-                <w:color w:val="1F2A37"/>
-                <w:sz w:val="18"/>
-              </w:rPr>
-              <w:t xml:space="preserve">     ›  Testing en Go: unit tests, table-driven tests, mocks con testify e integración con CI</w:t>
-            </w:r>
-          </w:p>
-          <w:p>
-            <w:pPr>
-              <w:spacing w:before="10" w:after="10"/>
-            </w:pPr>
-            <w:r>
-              <w:rPr>
-                <w:color w:val="1F2A37"/>
-                <w:sz w:val="18"/>
-              </w:rPr>
-              <w:t xml:space="preserve">     ›  Herramientas de desarrollo: Makefile, direnv, pre-commit hooks y linters (golangci-lint, ruff)</w:t>
+              <w:t xml:space="preserve">     ›  Calidad de código: linting con ruff, type checking con mypy, pre-commit hooks</w:t>
             </w:r>
           </w:p>
         </w:tc>
@@ -2392,7 +2344,7 @@
                 <w:color w:val="1F2A37"/>
                 <w:sz w:val="18"/>
               </w:rPr>
-              <w:t xml:space="preserve">     ›  Helm: charts, templates, values, hooks, repositorios, helm-secrets y helm-diff</w:t>
+              <w:t xml:space="preserve">     ›  Kustomize: bases, overlays, patches, generators y transformers. 2 ejemplos prácticos (dev/prod)</w:t>
             </w:r>
           </w:p>
           <w:p>
@@ -2404,7 +2356,7 @@
                 <w:color w:val="1F2A37"/>
                 <w:sz w:val="18"/>
               </w:rPr>
-              <w:t xml:space="preserve">     ›  Kustomize: bases, overlays, patches, generators y transformers. Helm + Kustomize</w:t>
+              <w:t xml:space="preserve">     ›  Helm: charts, templates, values, hooks. El catálogo de Helm (Artifact Hub) como ecosistema de distribución</w:t>
             </w:r>
           </w:p>
           <w:p>
@@ -2416,7 +2368,7 @@
                 <w:color w:val="1F2A37"/>
                 <w:sz w:val="18"/>
               </w:rPr>
-              <w:t xml:space="preserve">     ›  Patrón Operator: CRDs, controller loop, Operator Lifecycle Manager, niveles de madurez</w:t>
+              <w:t xml:space="preserve">     ›  Helm + Kustomize: helm-secrets, helm-diff. Combinar render de Helm con overlays Kustomize por entorno</w:t>
             </w:r>
           </w:p>
           <w:p>
@@ -2428,7 +2380,7 @@
                 <w:color w:val="1F2A37"/>
                 <w:sz w:val="18"/>
               </w:rPr>
-              <w:t xml:space="preserve">     ›  Operators de referencia: cert-manager, Prometheus Operator, Strimzi, Crossplane</w:t>
+              <w:t xml:space="preserve">     ›  Caso real: charts que despliegan operators (kube-prometheus-stack, Grafana Operator). Se profundiza en la Sesión 24</w:t>
             </w:r>
           </w:p>
           <w:p>
@@ -2632,7 +2584,7 @@
                 <w:color w:val="1A56DB"/>
                 <w:sz w:val="22"/>
               </w:rPr>
-              <w:t>M5 | 2 ECTS · 15h</w:t>
+              <w:t>M5 | 2 ECTS · 18h</w:t>
             </w:r>
             <w:r>
               <w:rPr>
@@ -2650,7 +2602,7 @@
                 <w:color w:val="4B5563"/>
                 <w:sz w:val="20"/>
               </w:rPr>
-              <w:t>Stack de observabilidad completo: Prometheus, Grafana (Loki, Tempo, Mimir), OpenTelemetry. GitOps con ArgoCD y Prow. Pipelines con Tekton. Networking avanzado con Traefik e Istio (service mesh). Estrategias de despliegue (canary, blue/green) con Argo Rollouts. Escalado de workloads (HPA, VPA, KEDA, Karpenter).</w:t>
+              <w:t>Stack de observabilidad completo: Prometheus, Grafana (Loki, Tempo, Mimir), OpenTelemetry, repartido en 3 sesiones (métricas, logs, trazas+correlación) para un ritmo sostenible. GitOps con ArgoCD y Prow. Pipelines con Tekton. Networking avanzado con Traefik e Istio (service mesh). Estrategias de despliegue (canary, blue/green) con Argo Rollouts. Escalado de workloads (HPA, VPA, KEDA, Karpenter).</w:t>
             </w:r>
           </w:p>
           <w:p>
@@ -2663,7 +2615,7 @@
                 <w:color w:val="1A56DB"/>
                 <w:sz w:val="20"/>
               </w:rPr>
-              <w:t>▸ Observabilidad</w:t>
+              <w:t>▸ Observabilidad (I): Métricas</w:t>
             </w:r>
           </w:p>
           <w:p>
@@ -2704,14 +2656,15 @@
           </w:p>
           <w:p>
             <w:pPr>
-              <w:spacing w:before="10" w:after="10"/>
+              <w:spacing w:before="40" w:after="20"/>
             </w:pPr>
             <w:r>
               <w:rPr>
-                <w:color w:val="1F2A37"/>
-                <w:sz w:val="18"/>
-              </w:rPr>
-              <w:t xml:space="preserve">     ›  Grafana: datasources, dashboards, variables, alerting. Grafana as Code (grafonnet, Terraform)</w:t>
+                <w:b/>
+                <w:color w:val="1A56DB"/>
+                <w:sz w:val="20"/>
+              </w:rPr>
+              <w:t>▸ Observabilidad (II): Grafana y Logs</w:t>
             </w:r>
           </w:p>
           <w:p>
@@ -2723,7 +2676,7 @@
                 <w:color w:val="1F2A37"/>
                 <w:sz w:val="18"/>
               </w:rPr>
-              <w:t xml:space="preserve">     ›  Grafana stack: Loki (logs), Tempo (trazas), Mimir (métricas), Alloy (collector)</w:t>
+              <w:t xml:space="preserve">     ›  Grafana: datasources, dashboards, variables, alerting. Grafana as Code (grafonnet, Terraform)</w:t>
             </w:r>
           </w:p>
           <w:p>
@@ -2735,7 +2688,7 @@
                 <w:color w:val="1F2A37"/>
                 <w:sz w:val="18"/>
               </w:rPr>
-              <w:t xml:space="preserve">     ›  OpenTelemetry: especificación OTLP, Collector pipelines, auto-instrumentación en Kubernetes</w:t>
+              <w:t xml:space="preserve">     ›  Loki: arquitectura, LogQL (mismo modelo mental que PromQL), labels vs indexación de texto completo</w:t>
             </w:r>
           </w:p>
           <w:p>
@@ -2747,7 +2700,92 @@
                 <w:color w:val="1F2A37"/>
                 <w:sz w:val="18"/>
               </w:rPr>
-              <w:t xml:space="preserve">     ›  Stack completo: Prometheus + Grafana + Loki + Tempo + OTel Collector integrados</w:t>
+              <w:t xml:space="preserve">     ›  Promtail: recolección de logs de los Pods y envío a Loki</w:t>
+            </w:r>
+          </w:p>
+          <w:p>
+            <w:pPr>
+              <w:spacing w:before="10" w:after="10"/>
+            </w:pPr>
+            <w:r>
+              <w:rPr>
+                <w:color w:val="1F2A37"/>
+                <w:sz w:val="18"/>
+              </w:rPr>
+              <w:t xml:space="preserve">     ›  Grafana Explore: consulta y filtrado de logs por label en tiempo real</w:t>
+            </w:r>
+          </w:p>
+          <w:p>
+            <w:pPr>
+              <w:spacing w:before="40" w:after="20"/>
+            </w:pPr>
+            <w:r>
+              <w:rPr>
+                <w:b/>
+                <w:color w:val="1A56DB"/>
+                <w:sz w:val="20"/>
+              </w:rPr>
+              <w:t>▸ Observabilidad (III): OpenTelemetry, Tempo y Correlación</w:t>
+            </w:r>
+          </w:p>
+          <w:p>
+            <w:pPr>
+              <w:spacing w:before="10" w:after="10"/>
+            </w:pPr>
+            <w:r>
+              <w:rPr>
+                <w:color w:val="1F2A37"/>
+                <w:sz w:val="18"/>
+              </w:rPr>
+              <w:t xml:space="preserve">     ›  OpenTelemetry: especificación OTLP, SDK, auto-instrumentación de la app sin tocar código</w:t>
+            </w:r>
+          </w:p>
+          <w:p>
+            <w:pPr>
+              <w:spacing w:before="10" w:after="10"/>
+            </w:pPr>
+            <w:r>
+              <w:rPr>
+                <w:color w:val="1F2A37"/>
+                <w:sz w:val="18"/>
+              </w:rPr>
+              <w:t xml:space="preserve">     ›  OpenTelemetry Collector: pipeline de receivers, processors y exporters</w:t>
+            </w:r>
+          </w:p>
+          <w:p>
+            <w:pPr>
+              <w:spacing w:before="10" w:after="10"/>
+            </w:pPr>
+            <w:r>
+              <w:rPr>
+                <w:color w:val="1F2A37"/>
+                <w:sz w:val="18"/>
+              </w:rPr>
+              <w:t xml:space="preserve">     ›  Tempo: backend de trazas distribuidas, trace ID, spans, integración con Grafana</w:t>
+            </w:r>
+          </w:p>
+          <w:p>
+            <w:pPr>
+              <w:spacing w:before="10" w:after="10"/>
+            </w:pPr>
+            <w:r>
+              <w:rPr>
+                <w:color w:val="1F2A37"/>
+                <w:sz w:val="18"/>
+              </w:rPr>
+              <w:t xml:space="preserve">     ›  Mimir: métricas a escala/federadas (mención breve, complementa Prometheus de la Sesión 19)</w:t>
+            </w:r>
+          </w:p>
+          <w:p>
+            <w:pPr>
+              <w:spacing w:before="10" w:after="10"/>
+            </w:pPr>
+            <w:r>
+              <w:rPr>
+                <w:color w:val="1F2A37"/>
+                <w:sz w:val="18"/>
+              </w:rPr>
+              <w:t xml:space="preserve">     ›  Correlación end-to-end: exemplars, salto métrica→traza→logs en un mismo dashboard</w:t>
             </w:r>
           </w:p>
           <w:p>
@@ -3061,7 +3099,7 @@
                 <w:color w:val="1A56DB"/>
                 <w:sz w:val="22"/>
               </w:rPr>
-              <w:t>M6 | 2 ECTS · 15h</w:t>
+              <w:t>M6 | 2 ECTS · 18h</w:t>
             </w:r>
             <w:r>
               <w:rPr>
@@ -3079,7 +3117,68 @@
                 <w:color w:val="4B5563"/>
                 <w:sz w:val="20"/>
               </w:rPr>
-              <w:t>Construcción de operators personalizados con Kubebuilder/Operator SDK. Gestión del ciclo de vida de clústeres con Cluster API. Serverless con Knative. Hosted Control Planes (HyperShift, vCluster, Kamaji). Gestión y despliegue multi-cluster (Istio multicluster, Cilium Cluster Mesh, Submariner) y multi-cloud con Crossplane. Disaster Recovery con Velero.</w:t>
+              <w:t>Go desde cero hasta cliente de la API de Kubernetes, como base para construir operators personalizados con Kubebuilder/Operator SDK. Gestión del ciclo de vida de clústeres con Cluster API. Serverless con Knative. Hosted Control Planes (HyperShift, vCluster, Kamaji). Gestión y despliegue multi-cluster (Istio multicluster, Cilium Cluster Mesh, Submariner) y multi-cloud con Crossplane. Disaster Recovery con Velero.</w:t>
+            </w:r>
+          </w:p>
+          <w:p>
+            <w:pPr>
+              <w:spacing w:before="40" w:after="20"/>
+            </w:pPr>
+            <w:r>
+              <w:rPr>
+                <w:b/>
+                <w:color w:val="1A56DB"/>
+                <w:sz w:val="20"/>
+              </w:rPr>
+              <w:t>▸ Go: de cero a controlador de Kubernetes</w:t>
+            </w:r>
+          </w:p>
+          <w:p>
+            <w:pPr>
+              <w:spacing w:before="10" w:after="10"/>
+            </w:pPr>
+            <w:r>
+              <w:rPr>
+                <w:color w:val="1F2A37"/>
+                <w:sz w:val="18"/>
+              </w:rPr>
+              <w:t xml:space="preserve">     ›  Fundamentos de Go: tipos, structs, interfaces, goroutines, channels, manejo de errores idiomático</w:t>
+            </w:r>
+          </w:p>
+          <w:p>
+            <w:pPr>
+              <w:spacing w:before="10" w:after="10"/>
+            </w:pPr>
+            <w:r>
+              <w:rPr>
+                <w:color w:val="1F2A37"/>
+                <w:sz w:val="18"/>
+              </w:rPr>
+              <w:t xml:space="preserve">     ›  client-go: clientset, kubeconfig, serialización, listar/filtrar/crear recursos de la API</w:t>
+            </w:r>
+          </w:p>
+          <w:p>
+            <w:pPr>
+              <w:spacing w:before="10" w:after="10"/>
+            </w:pPr>
+            <w:r>
+              <w:rPr>
+                <w:color w:val="1F2A37"/>
+                <w:sz w:val="18"/>
+              </w:rPr>
+              <w:t xml:space="preserve">     ›  controller-runtime: reconciliation loop, informers, predicates (fundamentos, sin construir el operator todavía)</w:t>
+            </w:r>
+          </w:p>
+          <w:p>
+            <w:pPr>
+              <w:spacing w:before="10" w:after="10"/>
+            </w:pPr>
+            <w:r>
+              <w:rPr>
+                <w:color w:val="1F2A37"/>
+                <w:sz w:val="18"/>
+              </w:rPr>
+              <w:t xml:space="preserve">     ›  CLIs y tooling: cobra/viper, logging estructurado, go test, mocks con testify, golangci-lint</w:t>
             </w:r>
           </w:p>
           <w:p>

--- a/Postgrado_Kubernetes_Platform_Engineering.docx
+++ b/Postgrado_Kubernetes_Platform_Engineering.docx
@@ -635,7 +635,7 @@
               <w:rPr>
                 <w:sz w:val="20"/>
               </w:rPr>
-              <w:t>1 ECTS · 12h</w:t>
+              <w:t>1 ECTS · 9h</w:t>
             </w:r>
           </w:p>
         </w:tc>
@@ -768,7 +768,7 @@
               <w:rPr>
                 <w:sz w:val="20"/>
               </w:rPr>
-              <w:t>2 ECTS · 18h</w:t>
+              <w:t>2 ECTS · 21h</w:t>
             </w:r>
           </w:p>
         </w:tc>
@@ -1204,7 +1204,7 @@
                 <w:color w:val="1A56DB"/>
                 <w:sz w:val="22"/>
               </w:rPr>
-              <w:t>M2 | 1 ECTS · 12h</w:t>
+              <w:t>M2 | 1 ECTS · 9h</w:t>
             </w:r>
             <w:r>
               <w:rPr>
@@ -1222,7 +1222,7 @@
                 <w:color w:val="4B5563"/>
                 <w:sz w:val="20"/>
               </w:rPr>
-              <w:t>Recursos fundamentales de AWS, Azure y GCP (computación, redes, almacenamiento, identidad y servicios gestionados). Terraform como herramienta central de aprovisionamiento declarativo multi-cloud: HCL, gestión del estado, módulos, testing y CI/CD. Redes, DNS y CDNs con Cloudflare. Control de versiones avanzado con Git.</w:t>
+              <w:t>Infraestructura cloud básica con Terraform/OpenTofu integrado en tres sesiones. AWS como caso principal; Azure y GCP como transferencia del mismo patrón, con ejemplos preparados. Identidad, redes, máquinas virtuales y almacenamiento. Comparación breve con Pulumi, sin laboratorio propio. Kubernetes gestionado y su aprovisionamiento se abordan en M4.</w:t>
             </w:r>
           </w:p>
           <w:p>
@@ -1235,7 +1235,7 @@
                 <w:color w:val="1A56DB"/>
                 <w:sz w:val="20"/>
               </w:rPr>
-              <w:t>▸ Redes, DNS y CDN con Cloudflare</w:t>
+              <w:t>▸ AWS y fundamentos de Terraform/OpenTofu</w:t>
             </w:r>
           </w:p>
           <w:p>
@@ -1247,7 +1247,7 @@
                 <w:color w:val="1F2A37"/>
                 <w:sz w:val="18"/>
               </w:rPr>
-              <w:t xml:space="preserve">     ›  Revisión de fundamentos TCP/IP, UDP, TLS 1.3/mTLS, HTTP/2 y HTTP/3 (QUIC)</w:t>
+              <w:t xml:space="preserve">     ›  AWS: IAM, regiones y zonas, VPC, subredes, Security Groups, EC2 y S3; contexto de ECR</w:t>
             </w:r>
           </w:p>
           <w:p>
@@ -1259,7 +1259,7 @@
                 <w:color w:val="1F2A37"/>
                 <w:sz w:val="18"/>
               </w:rPr>
-              <w:t xml:space="preserve">     ›  DNS: resolución recursiva e iterativa, registros (A, AAAA, CNAME, TXT, SRV, NS), TTL y propagación</w:t>
+              <w:t xml:space="preserve">     ›  Fundamentos IaC: declarativo, idempotencia y drift; Terraform/OpenTofu, HCL, provider y recursos</w:t>
             </w:r>
           </w:p>
           <w:p>
@@ -1271,7 +1271,20 @@
                 <w:color w:val="1F2A37"/>
                 <w:sz w:val="18"/>
               </w:rPr>
-              <w:t xml:space="preserve">     ›  DNS avanzado: DNSSEC, DNS-over-HTTPS, split-horizon DNS y service discovery basado en DNS</w:t>
+              <w:t xml:space="preserve">     ›  Caso práctico común: red, máquina virtual y almacenamiento; init, plan, apply y destroy; permisos y control de costes</w:t>
+            </w:r>
+          </w:p>
+          <w:p>
+            <w:pPr>
+              <w:spacing w:before="40" w:after="20"/>
+            </w:pPr>
+            <w:r>
+              <w:rPr>
+                <w:b/>
+                <w:color w:val="1A56DB"/>
+                <w:sz w:val="20"/>
+              </w:rPr>
+              <w:t>▸ Azure e IaC: equivalencias y módulos</w:t>
             </w:r>
           </w:p>
           <w:p>
@@ -1283,7 +1296,7 @@
                 <w:color w:val="1F2A37"/>
                 <w:sz w:val="18"/>
               </w:rPr>
-              <w:t xml:space="preserve">     ›  CDN: arquitectura, edge caching, routing geográfico, invalidación y cache-control headers</w:t>
+              <w:t xml:space="preserve">     ›  Azure: Entra ID, suscripciones, grupos de recursos, Managed Identities, VNet, NSG, máquinas virtuales y Blob Storage; contexto de ACR</w:t>
             </w:r>
           </w:p>
           <w:p>
@@ -1295,7 +1308,7 @@
                 <w:color w:val="1F2A37"/>
                 <w:sz w:val="18"/>
               </w:rPr>
-              <w:t xml:space="preserve">     ›  Cloudflare: DNS authoritative, Cloudflare Tunnel, Workers, WAF, DDoS protection y R2</w:t>
+              <w:t xml:space="preserve">     ›  Transferencia del caso AWS a Azure con configuración preparada: equivalencias y diferencias</w:t>
             </w:r>
           </w:p>
           <w:p>
@@ -1307,7 +1320,20 @@
                 <w:color w:val="1F2A37"/>
                 <w:sz w:val="18"/>
               </w:rPr>
-              <w:t xml:space="preserve">     ›  Certificados TLS: PKI, cadena de confianza, ACME protocol y automatización con Let's Encrypt</w:t>
+              <w:t xml:space="preserve">     ›  Terraform/OpenTofu: variables, outputs y uso de módulos existentes; sin diseño avanzado de módulos propios</w:t>
+            </w:r>
+          </w:p>
+          <w:p>
+            <w:pPr>
+              <w:spacing w:before="40" w:after="20"/>
+            </w:pPr>
+            <w:r>
+              <w:rPr>
+                <w:b/>
+                <w:color w:val="1A56DB"/>
+                <w:sz w:val="20"/>
+              </w:rPr>
+              <w:t>▸ GCP e IaC: estado y comparativa multicloud</w:t>
             </w:r>
           </w:p>
           <w:p>
@@ -1319,20 +1345,7 @@
                 <w:color w:val="1F2A37"/>
                 <w:sz w:val="18"/>
               </w:rPr>
-              <w:t xml:space="preserve">     ›  Load balancing: algoritmos, health checks, session persistence y global load balancing</w:t>
-            </w:r>
-          </w:p>
-          <w:p>
-            <w:pPr>
-              <w:spacing w:before="40" w:after="20"/>
-            </w:pPr>
-            <w:r>
-              <w:rPr>
-                <w:b/>
-                <w:color w:val="1A56DB"/>
-                <w:sz w:val="20"/>
-              </w:rPr>
-              <w:t>▸ Control de Versiones Avanzado con Git</w:t>
+              <w:t xml:space="preserve">     ›  GCP: proyectos, cuentas de servicio, IAM, VPC, firewall, Compute Engine y Cloud Storage; contexto de Artifact Registry</w:t>
             </w:r>
           </w:p>
           <w:p>
@@ -1344,7 +1357,7 @@
                 <w:color w:val="1F2A37"/>
                 <w:sz w:val="18"/>
               </w:rPr>
-              <w:t xml:space="preserve">     ›  Arquitectura interna de Git: objects (blob, tree, commit, tag), refs, packfiles, reflog y garbage collection</w:t>
+              <w:t xml:space="preserve">     ›  Transferencia del mismo caso a GCP con configuración preparada; comparación de identidad, redes, permisos y portabilidad</w:t>
             </w:r>
           </w:p>
           <w:p>
@@ -1356,7 +1369,7 @@
                 <w:color w:val="1F2A37"/>
                 <w:sz w:val="18"/>
               </w:rPr>
-              <w:t xml:space="preserve">     ›  Estrategias de branching: Git Flow, GitHub Flow, trunk-based development y comparativa práctica</w:t>
+              <w:t xml:space="preserve">     ›  Terraform/OpenTofu: estado local y remoto, locking según backend y protección del estado y de las credenciales</w:t>
             </w:r>
           </w:p>
           <w:p>
@@ -1368,405 +1381,7 @@
                 <w:color w:val="1F2A37"/>
                 <w:sz w:val="18"/>
               </w:rPr>
-              <w:t xml:space="preserve">     ›  Rebases interactivos: squash, fixup, reword, edit y reordenación de commits</w:t>
-            </w:r>
-          </w:p>
-          <w:p>
-            <w:pPr>
-              <w:spacing w:before="10" w:after="10"/>
-            </w:pPr>
-            <w:r>
-              <w:rPr>
-                <w:color w:val="1F2A37"/>
-                <w:sz w:val="18"/>
-              </w:rPr>
-              <w:t xml:space="preserve">     ›  Resolución de conflictos: estrategias de merge (recursive, ort), rerere, git mergetool y best practices</w:t>
-            </w:r>
-          </w:p>
-          <w:p>
-            <w:pPr>
-              <w:spacing w:before="10" w:after="10"/>
-            </w:pPr>
-            <w:r>
-              <w:rPr>
-                <w:color w:val="1F2A37"/>
-                <w:sz w:val="18"/>
-              </w:rPr>
-              <w:t xml:space="preserve">     ›  Gestión de ramas: naming conventions, branch protection rules, CODEOWNERS y cleanup automático</w:t>
-            </w:r>
-          </w:p>
-          <w:p>
-            <w:pPr>
-              <w:spacing w:before="10" w:after="10"/>
-            </w:pPr>
-            <w:r>
-              <w:rPr>
-                <w:color w:val="1F2A37"/>
-                <w:sz w:val="18"/>
-              </w:rPr>
-              <w:t xml:space="preserve">     ›  Pull Requests y code review: merge strategies (merge, squash, rebase), signed commits y draft PRs</w:t>
-            </w:r>
-          </w:p>
-          <w:p>
-            <w:pPr>
-              <w:spacing w:before="10" w:after="10"/>
-            </w:pPr>
-            <w:r>
-              <w:rPr>
-                <w:color w:val="1F2A37"/>
-                <w:sz w:val="18"/>
-              </w:rPr>
-              <w:t xml:space="preserve">     ›  Git hooks: pre-commit, commit-msg, post-merge y automatización con pre-commit framework</w:t>
-            </w:r>
-          </w:p>
-          <w:p>
-            <w:pPr>
-              <w:spacing w:before="10" w:after="10"/>
-            </w:pPr>
-            <w:r>
-              <w:rPr>
-                <w:color w:val="1F2A37"/>
-                <w:sz w:val="18"/>
-              </w:rPr>
-              <w:t xml:space="preserve">     ›  Monorepos: estrategias, herramientas (Nx, Turborepo) y gestión de dependencias</w:t>
-            </w:r>
-          </w:p>
-          <w:p>
-            <w:pPr>
-              <w:spacing w:before="10" w:after="10"/>
-            </w:pPr>
-            <w:r>
-              <w:rPr>
-                <w:color w:val="1F2A37"/>
-                <w:sz w:val="18"/>
-              </w:rPr>
-              <w:t xml:space="preserve">     ›  Operaciones avanzadas: git bisect, git worktree, submodules, subtrees y sparse-checkout</w:t>
-            </w:r>
-          </w:p>
-          <w:p>
-            <w:pPr>
-              <w:spacing w:before="40" w:after="20"/>
-            </w:pPr>
-            <w:r>
-              <w:rPr>
-                <w:b/>
-                <w:color w:val="1A56DB"/>
-                <w:sz w:val="20"/>
-              </w:rPr>
-              <w:t>▸ Cloud Computing: AWS, Azure y GCP</w:t>
-            </w:r>
-          </w:p>
-          <w:p>
-            <w:pPr>
-              <w:spacing w:before="10" w:after="10"/>
-            </w:pPr>
-            <w:r>
-              <w:rPr>
-                <w:color w:val="1F2A37"/>
-                <w:sz w:val="18"/>
-              </w:rPr>
-              <w:t xml:space="preserve">     ›  AWS · IAM: users, roles, policies, OIDC federation, IRSA y AWS SSO</w:t>
-            </w:r>
-          </w:p>
-          <w:p>
-            <w:pPr>
-              <w:spacing w:before="10" w:after="10"/>
-            </w:pPr>
-            <w:r>
-              <w:rPr>
-                <w:color w:val="1F2A37"/>
-                <w:sz w:val="18"/>
-              </w:rPr>
-              <w:t xml:space="preserve">     ›  AWS · Computación: EC2 (instance types, AMIs, user-data), Auto Scaling Groups, Lambda</w:t>
-            </w:r>
-          </w:p>
-          <w:p>
-            <w:pPr>
-              <w:spacing w:before="10" w:after="10"/>
-            </w:pPr>
-            <w:r>
-              <w:rPr>
-                <w:color w:val="1F2A37"/>
-                <w:sz w:val="18"/>
-              </w:rPr>
-              <w:t xml:space="preserve">     ›  AWS · Redes: VPC, subnets públicas/privadas, Security Groups, ALB/NLB, Route 53 y PrivateLink</w:t>
-            </w:r>
-          </w:p>
-          <w:p>
-            <w:pPr>
-              <w:spacing w:before="10" w:after="10"/>
-            </w:pPr>
-            <w:r>
-              <w:rPr>
-                <w:color w:val="1F2A37"/>
-                <w:sz w:val="18"/>
-              </w:rPr>
-              <w:t xml:space="preserve">     ›  AWS · Almacenamiento: S3 (lifecycle, versioning), EBS, EFS y ECR</w:t>
-            </w:r>
-          </w:p>
-          <w:p>
-            <w:pPr>
-              <w:spacing w:before="10" w:after="10"/>
-            </w:pPr>
-            <w:r>
-              <w:rPr>
-                <w:color w:val="1F2A37"/>
-                <w:sz w:val="18"/>
-              </w:rPr>
-              <w:t xml:space="preserve">     ›  AWS · Servicios gestionados: RDS, DynamoDB, SQS, CloudWatch y Secrets Manager</w:t>
-            </w:r>
-          </w:p>
-          <w:p>
-            <w:pPr>
-              <w:spacing w:before="10" w:after="10"/>
-            </w:pPr>
-            <w:r>
-              <w:rPr>
-                <w:color w:val="1F2A37"/>
-                <w:sz w:val="18"/>
-              </w:rPr>
-              <w:t xml:space="preserve">     ›  Azure · IAM: Entra ID, Managed Identities, RBAC y Azure Key Vault</w:t>
-            </w:r>
-          </w:p>
-          <w:p>
-            <w:pPr>
-              <w:spacing w:before="10" w:after="10"/>
-            </w:pPr>
-            <w:r>
-              <w:rPr>
-                <w:color w:val="1F2A37"/>
-                <w:sz w:val="18"/>
-              </w:rPr>
-              <w:t xml:space="preserve">     ›  Azure · Computación: VMs, VMSS, Azure Functions y Azure Container Apps</w:t>
-            </w:r>
-          </w:p>
-          <w:p>
-            <w:pPr>
-              <w:spacing w:before="10" w:after="10"/>
-            </w:pPr>
-            <w:r>
-              <w:rPr>
-                <w:color w:val="1F2A37"/>
-                <w:sz w:val="18"/>
-              </w:rPr>
-              <w:t xml:space="preserve">     ›  Azure · Redes: VNet, subnets, NSG, Load Balancer, Application Gateway y Azure DNS</w:t>
-            </w:r>
-          </w:p>
-          <w:p>
-            <w:pPr>
-              <w:spacing w:before="10" w:after="10"/>
-            </w:pPr>
-            <w:r>
-              <w:rPr>
-                <w:color w:val="1F2A37"/>
-                <w:sz w:val="18"/>
-              </w:rPr>
-              <w:t xml:space="preserve">     ›  Azure · Almacenamiento: Blob Storage, Azure Files, Managed Disks y ACR</w:t>
-            </w:r>
-          </w:p>
-          <w:p>
-            <w:pPr>
-              <w:spacing w:before="10" w:after="10"/>
-            </w:pPr>
-            <w:r>
-              <w:rPr>
-                <w:color w:val="1F2A37"/>
-                <w:sz w:val="18"/>
-              </w:rPr>
-              <w:t xml:space="preserve">     ›  Azure · Servicios gestionados: Azure SQL, Cosmos DB, Service Bus y Azure Monitor</w:t>
-            </w:r>
-          </w:p>
-          <w:p>
-            <w:pPr>
-              <w:spacing w:before="10" w:after="10"/>
-            </w:pPr>
-            <w:r>
-              <w:rPr>
-                <w:color w:val="1F2A37"/>
-                <w:sz w:val="18"/>
-              </w:rPr>
-              <w:t xml:space="preserve">     ›  GCP · IAM: Service Accounts, Workload Identity, org policies y Cloud Audit Logs</w:t>
-            </w:r>
-          </w:p>
-          <w:p>
-            <w:pPr>
-              <w:spacing w:before="10" w:after="10"/>
-            </w:pPr>
-            <w:r>
-              <w:rPr>
-                <w:color w:val="1F2A37"/>
-                <w:sz w:val="18"/>
-              </w:rPr>
-              <w:t xml:space="preserve">     ›  GCP · Computación: Compute Engine, Cloud Functions y Cloud Run</w:t>
-            </w:r>
-          </w:p>
-          <w:p>
-            <w:pPr>
-              <w:spacing w:before="10" w:after="10"/>
-            </w:pPr>
-            <w:r>
-              <w:rPr>
-                <w:color w:val="1F2A37"/>
-                <w:sz w:val="18"/>
-              </w:rPr>
-              <w:t xml:space="preserve">     ›  GCP · Redes: VPC, Firewall Rules, Cloud NAT, Cloud Load Balancing y Cloud DNS</w:t>
-            </w:r>
-          </w:p>
-          <w:p>
-            <w:pPr>
-              <w:spacing w:before="10" w:after="10"/>
-            </w:pPr>
-            <w:r>
-              <w:rPr>
-                <w:color w:val="1F2A37"/>
-                <w:sz w:val="18"/>
-              </w:rPr>
-              <w:t xml:space="preserve">     ›  GCP · Almacenamiento: Cloud Storage, Persistent Disk y Artifact Registry</w:t>
-            </w:r>
-          </w:p>
-          <w:p>
-            <w:pPr>
-              <w:spacing w:before="10" w:after="10"/>
-            </w:pPr>
-            <w:r>
-              <w:rPr>
-                <w:color w:val="1F2A37"/>
-                <w:sz w:val="18"/>
-              </w:rPr>
-              <w:t xml:space="preserve">     ›  GCP · Servicios gestionados: Cloud SQL, Firestore, Pub/Sub y Cloud Monitoring</w:t>
-            </w:r>
-          </w:p>
-          <w:p>
-            <w:pPr>
-              <w:spacing w:before="10" w:after="10"/>
-            </w:pPr>
-            <w:r>
-              <w:rPr>
-                <w:color w:val="1F2A37"/>
-                <w:sz w:val="18"/>
-              </w:rPr>
-              <w:t xml:space="preserve">     ›  Comparativa multi-cloud: estrategias de portabilidad, vendor lock-in y abstracción de recursos</w:t>
-            </w:r>
-          </w:p>
-          <w:p>
-            <w:pPr>
-              <w:spacing w:before="40" w:after="20"/>
-            </w:pPr>
-            <w:r>
-              <w:rPr>
-                <w:b/>
-                <w:color w:val="1A56DB"/>
-                <w:sz w:val="20"/>
-              </w:rPr>
-              <w:t>▸ Infraestructura como Código con Terraform</w:t>
-            </w:r>
-          </w:p>
-          <w:p>
-            <w:pPr>
-              <w:spacing w:before="10" w:after="10"/>
-            </w:pPr>
-            <w:r>
-              <w:rPr>
-                <w:color w:val="1F2A37"/>
-                <w:sz w:val="18"/>
-              </w:rPr>
-              <w:t xml:space="preserve">     ›  Fundamentos de IaC: filosofía declarativa vs imperativa, idempotencia y drift detection</w:t>
-            </w:r>
-          </w:p>
-          <w:p>
-            <w:pPr>
-              <w:spacing w:before="10" w:after="10"/>
-            </w:pPr>
-            <w:r>
-              <w:rPr>
-                <w:color w:val="1F2A37"/>
-                <w:sz w:val="18"/>
-              </w:rPr>
-              <w:t xml:space="preserve">     ›  HCL: sintaxis, tipos de datos, expresiones, funciones y meta-argumentos (count, for_each, depends_on)</w:t>
-            </w:r>
-          </w:p>
-          <w:p>
-            <w:pPr>
-              <w:spacing w:before="10" w:after="10"/>
-            </w:pPr>
-            <w:r>
-              <w:rPr>
-                <w:color w:val="1F2A37"/>
-                <w:sz w:val="18"/>
-              </w:rPr>
-              <w:t xml:space="preserve">     ›  Providers: configuración, autenticación y uso de los providers de AWS, Azure y GCP</w:t>
-            </w:r>
-          </w:p>
-          <w:p>
-            <w:pPr>
-              <w:spacing w:before="10" w:after="10"/>
-            </w:pPr>
-            <w:r>
-              <w:rPr>
-                <w:color w:val="1F2A37"/>
-                <w:sz w:val="18"/>
-              </w:rPr>
-              <w:t xml:space="preserve">     ›  State management: local vs remote state, state locking, backends (S3, GCS, Azure Blob) y workspaces</w:t>
-            </w:r>
-          </w:p>
-          <w:p>
-            <w:pPr>
-              <w:spacing w:before="10" w:after="10"/>
-            </w:pPr>
-            <w:r>
-              <w:rPr>
-                <w:color w:val="1F2A37"/>
-                <w:sz w:val="18"/>
-              </w:rPr>
-              <w:t xml:space="preserve">     ›  Módulos: diseño, versionado, registro público y privado, composición y reusabilidad</w:t>
-            </w:r>
-          </w:p>
-          <w:p>
-            <w:pPr>
-              <w:spacing w:before="10" w:after="10"/>
-            </w:pPr>
-            <w:r>
-              <w:rPr>
-                <w:color w:val="1F2A37"/>
-                <w:sz w:val="18"/>
-              </w:rPr>
-              <w:t xml:space="preserve">     ›  Patrones avanzados: for_each, dynamic blocks, moved blocks, import y workspaces</w:t>
-            </w:r>
-          </w:p>
-          <w:p>
-            <w:pPr>
-              <w:spacing w:before="10" w:after="10"/>
-            </w:pPr>
-            <w:r>
-              <w:rPr>
-                <w:color w:val="1F2A37"/>
-                <w:sz w:val="18"/>
-              </w:rPr>
-              <w:t xml:space="preserve">     ›  Terraform en CI/CD: plan/apply automatizado, Atlantis y GitHub Actions</w:t>
-            </w:r>
-          </w:p>
-          <w:p>
-            <w:pPr>
-              <w:spacing w:before="10" w:after="10"/>
-            </w:pPr>
-            <w:r>
-              <w:rPr>
-                <w:color w:val="1F2A37"/>
-                <w:sz w:val="18"/>
-              </w:rPr>
-              <w:t xml:space="preserve">     ›  Testing de infraestructura: terraform test, tflint, checkov, tfsec y políticas con OPA/Conftest</w:t>
-            </w:r>
-          </w:p>
-          <w:p>
-            <w:pPr>
-              <w:spacing w:before="10" w:after="10"/>
-            </w:pPr>
-            <w:r>
-              <w:rPr>
-                <w:color w:val="1F2A37"/>
-                <w:sz w:val="18"/>
-              </w:rPr>
-              <w:t xml:space="preserve">     ›  Alternativas complementarias: OpenTofu, Pulumi y CDKTF</w:t>
+              <w:t xml:space="preserve">     ›  Pulumi: comparación de 10–15 minutos de HCL frente a Python/Go con un ejemplo equivalente pequeño; también requiere gestión de estado; sin instalación ni laboratorio propio</w:t>
             </w:r>
           </w:p>
         </w:tc>
@@ -2584,7 +2199,7 @@
                 <w:color w:val="1A56DB"/>
                 <w:sz w:val="22"/>
               </w:rPr>
-              <w:t>M5 | 2 ECTS · 18h</w:t>
+              <w:t>M5 | 2 ECTS · 21h</w:t>
             </w:r>
             <w:r>
               <w:rPr>
@@ -2602,7 +2217,7 @@
                 <w:color w:val="4B5563"/>
                 <w:sz w:val="20"/>
               </w:rPr>
-              <w:t>Stack de observabilidad completo: Prometheus, Grafana (Loki, Tempo, Mimir), OpenTelemetry, repartido en 3 sesiones (métricas, logs, trazas+correlación) para un ritmo sostenible. GitOps con ArgoCD y Prow. Pipelines con Tekton. Networking avanzado con Traefik e Istio (service mesh). Estrategias de despliegue (canary, blue/green) con Argo Rollouts. Escalado de workloads (HPA, VPA, KEDA, Karpenter).</w:t>
+              <w:t>Stack de observabilidad completo: Prometheus, Grafana (Loki, Tempo, Mimir), OpenTelemetry, repartido en 3 sesiones (métricas, logs, trazas+correlación) para un ritmo sostenible. Git básico y principios GitOps junto a ArgoCD. Sesión propia de pipelines CI/CD con Prow y Tekton. Networking avanzado con Traefik e Istio (service mesh). Estrategias de despliegue (canary, blue/green) con Argo Rollouts. Escalado de workloads (HPA, VPA, KEDA, Karpenter).</w:t>
             </w:r>
           </w:p>
           <w:p>
@@ -2798,7 +2413,7 @@
                 <w:color w:val="1A56DB"/>
                 <w:sz w:val="20"/>
               </w:rPr>
-              <w:t>▸ GitOps y Pipelines CI/CD</w:t>
+              <w:t>▸ Git y GitOps con ArgoCD</w:t>
             </w:r>
           </w:p>
           <w:p>
@@ -2810,7 +2425,7 @@
                 <w:color w:val="1F2A37"/>
                 <w:sz w:val="18"/>
               </w:rPr>
-              <w:t xml:space="preserve">     ›  Principios GitOps: declarativo, versionado, automatizado, reconciliado. Pull vs Push model</w:t>
+              <w:t xml:space="preserve">     ›  Git para el repositorio de manifiestos: ramas, commits, PR, revisión y conflictos sencillos; sin Git avanzado</w:t>
             </w:r>
           </w:p>
           <w:p>
@@ -2822,7 +2437,7 @@
                 <w:color w:val="1F2A37"/>
                 <w:sz w:val="18"/>
               </w:rPr>
-              <w:t xml:space="preserve">     ›  ArgoCD: Applications, AppProjects, ApplicationSets, sync policies, waves, hooks y RBAC</w:t>
+              <w:t xml:space="preserve">     ›  Principios GitOps: declarativo, versionado, automatizado, reconciliado. Pull vs Push model</w:t>
             </w:r>
           </w:p>
           <w:p>
@@ -2834,7 +2449,7 @@
                 <w:color w:val="1F2A37"/>
                 <w:sz w:val="18"/>
               </w:rPr>
-              <w:t xml:space="preserve">     ›  ArgoCD avanzado: multi-tenancy, SSO, App of Apps, ApplicationSet generators y notifications</w:t>
+              <w:t xml:space="preserve">     ›  ArgoCD: Applications, AppProjects, ApplicationSets, sync policies, waves, hooks y RBAC</w:t>
             </w:r>
           </w:p>
           <w:p>
@@ -2846,7 +2461,44 @@
                 <w:color w:val="1F2A37"/>
                 <w:sz w:val="18"/>
               </w:rPr>
-              <w:t xml:space="preserve">     ›  ArgoCD Image Updater y Argo Rollouts: patrones de Progressive Delivery con análisis automático</w:t>
+              <w:t xml:space="preserve">     ›  ArgoCD avanzado: multi-tenancy, SSO, App of Apps, ApplicationSet generators y notifications</w:t>
+            </w:r>
+          </w:p>
+          <w:p>
+            <w:pPr>
+              <w:spacing w:before="10" w:after="10"/>
+            </w:pPr>
+            <w:r>
+              <w:rPr>
+                <w:color w:val="1F2A37"/>
+                <w:sz w:val="18"/>
+              </w:rPr>
+              <w:t xml:space="preserve">     ›  Práctica: modificar un manifiesto, revisar el PR, sincronizar con ArgoCD y observar la reconciliación</w:t>
+            </w:r>
+          </w:p>
+          <w:p>
+            <w:pPr>
+              <w:spacing w:before="40" w:after="20"/>
+            </w:pPr>
+            <w:r>
+              <w:rPr>
+                <w:b/>
+                <w:color w:val="1A56DB"/>
+                <w:sz w:val="20"/>
+              </w:rPr>
+              <w:t>▸ Pipelines CI/CD: Prow y Tekton</w:t>
+            </w:r>
+          </w:p>
+          <w:p>
+            <w:pPr>
+              <w:spacing w:before="10" w:after="10"/>
+            </w:pPr>
+            <w:r>
+              <w:rPr>
+                <w:color w:val="1F2A37"/>
+                <w:sz w:val="18"/>
+              </w:rPr>
+              <w:t xml:space="preserve">     ›  Git aplicado a CI: cambios y PR como disparadores de validaciones y pipelines</w:t>
             </w:r>
           </w:p>
           <w:p>
